--- a/MagicAppBuilder.docx
+++ b/MagicAppBuilder.docx
@@ -1,6 +1,6 @@
 
 <file path=word/document.xml><?xml version="1.0" encoding="utf-8"?>
-<w:document xmlns:wpc="http://schemas.microsoft.com/office/word/2010/wordprocessingCanvas" xmlns:cx="http://schemas.microsoft.com/office/drawing/2014/chartex" xmlns:cx1="http://schemas.microsoft.com/office/drawing/2015/9/8/chartex" xmlns:cx2="http://schemas.microsoft.com/office/drawing/2015/10/21/chartex" xmlns:cx3="http://schemas.microsoft.com/office/drawing/2016/5/9/chartex" xmlns:cx4="http://schemas.microsoft.com/office/drawing/2016/5/10/chartex" xmlns:cx5="http://schemas.microsoft.com/office/drawing/2016/5/11/chartex" xmlns:cx6="http://schemas.microsoft.com/office/drawing/2016/5/12/chartex" xmlns:cx7="http://schemas.microsoft.com/office/drawing/2016/5/13/chartex" xmlns:cx8="http://schemas.microsoft.com/office/drawing/2016/5/14/chartex" xmlns:mc="http://schemas.openxmlformats.org/markup-compatibility/2006" xmlns:aink="http://schemas.microsoft.com/office/drawing/2016/ink" xmlns:am3d="http://schemas.microsoft.com/office/drawing/2017/model3d" xmlns:o="urn:schemas-microsoft-com:office:office" xmlns:oel="http://schemas.microsoft.com/office/2019/extlst" xmlns:r="http://schemas.openxmlformats.org/officeDocument/2006/relationships" xmlns:m="http://schemas.openxmlformats.org/officeDocument/2006/math" xmlns:v="urn:schemas-microsoft-com:vml" xmlns:wp14="http://schemas.microsoft.com/office/word/2010/wordprocessingDrawing" xmlns:wp="http://schemas.openxmlformats.org/drawingml/2006/wordprocessingDrawing" xmlns:w10="urn:schemas-microsoft-com:office:word" xmlns:w="http://schemas.openxmlformats.org/wordprocessingml/2006/main" xmlns:w14="http://schemas.microsoft.com/office/word/2010/wordml" xmlns:w15="http://schemas.microsoft.com/office/word/2012/wordml" xmlns:w16cex="http://schemas.microsoft.com/office/word/2018/wordml/cex" xmlns:w16cid="http://schemas.microsoft.com/office/word/2016/wordml/cid" xmlns:w16="http://schemas.microsoft.com/office/word/2018/wordml" xmlns:w16du="http://schemas.microsoft.com/office/word/2023/wordml/word16du" xmlns:w16sdtdh="http://schemas.microsoft.com/office/word/2020/wordml/sdtdatahash" xmlns:w16sdtfl="http://schemas.microsoft.com/office/word/2024/wordml/sdtformatlock" xmlns:w16se="http://schemas.microsoft.com/office/word/2015/wordml/symex" xmlns:wpg="http://schemas.microsoft.com/office/word/2010/wordprocessingGroup" xmlns:wpi="http://schemas.microsoft.com/office/word/2010/wordprocessingInk" xmlns:wne="http://schemas.microsoft.com/office/word/2006/wordml" xmlns:wps="http://schemas.microsoft.com/office/word/2010/wordprocessingShape" mc:Ignorable="w14 w15 w16se w16cid w16 w16cex w16sdtdh w16sdtfl w16du wp14">
+<w:document xmlns:wpc="http://schemas.microsoft.com/office/word/2010/wordprocessingCanvas" xmlns:cx="http://schemas.microsoft.com/office/drawing/2014/chartex" xmlns:cx1="http://schemas.microsoft.com/office/drawing/2015/9/8/chartex" xmlns:cx2="http://schemas.microsoft.com/office/drawing/2015/10/21/chartex" xmlns:cx3="http://schemas.microsoft.com/office/drawing/2016/5/9/chartex" xmlns:cx4="http://schemas.microsoft.com/office/drawing/2016/5/10/chartex" xmlns:cx5="http://schemas.microsoft.com/office/drawing/2016/5/11/chartex" xmlns:cx6="http://schemas.microsoft.com/office/drawing/2016/5/12/chartex" xmlns:cx7="http://schemas.microsoft.com/office/drawing/2016/5/13/chartex" xmlns:cx8="http://schemas.microsoft.com/office/drawing/2016/5/14/chartex" xmlns:mc="http://schemas.openxmlformats.org/markup-compatibility/2006" xmlns:aink="http://schemas.microsoft.com/office/drawing/2016/ink" xmlns:am3d="http://schemas.microsoft.com/office/drawing/2017/model3d" xmlns:o="urn:schemas-microsoft-com:office:office" xmlns:oel="http://schemas.microsoft.com/office/2019/extlst" xmlns:r="http://schemas.openxmlformats.org/officeDocument/2006/relationships" xmlns:m="http://schemas.openxmlformats.org/officeDocument/2006/math" xmlns:v="urn:schemas-microsoft-com:vml" xmlns:wp14="http://schemas.microsoft.com/office/word/2010/wordprocessingDrawing" xmlns:wp="http://schemas.openxmlformats.org/drawingml/2006/wordprocessingDrawing" xmlns:w10="urn:schemas-microsoft-com:office:word" xmlns:w="http://schemas.openxmlformats.org/wordprocessingml/2006/main" xmlns:w14="http://schemas.microsoft.com/office/word/2010/wordml" xmlns:w15="http://schemas.microsoft.com/office/word/2012/wordml" xmlns:w16cex="http://schemas.microsoft.com/office/word/2018/wordml/cex" xmlns:w16cid="http://schemas.microsoft.com/office/word/2016/wordml/cid" xmlns:w16="http://schemas.microsoft.com/office/word/2018/wordml" xmlns:w16sdtdh="http://schemas.microsoft.com/office/word/2020/wordml/sdtdatahash" xmlns:w16se="http://schemas.microsoft.com/office/word/2015/wordml/symex" xmlns:wpg="http://schemas.microsoft.com/office/word/2010/wordprocessingGroup" xmlns:wpi="http://schemas.microsoft.com/office/word/2010/wordprocessingInk" xmlns:wne="http://schemas.microsoft.com/office/word/2006/wordml" xmlns:wps="http://schemas.microsoft.com/office/word/2010/wordprocessingShape" mc:Ignorable="w14 w15 w16se w16cid w16 w16cex w16sdtdh wp14">
   <w:body>
     <w:sdt>
       <w:sdtPr>
@@ -666,7 +666,7 @@
           <w:color w:val="auto"/>
         </w:rPr>
       </w:pPr>
-      <w:bookmarkStart w:id="0" w:name="_Toc203139228"/>
+      <w:bookmarkStart w:id="0" w:name="_Toc203110813"/>
       <w:r>
         <w:rPr>
           <w:color w:val="auto"/>
@@ -757,15 +757,7 @@
         <w:jc w:val="both"/>
       </w:pPr>
       <w:r>
-        <w:t xml:space="preserve">Dalam penyusunan dokumen ini, penulis berusaha menyajikan informasi dengan sejelas dan sebaik mungkin agar mudah dipahami serta dapat digunakan sesuai dengan kebutuhan. Penulis juga menyadari bahwa dalam </w:t>
-      </w:r>
-      <w:proofErr w:type="gramStart"/>
-      <w:r>
-        <w:t>proses</w:t>
-      </w:r>
-      <w:proofErr w:type="gramEnd"/>
-      <w:r>
-        <w:t xml:space="preserve"> penyusunan ini tidak terlepas dari bantuan, dukungan, serta bimbingan dari berbagai pihak. Oleh karena itu, penulis ingin mengucapkan terima kasih kepada semua pihak yang telah memberikan kontribusi baik secara langsung maupun tidak langsung.</w:t>
+        <w:t>Dalam penyusunan dokumen ini, penulis berusaha menyajikan informasi dengan sejelas dan sebaik mungkin agar mudah dipahami serta dapat digunakan sesuai dengan kebutuhan. Penulis juga menyadari bahwa dalam proses penyusunan ini tidak terlepas dari bantuan, dukungan, serta bimbingan dari berbagai pihak. Oleh karena itu, penulis ingin mengucapkan terima kasih kepada semua pihak yang telah memberikan kontribusi baik secara langsung maupun tidak langsung.</w:t>
       </w:r>
     </w:p>
     <w:p>
@@ -842,7 +834,7 @@
           <w:color w:val="auto"/>
         </w:rPr>
       </w:pPr>
-      <w:bookmarkStart w:id="1" w:name="_Toc203139229"/>
+      <w:bookmarkStart w:id="1" w:name="_Toc203110814"/>
       <w:r>
         <w:rPr>
           <w:color w:val="auto"/>
@@ -861,7 +853,6 @@
         <w:rPr>
           <w:rFonts w:eastAsiaTheme="minorEastAsia"/>
           <w:noProof/>
-          <w:lang w:val="en-ID" w:eastAsia="en-ID"/>
         </w:rPr>
       </w:pPr>
       <w:r>
@@ -873,7 +864,7 @@
       <w:r>
         <w:fldChar w:fldCharType="separate"/>
       </w:r>
-      <w:hyperlink w:anchor="_Toc203139228" w:history="1">
+      <w:hyperlink w:anchor="_Toc203110813" w:history="1">
         <w:r>
           <w:rPr>
             <w:rStyle w:val="Hyperlink"/>
@@ -900,7 +891,7 @@
             <w:noProof/>
             <w:webHidden/>
           </w:rPr>
-          <w:instrText xml:space="preserve"> PAGEREF _Toc203139228 \h </w:instrText>
+          <w:instrText xml:space="preserve"> PAGEREF _Toc203110813 \h </w:instrText>
         </w:r>
         <w:r>
           <w:rPr>
@@ -940,10 +931,9 @@
         <w:rPr>
           <w:rFonts w:eastAsiaTheme="minorEastAsia"/>
           <w:noProof/>
-          <w:lang w:val="en-ID" w:eastAsia="en-ID"/>
-        </w:rPr>
-      </w:pPr>
-      <w:hyperlink w:anchor="_Toc203139229" w:history="1">
+        </w:rPr>
+      </w:pPr>
+      <w:hyperlink w:anchor="_Toc203110814" w:history="1">
         <w:r>
           <w:rPr>
             <w:rStyle w:val="Hyperlink"/>
@@ -970,7 +960,7 @@
             <w:noProof/>
             <w:webHidden/>
           </w:rPr>
-          <w:instrText xml:space="preserve"> PAGEREF _Toc203139229 \h </w:instrText>
+          <w:instrText xml:space="preserve"> PAGEREF _Toc203110814 \h </w:instrText>
         </w:r>
         <w:r>
           <w:rPr>
@@ -1010,10 +1000,9 @@
         <w:rPr>
           <w:rFonts w:eastAsiaTheme="minorEastAsia"/>
           <w:noProof/>
-          <w:lang w:val="en-ID" w:eastAsia="en-ID"/>
-        </w:rPr>
-      </w:pPr>
-      <w:hyperlink w:anchor="_Toc203139230" w:history="1">
+        </w:rPr>
+      </w:pPr>
+      <w:hyperlink w:anchor="_Toc203110815" w:history="1">
         <w:r>
           <w:rPr>
             <w:rStyle w:val="Hyperlink"/>
@@ -1040,7 +1029,7 @@
             <w:noProof/>
             <w:webHidden/>
           </w:rPr>
-          <w:instrText xml:space="preserve"> PAGEREF _Toc203139230 \h </w:instrText>
+          <w:instrText xml:space="preserve"> PAGEREF _Toc203110815 \h </w:instrText>
         </w:r>
         <w:r>
           <w:rPr>
@@ -1081,10 +1070,9 @@
         <w:rPr>
           <w:rFonts w:eastAsiaTheme="minorEastAsia"/>
           <w:noProof/>
-          <w:lang w:val="en-ID" w:eastAsia="en-ID"/>
-        </w:rPr>
-      </w:pPr>
-      <w:hyperlink w:anchor="_Toc203139231" w:history="1">
+        </w:rPr>
+      </w:pPr>
+      <w:hyperlink w:anchor="_Toc203110816" w:history="1">
         <w:r>
           <w:rPr>
             <w:rStyle w:val="Hyperlink"/>
@@ -1096,7 +1084,6 @@
           <w:rPr>
             <w:rFonts w:eastAsiaTheme="minorEastAsia"/>
             <w:noProof/>
-            <w:lang w:val="en-ID" w:eastAsia="en-ID"/>
           </w:rPr>
           <w:tab/>
         </w:r>
@@ -1135,7 +1122,7 @@
             <w:noProof/>
             <w:webHidden/>
           </w:rPr>
-          <w:instrText xml:space="preserve"> PAGEREF _Toc203139231 \h </w:instrText>
+          <w:instrText xml:space="preserve"> PAGEREF _Toc203110816 \h </w:instrText>
         </w:r>
         <w:r>
           <w:rPr>
@@ -1176,10 +1163,9 @@
         <w:rPr>
           <w:rFonts w:eastAsiaTheme="minorEastAsia"/>
           <w:noProof/>
-          <w:lang w:val="en-ID" w:eastAsia="en-ID"/>
-        </w:rPr>
-      </w:pPr>
-      <w:hyperlink w:anchor="_Toc203139232" w:history="1">
+        </w:rPr>
+      </w:pPr>
+      <w:hyperlink w:anchor="_Toc203110817" w:history="1">
         <w:r>
           <w:rPr>
             <w:rStyle w:val="Hyperlink"/>
@@ -1191,7 +1177,6 @@
           <w:rPr>
             <w:rFonts w:eastAsiaTheme="minorEastAsia"/>
             <w:noProof/>
-            <w:lang w:val="en-ID" w:eastAsia="en-ID"/>
           </w:rPr>
           <w:tab/>
         </w:r>
@@ -1230,7 +1215,7 @@
             <w:noProof/>
             <w:webHidden/>
           </w:rPr>
-          <w:instrText xml:space="preserve"> PAGEREF _Toc203139232 \h </w:instrText>
+          <w:instrText xml:space="preserve"> PAGEREF _Toc203110817 \h </w:instrText>
         </w:r>
         <w:r>
           <w:rPr>
@@ -1271,10 +1256,9 @@
         <w:rPr>
           <w:rFonts w:eastAsiaTheme="minorEastAsia"/>
           <w:noProof/>
-          <w:lang w:val="en-ID" w:eastAsia="en-ID"/>
-        </w:rPr>
-      </w:pPr>
-      <w:hyperlink w:anchor="_Toc203139233" w:history="1">
+        </w:rPr>
+      </w:pPr>
+      <w:hyperlink w:anchor="_Toc203110818" w:history="1">
         <w:r>
           <w:rPr>
             <w:rStyle w:val="Hyperlink"/>
@@ -1286,7 +1270,6 @@
           <w:rPr>
             <w:rFonts w:eastAsiaTheme="minorEastAsia"/>
             <w:noProof/>
-            <w:lang w:val="en-ID" w:eastAsia="en-ID"/>
           </w:rPr>
           <w:tab/>
         </w:r>
@@ -1325,7 +1308,7 @@
             <w:noProof/>
             <w:webHidden/>
           </w:rPr>
-          <w:instrText xml:space="preserve"> PAGEREF _Toc203139233 \h </w:instrText>
+          <w:instrText xml:space="preserve"> PAGEREF _Toc203110818 \h </w:instrText>
         </w:r>
         <w:r>
           <w:rPr>
@@ -1365,10 +1348,9 @@
         <w:rPr>
           <w:rFonts w:eastAsiaTheme="minorEastAsia"/>
           <w:noProof/>
-          <w:lang w:val="en-ID" w:eastAsia="en-ID"/>
-        </w:rPr>
-      </w:pPr>
-      <w:hyperlink w:anchor="_Toc203139234" w:history="1">
+        </w:rPr>
+      </w:pPr>
+      <w:hyperlink w:anchor="_Toc203110819" w:history="1">
         <w:r>
           <w:rPr>
             <w:rStyle w:val="Hyperlink"/>
@@ -1395,7 +1377,7 @@
             <w:noProof/>
             <w:webHidden/>
           </w:rPr>
-          <w:instrText xml:space="preserve"> PAGEREF _Toc203139234 \h </w:instrText>
+          <w:instrText xml:space="preserve"> PAGEREF _Toc203110819 \h </w:instrText>
         </w:r>
         <w:r>
           <w:rPr>
@@ -1436,10 +1418,9 @@
         <w:rPr>
           <w:rFonts w:eastAsiaTheme="minorEastAsia"/>
           <w:noProof/>
-          <w:lang w:val="en-ID" w:eastAsia="en-ID"/>
-        </w:rPr>
-      </w:pPr>
-      <w:hyperlink w:anchor="_Toc203139235" w:history="1">
+        </w:rPr>
+      </w:pPr>
+      <w:hyperlink w:anchor="_Toc203110820" w:history="1">
         <w:r>
           <w:rPr>
             <w:rStyle w:val="Hyperlink"/>
@@ -1451,7 +1432,6 @@
           <w:rPr>
             <w:rFonts w:eastAsiaTheme="minorEastAsia"/>
             <w:noProof/>
-            <w:lang w:val="en-ID" w:eastAsia="en-ID"/>
           </w:rPr>
           <w:tab/>
         </w:r>
@@ -1481,7 +1461,7 @@
             <w:noProof/>
             <w:webHidden/>
           </w:rPr>
-          <w:instrText xml:space="preserve"> PAGEREF _Toc203139235 \h </w:instrText>
+          <w:instrText xml:space="preserve"> PAGEREF _Toc203110820 \h </w:instrText>
         </w:r>
         <w:r>
           <w:rPr>
@@ -1522,10 +1502,9 @@
         <w:rPr>
           <w:rFonts w:eastAsiaTheme="minorEastAsia"/>
           <w:noProof/>
-          <w:lang w:val="en-ID" w:eastAsia="en-ID"/>
-        </w:rPr>
-      </w:pPr>
-      <w:hyperlink w:anchor="_Toc203139236" w:history="1">
+        </w:rPr>
+      </w:pPr>
+      <w:hyperlink w:anchor="_Toc203110821" w:history="1">
         <w:r>
           <w:rPr>
             <w:rStyle w:val="Hyperlink"/>
@@ -1537,7 +1516,6 @@
           <w:rPr>
             <w:rFonts w:eastAsiaTheme="minorEastAsia"/>
             <w:noProof/>
-            <w:lang w:val="en-ID" w:eastAsia="en-ID"/>
           </w:rPr>
           <w:tab/>
         </w:r>
@@ -1576,7 +1554,7 @@
             <w:noProof/>
             <w:webHidden/>
           </w:rPr>
-          <w:instrText xml:space="preserve"> PAGEREF _Toc203139236 \h </w:instrText>
+          <w:instrText xml:space="preserve"> PAGEREF _Toc203110821 \h </w:instrText>
         </w:r>
         <w:r>
           <w:rPr>
@@ -1616,10 +1594,9 @@
         <w:rPr>
           <w:rFonts w:eastAsiaTheme="minorEastAsia"/>
           <w:noProof/>
-          <w:lang w:val="en-ID" w:eastAsia="en-ID"/>
-        </w:rPr>
-      </w:pPr>
-      <w:hyperlink w:anchor="_Toc203139237" w:history="1">
+        </w:rPr>
+      </w:pPr>
+      <w:hyperlink w:anchor="_Toc203110822" w:history="1">
         <w:r>
           <w:rPr>
             <w:rStyle w:val="Hyperlink"/>
@@ -1646,7 +1623,7 @@
             <w:noProof/>
             <w:webHidden/>
           </w:rPr>
-          <w:instrText xml:space="preserve"> PAGEREF _Toc203139237 \h </w:instrText>
+          <w:instrText xml:space="preserve"> PAGEREF _Toc203110822 \h </w:instrText>
         </w:r>
         <w:r>
           <w:rPr>
@@ -1687,10 +1664,9 @@
         <w:rPr>
           <w:rFonts w:eastAsiaTheme="minorEastAsia"/>
           <w:noProof/>
-          <w:lang w:val="en-ID" w:eastAsia="en-ID"/>
-        </w:rPr>
-      </w:pPr>
-      <w:hyperlink w:anchor="_Toc203139238" w:history="1">
+        </w:rPr>
+      </w:pPr>
+      <w:hyperlink w:anchor="_Toc203110823" w:history="1">
         <w:r>
           <w:rPr>
             <w:rStyle w:val="Hyperlink"/>
@@ -1702,7 +1678,6 @@
           <w:rPr>
             <w:rFonts w:eastAsiaTheme="minorEastAsia"/>
             <w:noProof/>
-            <w:lang w:val="en-ID" w:eastAsia="en-ID"/>
           </w:rPr>
           <w:tab/>
         </w:r>
@@ -1732,7 +1707,7 @@
             <w:noProof/>
             <w:webHidden/>
           </w:rPr>
-          <w:instrText xml:space="preserve"> PAGEREF _Toc203139238 \h </w:instrText>
+          <w:instrText xml:space="preserve"> PAGEREF _Toc203110823 \h </w:instrText>
         </w:r>
         <w:r>
           <w:rPr>
@@ -1773,10 +1748,9 @@
         <w:rPr>
           <w:rFonts w:eastAsiaTheme="minorEastAsia"/>
           <w:noProof/>
-          <w:lang w:val="en-ID" w:eastAsia="en-ID"/>
-        </w:rPr>
-      </w:pPr>
-      <w:hyperlink w:anchor="_Toc203139239" w:history="1">
+        </w:rPr>
+      </w:pPr>
+      <w:hyperlink w:anchor="_Toc203110824" w:history="1">
         <w:r>
           <w:rPr>
             <w:rStyle w:val="Hyperlink"/>
@@ -1788,7 +1762,6 @@
           <w:rPr>
             <w:rFonts w:eastAsiaTheme="minorEastAsia"/>
             <w:noProof/>
-            <w:lang w:val="en-ID" w:eastAsia="en-ID"/>
           </w:rPr>
           <w:tab/>
         </w:r>
@@ -1818,7 +1791,7 @@
             <w:noProof/>
             <w:webHidden/>
           </w:rPr>
-          <w:instrText xml:space="preserve"> PAGEREF _Toc203139239 \h </w:instrText>
+          <w:instrText xml:space="preserve"> PAGEREF _Toc203110824 \h </w:instrText>
         </w:r>
         <w:r>
           <w:rPr>
@@ -1859,10 +1832,9 @@
         <w:rPr>
           <w:rFonts w:eastAsiaTheme="minorEastAsia"/>
           <w:noProof/>
-          <w:lang w:val="en-ID" w:eastAsia="en-ID"/>
-        </w:rPr>
-      </w:pPr>
-      <w:hyperlink w:anchor="_Toc203139240" w:history="1">
+        </w:rPr>
+      </w:pPr>
+      <w:hyperlink w:anchor="_Toc203110825" w:history="1">
         <w:r>
           <w:rPr>
             <w:rStyle w:val="Hyperlink"/>
@@ -1874,7 +1846,6 @@
           <w:rPr>
             <w:rFonts w:eastAsiaTheme="minorEastAsia"/>
             <w:noProof/>
-            <w:lang w:val="en-ID" w:eastAsia="en-ID"/>
           </w:rPr>
           <w:tab/>
         </w:r>
@@ -1904,7 +1875,7 @@
             <w:noProof/>
             <w:webHidden/>
           </w:rPr>
-          <w:instrText xml:space="preserve"> PAGEREF _Toc203139240 \h </w:instrText>
+          <w:instrText xml:space="preserve"> PAGEREF _Toc203110825 \h </w:instrText>
         </w:r>
         <w:r>
           <w:rPr>
@@ -1945,10 +1916,9 @@
         <w:rPr>
           <w:rFonts w:eastAsiaTheme="minorEastAsia"/>
           <w:noProof/>
-          <w:lang w:val="en-ID" w:eastAsia="en-ID"/>
-        </w:rPr>
-      </w:pPr>
-      <w:hyperlink w:anchor="_Toc203139241" w:history="1">
+        </w:rPr>
+      </w:pPr>
+      <w:hyperlink w:anchor="_Toc203110826" w:history="1">
         <w:r>
           <w:rPr>
             <w:rStyle w:val="Hyperlink"/>
@@ -1960,7 +1930,6 @@
           <w:rPr>
             <w:rFonts w:eastAsiaTheme="minorEastAsia"/>
             <w:noProof/>
-            <w:lang w:val="en-ID" w:eastAsia="en-ID"/>
           </w:rPr>
           <w:tab/>
         </w:r>
@@ -1990,7 +1959,7 @@
             <w:noProof/>
             <w:webHidden/>
           </w:rPr>
-          <w:instrText xml:space="preserve"> PAGEREF _Toc203139241 \h </w:instrText>
+          <w:instrText xml:space="preserve"> PAGEREF _Toc203110826 \h </w:instrText>
         </w:r>
         <w:r>
           <w:rPr>
@@ -2031,10 +2000,9 @@
         <w:rPr>
           <w:rFonts w:eastAsiaTheme="minorEastAsia"/>
           <w:noProof/>
-          <w:lang w:val="en-ID" w:eastAsia="en-ID"/>
-        </w:rPr>
-      </w:pPr>
-      <w:hyperlink w:anchor="_Toc203139242" w:history="1">
+        </w:rPr>
+      </w:pPr>
+      <w:hyperlink w:anchor="_Toc203110827" w:history="1">
         <w:r>
           <w:rPr>
             <w:rStyle w:val="Hyperlink"/>
@@ -2046,7 +2014,6 @@
           <w:rPr>
             <w:rFonts w:eastAsiaTheme="minorEastAsia"/>
             <w:noProof/>
-            <w:lang w:val="en-ID" w:eastAsia="en-ID"/>
           </w:rPr>
           <w:tab/>
         </w:r>
@@ -2076,7 +2043,7 @@
             <w:noProof/>
             <w:webHidden/>
           </w:rPr>
-          <w:instrText xml:space="preserve"> PAGEREF _Toc203139242 \h </w:instrText>
+          <w:instrText xml:space="preserve"> PAGEREF _Toc203110827 \h </w:instrText>
         </w:r>
         <w:r>
           <w:rPr>
@@ -2117,10 +2084,9 @@
         <w:rPr>
           <w:rFonts w:eastAsiaTheme="minorEastAsia"/>
           <w:noProof/>
-          <w:lang w:val="en-ID" w:eastAsia="en-ID"/>
-        </w:rPr>
-      </w:pPr>
-      <w:hyperlink w:anchor="_Toc203139243" w:history="1">
+        </w:rPr>
+      </w:pPr>
+      <w:hyperlink w:anchor="_Toc203110828" w:history="1">
         <w:r>
           <w:rPr>
             <w:rStyle w:val="Hyperlink"/>
@@ -2132,7 +2098,6 @@
           <w:rPr>
             <w:rFonts w:eastAsiaTheme="minorEastAsia"/>
             <w:noProof/>
-            <w:lang w:val="en-ID" w:eastAsia="en-ID"/>
           </w:rPr>
           <w:tab/>
         </w:r>
@@ -2162,7 +2127,7 @@
             <w:noProof/>
             <w:webHidden/>
           </w:rPr>
-          <w:instrText xml:space="preserve"> PAGEREF _Toc203139243 \h </w:instrText>
+          <w:instrText xml:space="preserve"> PAGEREF _Toc203110828 \h </w:instrText>
         </w:r>
         <w:r>
           <w:rPr>
@@ -2203,10 +2168,9 @@
         <w:rPr>
           <w:rFonts w:eastAsiaTheme="minorEastAsia"/>
           <w:noProof/>
-          <w:lang w:val="en-ID" w:eastAsia="en-ID"/>
-        </w:rPr>
-      </w:pPr>
-      <w:hyperlink w:anchor="_Toc203139244" w:history="1">
+        </w:rPr>
+      </w:pPr>
+      <w:hyperlink w:anchor="_Toc203110829" w:history="1">
         <w:r>
           <w:rPr>
             <w:rStyle w:val="Hyperlink"/>
@@ -2219,7 +2183,6 @@
           <w:rPr>
             <w:rFonts w:eastAsiaTheme="minorEastAsia"/>
             <w:noProof/>
-            <w:lang w:val="en-ID" w:eastAsia="en-ID"/>
           </w:rPr>
           <w:tab/>
         </w:r>
@@ -2250,7 +2213,7 @@
             <w:noProof/>
             <w:webHidden/>
           </w:rPr>
-          <w:instrText xml:space="preserve"> PAGEREF _Toc203139244 \h </w:instrText>
+          <w:instrText xml:space="preserve"> PAGEREF _Toc203110829 \h </w:instrText>
         </w:r>
         <w:r>
           <w:rPr>
@@ -2291,10 +2254,9 @@
         <w:rPr>
           <w:rFonts w:eastAsiaTheme="minorEastAsia"/>
           <w:noProof/>
-          <w:lang w:val="en-ID" w:eastAsia="en-ID"/>
-        </w:rPr>
-      </w:pPr>
-      <w:hyperlink w:anchor="_Toc203139245" w:history="1">
+        </w:rPr>
+      </w:pPr>
+      <w:hyperlink w:anchor="_Toc203110830" w:history="1">
         <w:r>
           <w:rPr>
             <w:rStyle w:val="Hyperlink"/>
@@ -2307,7 +2269,6 @@
           <w:rPr>
             <w:rFonts w:eastAsiaTheme="minorEastAsia"/>
             <w:noProof/>
-            <w:lang w:val="en-ID" w:eastAsia="en-ID"/>
           </w:rPr>
           <w:tab/>
         </w:r>
@@ -2338,7 +2299,7 @@
             <w:noProof/>
             <w:webHidden/>
           </w:rPr>
-          <w:instrText xml:space="preserve"> PAGEREF _Toc203139245 \h </w:instrText>
+          <w:instrText xml:space="preserve"> PAGEREF _Toc203110830 \h </w:instrText>
         </w:r>
         <w:r>
           <w:rPr>
@@ -2379,10 +2340,9 @@
         <w:rPr>
           <w:rFonts w:eastAsiaTheme="minorEastAsia"/>
           <w:noProof/>
-          <w:lang w:val="en-ID" w:eastAsia="en-ID"/>
-        </w:rPr>
-      </w:pPr>
-      <w:hyperlink w:anchor="_Toc203139246" w:history="1">
+        </w:rPr>
+      </w:pPr>
+      <w:hyperlink w:anchor="_Toc203110831" w:history="1">
         <w:r>
           <w:rPr>
             <w:rStyle w:val="Hyperlink"/>
@@ -2395,7 +2355,6 @@
           <w:rPr>
             <w:rFonts w:eastAsiaTheme="minorEastAsia"/>
             <w:noProof/>
-            <w:lang w:val="en-ID" w:eastAsia="en-ID"/>
           </w:rPr>
           <w:tab/>
         </w:r>
@@ -2426,7 +2385,7 @@
             <w:noProof/>
             <w:webHidden/>
           </w:rPr>
-          <w:instrText xml:space="preserve"> PAGEREF _Toc203139246 \h </w:instrText>
+          <w:instrText xml:space="preserve"> PAGEREF _Toc203110831 \h </w:instrText>
         </w:r>
         <w:r>
           <w:rPr>
@@ -2467,10 +2426,9 @@
         <w:rPr>
           <w:rFonts w:eastAsiaTheme="minorEastAsia"/>
           <w:noProof/>
-          <w:lang w:val="en-ID" w:eastAsia="en-ID"/>
-        </w:rPr>
-      </w:pPr>
-      <w:hyperlink w:anchor="_Toc203139247" w:history="1">
+        </w:rPr>
+      </w:pPr>
+      <w:hyperlink w:anchor="_Toc203110832" w:history="1">
         <w:r>
           <w:rPr>
             <w:rStyle w:val="Hyperlink"/>
@@ -2483,7 +2441,6 @@
           <w:rPr>
             <w:rFonts w:eastAsiaTheme="minorEastAsia"/>
             <w:noProof/>
-            <w:lang w:val="en-ID" w:eastAsia="en-ID"/>
           </w:rPr>
           <w:tab/>
         </w:r>
@@ -2514,7 +2471,7 @@
             <w:noProof/>
             <w:webHidden/>
           </w:rPr>
-          <w:instrText xml:space="preserve"> PAGEREF _Toc203139247 \h </w:instrText>
+          <w:instrText xml:space="preserve"> PAGEREF _Toc203110832 \h </w:instrText>
         </w:r>
         <w:r>
           <w:rPr>
@@ -2555,10 +2512,9 @@
         <w:rPr>
           <w:rFonts w:eastAsiaTheme="minorEastAsia"/>
           <w:noProof/>
-          <w:lang w:val="en-ID" w:eastAsia="en-ID"/>
-        </w:rPr>
-      </w:pPr>
-      <w:hyperlink w:anchor="_Toc203139248" w:history="1">
+        </w:rPr>
+      </w:pPr>
+      <w:hyperlink w:anchor="_Toc203110833" w:history="1">
         <w:r>
           <w:rPr>
             <w:rStyle w:val="Hyperlink"/>
@@ -2571,7 +2527,6 @@
           <w:rPr>
             <w:rFonts w:eastAsiaTheme="minorEastAsia"/>
             <w:noProof/>
-            <w:lang w:val="en-ID" w:eastAsia="en-ID"/>
           </w:rPr>
           <w:tab/>
         </w:r>
@@ -2602,7 +2557,7 @@
             <w:noProof/>
             <w:webHidden/>
           </w:rPr>
-          <w:instrText xml:space="preserve"> PAGEREF _Toc203139248 \h </w:instrText>
+          <w:instrText xml:space="preserve"> PAGEREF _Toc203110833 \h </w:instrText>
         </w:r>
         <w:r>
           <w:rPr>
@@ -2642,10 +2597,9 @@
         <w:rPr>
           <w:rFonts w:eastAsiaTheme="minorEastAsia"/>
           <w:noProof/>
-          <w:lang w:val="en-ID" w:eastAsia="en-ID"/>
-        </w:rPr>
-      </w:pPr>
-      <w:hyperlink w:anchor="_Toc203139249" w:history="1">
+        </w:rPr>
+      </w:pPr>
+      <w:hyperlink w:anchor="_Toc203110834" w:history="1">
         <w:r>
           <w:rPr>
             <w:rStyle w:val="Hyperlink"/>
@@ -2672,7 +2626,7 @@
             <w:noProof/>
             <w:webHidden/>
           </w:rPr>
-          <w:instrText xml:space="preserve"> PAGEREF _Toc203139249 \h </w:instrText>
+          <w:instrText xml:space="preserve"> PAGEREF _Toc203110834 \h </w:instrText>
         </w:r>
         <w:r>
           <w:rPr>
@@ -2713,10 +2667,9 @@
         <w:rPr>
           <w:rFonts w:eastAsiaTheme="minorEastAsia"/>
           <w:noProof/>
-          <w:lang w:val="en-ID" w:eastAsia="en-ID"/>
-        </w:rPr>
-      </w:pPr>
-      <w:hyperlink w:anchor="_Toc203139250" w:history="1">
+        </w:rPr>
+      </w:pPr>
+      <w:hyperlink w:anchor="_Toc203110835" w:history="1">
         <w:r>
           <w:rPr>
             <w:rStyle w:val="Hyperlink"/>
@@ -2728,7 +2681,6 @@
           <w:rPr>
             <w:rFonts w:eastAsiaTheme="minorEastAsia"/>
             <w:noProof/>
-            <w:lang w:val="en-ID" w:eastAsia="en-ID"/>
           </w:rPr>
           <w:tab/>
         </w:r>
@@ -2758,7 +2710,7 @@
             <w:noProof/>
             <w:webHidden/>
           </w:rPr>
-          <w:instrText xml:space="preserve"> PAGEREF _Toc203139250 \h </w:instrText>
+          <w:instrText xml:space="preserve"> PAGEREF _Toc203110835 \h </w:instrText>
         </w:r>
         <w:r>
           <w:rPr>
@@ -2799,10 +2751,9 @@
         <w:rPr>
           <w:rFonts w:eastAsiaTheme="minorEastAsia"/>
           <w:noProof/>
-          <w:lang w:val="en-ID" w:eastAsia="en-ID"/>
-        </w:rPr>
-      </w:pPr>
-      <w:hyperlink w:anchor="_Toc203139251" w:history="1">
+        </w:rPr>
+      </w:pPr>
+      <w:hyperlink w:anchor="_Toc203110836" w:history="1">
         <w:r>
           <w:rPr>
             <w:rStyle w:val="Hyperlink"/>
@@ -2814,7 +2765,6 @@
           <w:rPr>
             <w:rFonts w:eastAsiaTheme="minorEastAsia"/>
             <w:noProof/>
-            <w:lang w:val="en-ID" w:eastAsia="en-ID"/>
           </w:rPr>
           <w:tab/>
         </w:r>
@@ -2844,7 +2794,7 @@
             <w:noProof/>
             <w:webHidden/>
           </w:rPr>
-          <w:instrText xml:space="preserve"> PAGEREF _Toc203139251 \h </w:instrText>
+          <w:instrText xml:space="preserve"> PAGEREF _Toc203110836 \h </w:instrText>
         </w:r>
         <w:r>
           <w:rPr>
@@ -2885,10 +2835,9 @@
         <w:rPr>
           <w:rFonts w:eastAsiaTheme="minorEastAsia"/>
           <w:noProof/>
-          <w:lang w:val="en-ID" w:eastAsia="en-ID"/>
-        </w:rPr>
-      </w:pPr>
-      <w:hyperlink w:anchor="_Toc203139252" w:history="1">
+        </w:rPr>
+      </w:pPr>
+      <w:hyperlink w:anchor="_Toc203110837" w:history="1">
         <w:r>
           <w:rPr>
             <w:rStyle w:val="Hyperlink"/>
@@ -2900,7 +2849,6 @@
           <w:rPr>
             <w:rFonts w:eastAsiaTheme="minorEastAsia"/>
             <w:noProof/>
-            <w:lang w:val="en-ID" w:eastAsia="en-ID"/>
           </w:rPr>
           <w:tab/>
         </w:r>
@@ -2930,7 +2878,7 @@
             <w:noProof/>
             <w:webHidden/>
           </w:rPr>
-          <w:instrText xml:space="preserve"> PAGEREF _Toc203139252 \h </w:instrText>
+          <w:instrText xml:space="preserve"> PAGEREF _Toc203110837 \h </w:instrText>
         </w:r>
         <w:r>
           <w:rPr>
@@ -2971,10 +2919,9 @@
         <w:rPr>
           <w:rFonts w:eastAsiaTheme="minorEastAsia"/>
           <w:noProof/>
-          <w:lang w:val="en-ID" w:eastAsia="en-ID"/>
-        </w:rPr>
-      </w:pPr>
-      <w:hyperlink w:anchor="_Toc203139253" w:history="1">
+        </w:rPr>
+      </w:pPr>
+      <w:hyperlink w:anchor="_Toc203110838" w:history="1">
         <w:r>
           <w:rPr>
             <w:rStyle w:val="Hyperlink"/>
@@ -2986,7 +2933,6 @@
           <w:rPr>
             <w:rFonts w:eastAsiaTheme="minorEastAsia"/>
             <w:noProof/>
-            <w:lang w:val="en-ID" w:eastAsia="en-ID"/>
           </w:rPr>
           <w:tab/>
         </w:r>
@@ -3016,7 +2962,7 @@
             <w:noProof/>
             <w:webHidden/>
           </w:rPr>
-          <w:instrText xml:space="preserve"> PAGEREF _Toc203139253 \h </w:instrText>
+          <w:instrText xml:space="preserve"> PAGEREF _Toc203110838 \h </w:instrText>
         </w:r>
         <w:r>
           <w:rPr>
@@ -3057,10 +3003,9 @@
         <w:rPr>
           <w:rFonts w:eastAsiaTheme="minorEastAsia"/>
           <w:noProof/>
-          <w:lang w:val="en-ID" w:eastAsia="en-ID"/>
-        </w:rPr>
-      </w:pPr>
-      <w:hyperlink w:anchor="_Toc203139254" w:history="1">
+        </w:rPr>
+      </w:pPr>
+      <w:hyperlink w:anchor="_Toc203110839" w:history="1">
         <w:r>
           <w:rPr>
             <w:rStyle w:val="Hyperlink"/>
@@ -3072,7 +3017,6 @@
           <w:rPr>
             <w:rFonts w:eastAsiaTheme="minorEastAsia"/>
             <w:noProof/>
-            <w:lang w:val="en-ID" w:eastAsia="en-ID"/>
           </w:rPr>
           <w:tab/>
         </w:r>
@@ -3102,7 +3046,7 @@
             <w:noProof/>
             <w:webHidden/>
           </w:rPr>
-          <w:instrText xml:space="preserve"> PAGEREF _Toc203139254 \h </w:instrText>
+          <w:instrText xml:space="preserve"> PAGEREF _Toc203110839 \h </w:instrText>
         </w:r>
         <w:r>
           <w:rPr>
@@ -3143,10 +3087,9 @@
         <w:rPr>
           <w:rFonts w:eastAsiaTheme="minorEastAsia"/>
           <w:noProof/>
-          <w:lang w:val="en-ID" w:eastAsia="en-ID"/>
-        </w:rPr>
-      </w:pPr>
-      <w:hyperlink w:anchor="_Toc203139255" w:history="1">
+        </w:rPr>
+      </w:pPr>
+      <w:hyperlink w:anchor="_Toc203110840" w:history="1">
         <w:r>
           <w:rPr>
             <w:rStyle w:val="Hyperlink"/>
@@ -3158,7 +3101,6 @@
           <w:rPr>
             <w:rFonts w:eastAsiaTheme="minorEastAsia"/>
             <w:noProof/>
-            <w:lang w:val="en-ID" w:eastAsia="en-ID"/>
           </w:rPr>
           <w:tab/>
         </w:r>
@@ -3188,7 +3130,7 @@
             <w:noProof/>
             <w:webHidden/>
           </w:rPr>
-          <w:instrText xml:space="preserve"> PAGEREF _Toc203139255 \h </w:instrText>
+          <w:instrText xml:space="preserve"> PAGEREF _Toc203110840 \h </w:instrText>
         </w:r>
         <w:r>
           <w:rPr>
@@ -3229,10 +3171,9 @@
         <w:rPr>
           <w:rFonts w:eastAsiaTheme="minorEastAsia"/>
           <w:noProof/>
-          <w:lang w:val="en-ID" w:eastAsia="en-ID"/>
-        </w:rPr>
-      </w:pPr>
-      <w:hyperlink w:anchor="_Toc203139256" w:history="1">
+        </w:rPr>
+      </w:pPr>
+      <w:hyperlink w:anchor="_Toc203110841" w:history="1">
         <w:r>
           <w:rPr>
             <w:rStyle w:val="Hyperlink"/>
@@ -3244,7 +3185,6 @@
           <w:rPr>
             <w:rFonts w:eastAsiaTheme="minorEastAsia"/>
             <w:noProof/>
-            <w:lang w:val="en-ID" w:eastAsia="en-ID"/>
           </w:rPr>
           <w:tab/>
         </w:r>
@@ -3274,7 +3214,7 @@
             <w:noProof/>
             <w:webHidden/>
           </w:rPr>
-          <w:instrText xml:space="preserve"> PAGEREF _Toc203139256 \h </w:instrText>
+          <w:instrText xml:space="preserve"> PAGEREF _Toc203110841 \h </w:instrText>
         </w:r>
         <w:r>
           <w:rPr>
@@ -3315,10 +3255,9 @@
         <w:rPr>
           <w:rFonts w:eastAsiaTheme="minorEastAsia"/>
           <w:noProof/>
-          <w:lang w:val="en-ID" w:eastAsia="en-ID"/>
-        </w:rPr>
-      </w:pPr>
-      <w:hyperlink w:anchor="_Toc203139257" w:history="1">
+        </w:rPr>
+      </w:pPr>
+      <w:hyperlink w:anchor="_Toc203110842" w:history="1">
         <w:r>
           <w:rPr>
             <w:rStyle w:val="Hyperlink"/>
@@ -3330,7 +3269,6 @@
           <w:rPr>
             <w:rFonts w:eastAsiaTheme="minorEastAsia"/>
             <w:noProof/>
-            <w:lang w:val="en-ID" w:eastAsia="en-ID"/>
           </w:rPr>
           <w:tab/>
         </w:r>
@@ -3360,7 +3298,7 @@
             <w:noProof/>
             <w:webHidden/>
           </w:rPr>
-          <w:instrText xml:space="preserve"> PAGEREF _Toc203139257 \h </w:instrText>
+          <w:instrText xml:space="preserve"> PAGEREF _Toc203110842 \h </w:instrText>
         </w:r>
         <w:r>
           <w:rPr>
@@ -3401,10 +3339,9 @@
         <w:rPr>
           <w:rFonts w:eastAsiaTheme="minorEastAsia"/>
           <w:noProof/>
-          <w:lang w:val="en-ID" w:eastAsia="en-ID"/>
-        </w:rPr>
-      </w:pPr>
-      <w:hyperlink w:anchor="_Toc203139258" w:history="1">
+        </w:rPr>
+      </w:pPr>
+      <w:hyperlink w:anchor="_Toc203110843" w:history="1">
         <w:r>
           <w:rPr>
             <w:rStyle w:val="Hyperlink"/>
@@ -3416,7 +3353,6 @@
           <w:rPr>
             <w:rFonts w:eastAsiaTheme="minorEastAsia"/>
             <w:noProof/>
-            <w:lang w:val="en-ID" w:eastAsia="en-ID"/>
           </w:rPr>
           <w:tab/>
         </w:r>
@@ -3446,7 +3382,7 @@
             <w:noProof/>
             <w:webHidden/>
           </w:rPr>
-          <w:instrText xml:space="preserve"> PAGEREF _Toc203139258 \h </w:instrText>
+          <w:instrText xml:space="preserve"> PAGEREF _Toc203110843 \h </w:instrText>
         </w:r>
         <w:r>
           <w:rPr>
@@ -3487,10 +3423,9 @@
         <w:rPr>
           <w:rFonts w:eastAsiaTheme="minorEastAsia"/>
           <w:noProof/>
-          <w:lang w:val="en-ID" w:eastAsia="en-ID"/>
-        </w:rPr>
-      </w:pPr>
-      <w:hyperlink w:anchor="_Toc203139259" w:history="1">
+        </w:rPr>
+      </w:pPr>
+      <w:hyperlink w:anchor="_Toc203110844" w:history="1">
         <w:r>
           <w:rPr>
             <w:rStyle w:val="Hyperlink"/>
@@ -3502,7 +3437,6 @@
           <w:rPr>
             <w:rFonts w:eastAsiaTheme="minorEastAsia"/>
             <w:noProof/>
-            <w:lang w:val="en-ID" w:eastAsia="en-ID"/>
           </w:rPr>
           <w:tab/>
         </w:r>
@@ -3532,7 +3466,7 @@
             <w:noProof/>
             <w:webHidden/>
           </w:rPr>
-          <w:instrText xml:space="preserve"> PAGEREF _Toc203139259 \h </w:instrText>
+          <w:instrText xml:space="preserve"> PAGEREF _Toc203110844 \h </w:instrText>
         </w:r>
         <w:r>
           <w:rPr>
@@ -3573,10 +3507,9 @@
         <w:rPr>
           <w:rFonts w:eastAsiaTheme="minorEastAsia"/>
           <w:noProof/>
-          <w:lang w:val="en-ID" w:eastAsia="en-ID"/>
-        </w:rPr>
-      </w:pPr>
-      <w:hyperlink w:anchor="_Toc203139260" w:history="1">
+        </w:rPr>
+      </w:pPr>
+      <w:hyperlink w:anchor="_Toc203110845" w:history="1">
         <w:r>
           <w:rPr>
             <w:rStyle w:val="Hyperlink"/>
@@ -3588,7 +3521,6 @@
           <w:rPr>
             <w:rFonts w:eastAsiaTheme="minorEastAsia"/>
             <w:noProof/>
-            <w:lang w:val="en-ID" w:eastAsia="en-ID"/>
           </w:rPr>
           <w:tab/>
         </w:r>
@@ -3618,7 +3550,7 @@
             <w:noProof/>
             <w:webHidden/>
           </w:rPr>
-          <w:instrText xml:space="preserve"> PAGEREF _Toc203139260 \h </w:instrText>
+          <w:instrText xml:space="preserve"> PAGEREF _Toc203110845 \h </w:instrText>
         </w:r>
         <w:r>
           <w:rPr>
@@ -3659,10 +3591,9 @@
         <w:rPr>
           <w:rFonts w:eastAsiaTheme="minorEastAsia"/>
           <w:noProof/>
-          <w:lang w:val="en-ID" w:eastAsia="en-ID"/>
-        </w:rPr>
-      </w:pPr>
-      <w:hyperlink w:anchor="_Toc203139261" w:history="1">
+        </w:rPr>
+      </w:pPr>
+      <w:hyperlink w:anchor="_Toc203110846" w:history="1">
         <w:r>
           <w:rPr>
             <w:rStyle w:val="Hyperlink"/>
@@ -3674,7 +3605,6 @@
           <w:rPr>
             <w:rFonts w:eastAsiaTheme="minorEastAsia"/>
             <w:noProof/>
-            <w:lang w:val="en-ID" w:eastAsia="en-ID"/>
           </w:rPr>
           <w:tab/>
         </w:r>
@@ -3704,7 +3634,7 @@
             <w:noProof/>
             <w:webHidden/>
           </w:rPr>
-          <w:instrText xml:space="preserve"> PAGEREF _Toc203139261 \h </w:instrText>
+          <w:instrText xml:space="preserve"> PAGEREF _Toc203110846 \h </w:instrText>
         </w:r>
         <w:r>
           <w:rPr>
@@ -3745,10 +3675,9 @@
         <w:rPr>
           <w:rFonts w:eastAsiaTheme="minorEastAsia"/>
           <w:noProof/>
-          <w:lang w:val="en-ID" w:eastAsia="en-ID"/>
-        </w:rPr>
-      </w:pPr>
-      <w:hyperlink w:anchor="_Toc203139262" w:history="1">
+        </w:rPr>
+      </w:pPr>
+      <w:hyperlink w:anchor="_Toc203110847" w:history="1">
         <w:r>
           <w:rPr>
             <w:rStyle w:val="Hyperlink"/>
@@ -3760,7 +3689,6 @@
           <w:rPr>
             <w:rFonts w:eastAsiaTheme="minorEastAsia"/>
             <w:noProof/>
-            <w:lang w:val="en-ID" w:eastAsia="en-ID"/>
           </w:rPr>
           <w:tab/>
         </w:r>
@@ -3790,7 +3718,7 @@
             <w:noProof/>
             <w:webHidden/>
           </w:rPr>
-          <w:instrText xml:space="preserve"> PAGEREF _Toc203139262 \h </w:instrText>
+          <w:instrText xml:space="preserve"> PAGEREF _Toc203110847 \h </w:instrText>
         </w:r>
         <w:r>
           <w:rPr>
@@ -3831,10 +3759,9 @@
         <w:rPr>
           <w:rFonts w:eastAsiaTheme="minorEastAsia"/>
           <w:noProof/>
-          <w:lang w:val="en-ID" w:eastAsia="en-ID"/>
-        </w:rPr>
-      </w:pPr>
-      <w:hyperlink w:anchor="_Toc203139263" w:history="1">
+        </w:rPr>
+      </w:pPr>
+      <w:hyperlink w:anchor="_Toc203110848" w:history="1">
         <w:r>
           <w:rPr>
             <w:rStyle w:val="Hyperlink"/>
@@ -3846,7 +3773,6 @@
           <w:rPr>
             <w:rFonts w:eastAsiaTheme="minorEastAsia"/>
             <w:noProof/>
-            <w:lang w:val="en-ID" w:eastAsia="en-ID"/>
           </w:rPr>
           <w:tab/>
         </w:r>
@@ -3876,7 +3802,7 @@
             <w:noProof/>
             <w:webHidden/>
           </w:rPr>
-          <w:instrText xml:space="preserve"> PAGEREF _Toc203139263 \h </w:instrText>
+          <w:instrText xml:space="preserve"> PAGEREF _Toc203110848 \h </w:instrText>
         </w:r>
         <w:r>
           <w:rPr>
@@ -3917,10 +3843,9 @@
         <w:rPr>
           <w:rFonts w:eastAsiaTheme="minorEastAsia"/>
           <w:noProof/>
-          <w:lang w:val="en-ID" w:eastAsia="en-ID"/>
-        </w:rPr>
-      </w:pPr>
-      <w:hyperlink w:anchor="_Toc203139264" w:history="1">
+        </w:rPr>
+      </w:pPr>
+      <w:hyperlink w:anchor="_Toc203110849" w:history="1">
         <w:r>
           <w:rPr>
             <w:rStyle w:val="Hyperlink"/>
@@ -3932,7 +3857,6 @@
           <w:rPr>
             <w:rFonts w:eastAsiaTheme="minorEastAsia"/>
             <w:noProof/>
-            <w:lang w:val="en-ID" w:eastAsia="en-ID"/>
           </w:rPr>
           <w:tab/>
         </w:r>
@@ -3962,7 +3886,7 @@
             <w:noProof/>
             <w:webHidden/>
           </w:rPr>
-          <w:instrText xml:space="preserve"> PAGEREF _Toc203139264 \h </w:instrText>
+          <w:instrText xml:space="preserve"> PAGEREF _Toc203110849 \h </w:instrText>
         </w:r>
         <w:r>
           <w:rPr>
@@ -4003,10 +3927,9 @@
         <w:rPr>
           <w:rFonts w:eastAsiaTheme="minorEastAsia"/>
           <w:noProof/>
-          <w:lang w:val="en-ID" w:eastAsia="en-ID"/>
-        </w:rPr>
-      </w:pPr>
-      <w:hyperlink w:anchor="_Toc203139265" w:history="1">
+        </w:rPr>
+      </w:pPr>
+      <w:hyperlink w:anchor="_Toc203110850" w:history="1">
         <w:r>
           <w:rPr>
             <w:rStyle w:val="Hyperlink"/>
@@ -4018,7 +3941,6 @@
           <w:rPr>
             <w:rFonts w:eastAsiaTheme="minorEastAsia"/>
             <w:noProof/>
-            <w:lang w:val="en-ID" w:eastAsia="en-ID"/>
           </w:rPr>
           <w:tab/>
         </w:r>
@@ -4048,7 +3970,7 @@
             <w:noProof/>
             <w:webHidden/>
           </w:rPr>
-          <w:instrText xml:space="preserve"> PAGEREF _Toc203139265 \h </w:instrText>
+          <w:instrText xml:space="preserve"> PAGEREF _Toc203110850 \h </w:instrText>
         </w:r>
         <w:r>
           <w:rPr>
@@ -4089,10 +4011,9 @@
         <w:rPr>
           <w:rFonts w:eastAsiaTheme="minorEastAsia"/>
           <w:noProof/>
-          <w:lang w:val="en-ID" w:eastAsia="en-ID"/>
-        </w:rPr>
-      </w:pPr>
-      <w:hyperlink w:anchor="_Toc203139266" w:history="1">
+        </w:rPr>
+      </w:pPr>
+      <w:hyperlink w:anchor="_Toc203110851" w:history="1">
         <w:r>
           <w:rPr>
             <w:rStyle w:val="Hyperlink"/>
@@ -4104,7 +4025,6 @@
           <w:rPr>
             <w:rFonts w:eastAsiaTheme="minorEastAsia"/>
             <w:noProof/>
-            <w:lang w:val="en-ID" w:eastAsia="en-ID"/>
           </w:rPr>
           <w:tab/>
         </w:r>
@@ -4134,7 +4054,7 @@
             <w:noProof/>
             <w:webHidden/>
           </w:rPr>
-          <w:instrText xml:space="preserve"> PAGEREF _Toc203139266 \h </w:instrText>
+          <w:instrText xml:space="preserve"> PAGEREF _Toc203110851 \h </w:instrText>
         </w:r>
         <w:r>
           <w:rPr>
@@ -4175,10 +4095,9 @@
         <w:rPr>
           <w:rFonts w:eastAsiaTheme="minorEastAsia"/>
           <w:noProof/>
-          <w:lang w:val="en-ID" w:eastAsia="en-ID"/>
-        </w:rPr>
-      </w:pPr>
-      <w:hyperlink w:anchor="_Toc203139267" w:history="1">
+        </w:rPr>
+      </w:pPr>
+      <w:hyperlink w:anchor="_Toc203110852" w:history="1">
         <w:r>
           <w:rPr>
             <w:rStyle w:val="Hyperlink"/>
@@ -4190,7 +4109,6 @@
           <w:rPr>
             <w:rFonts w:eastAsiaTheme="minorEastAsia"/>
             <w:noProof/>
-            <w:lang w:val="en-ID" w:eastAsia="en-ID"/>
           </w:rPr>
           <w:tab/>
         </w:r>
@@ -4220,7 +4138,7 @@
             <w:noProof/>
             <w:webHidden/>
           </w:rPr>
-          <w:instrText xml:space="preserve"> PAGEREF _Toc203139267 \h </w:instrText>
+          <w:instrText xml:space="preserve"> PAGEREF _Toc203110852 \h </w:instrText>
         </w:r>
         <w:r>
           <w:rPr>
@@ -4261,10 +4179,9 @@
         <w:rPr>
           <w:rFonts w:eastAsiaTheme="minorEastAsia"/>
           <w:noProof/>
-          <w:lang w:val="en-ID" w:eastAsia="en-ID"/>
-        </w:rPr>
-      </w:pPr>
-      <w:hyperlink w:anchor="_Toc203139268" w:history="1">
+        </w:rPr>
+      </w:pPr>
+      <w:hyperlink w:anchor="_Toc203110853" w:history="1">
         <w:r>
           <w:rPr>
             <w:rStyle w:val="Hyperlink"/>
@@ -4276,7 +4193,6 @@
           <w:rPr>
             <w:rFonts w:eastAsiaTheme="minorEastAsia"/>
             <w:noProof/>
-            <w:lang w:val="en-ID" w:eastAsia="en-ID"/>
           </w:rPr>
           <w:tab/>
         </w:r>
@@ -4306,7 +4222,7 @@
             <w:noProof/>
             <w:webHidden/>
           </w:rPr>
-          <w:instrText xml:space="preserve"> PAGEREF _Toc203139268 \h </w:instrText>
+          <w:instrText xml:space="preserve"> PAGEREF _Toc203110853 \h </w:instrText>
         </w:r>
         <w:r>
           <w:rPr>
@@ -4347,10 +4263,9 @@
         <w:rPr>
           <w:rFonts w:eastAsiaTheme="minorEastAsia"/>
           <w:noProof/>
-          <w:lang w:val="en-ID" w:eastAsia="en-ID"/>
-        </w:rPr>
-      </w:pPr>
-      <w:hyperlink w:anchor="_Toc203139269" w:history="1">
+        </w:rPr>
+      </w:pPr>
+      <w:hyperlink w:anchor="_Toc203110854" w:history="1">
         <w:r>
           <w:rPr>
             <w:rStyle w:val="Hyperlink"/>
@@ -4362,7 +4277,6 @@
           <w:rPr>
             <w:rFonts w:eastAsiaTheme="minorEastAsia"/>
             <w:noProof/>
-            <w:lang w:val="en-ID" w:eastAsia="en-ID"/>
           </w:rPr>
           <w:tab/>
         </w:r>
@@ -4392,7 +4306,7 @@
             <w:noProof/>
             <w:webHidden/>
           </w:rPr>
-          <w:instrText xml:space="preserve"> PAGEREF _Toc203139269 \h </w:instrText>
+          <w:instrText xml:space="preserve"> PAGEREF _Toc203110854 \h </w:instrText>
         </w:r>
         <w:r>
           <w:rPr>
@@ -4433,10 +4347,9 @@
         <w:rPr>
           <w:rFonts w:eastAsiaTheme="minorEastAsia"/>
           <w:noProof/>
-          <w:lang w:val="en-ID" w:eastAsia="en-ID"/>
-        </w:rPr>
-      </w:pPr>
-      <w:hyperlink w:anchor="_Toc203139270" w:history="1">
+        </w:rPr>
+      </w:pPr>
+      <w:hyperlink w:anchor="_Toc203110855" w:history="1">
         <w:r>
           <w:rPr>
             <w:rStyle w:val="Hyperlink"/>
@@ -4448,7 +4361,6 @@
           <w:rPr>
             <w:rFonts w:eastAsiaTheme="minorEastAsia"/>
             <w:noProof/>
-            <w:lang w:val="en-ID" w:eastAsia="en-ID"/>
           </w:rPr>
           <w:tab/>
         </w:r>
@@ -4478,7 +4390,7 @@
             <w:noProof/>
             <w:webHidden/>
           </w:rPr>
-          <w:instrText xml:space="preserve"> PAGEREF _Toc203139270 \h </w:instrText>
+          <w:instrText xml:space="preserve"> PAGEREF _Toc203110855 \h </w:instrText>
         </w:r>
         <w:r>
           <w:rPr>
@@ -4519,10 +4431,9 @@
         <w:rPr>
           <w:rFonts w:eastAsiaTheme="minorEastAsia"/>
           <w:noProof/>
-          <w:lang w:val="en-ID" w:eastAsia="en-ID"/>
-        </w:rPr>
-      </w:pPr>
-      <w:hyperlink w:anchor="_Toc203139271" w:history="1">
+        </w:rPr>
+      </w:pPr>
+      <w:hyperlink w:anchor="_Toc203110856" w:history="1">
         <w:r>
           <w:rPr>
             <w:rStyle w:val="Hyperlink"/>
@@ -4534,7 +4445,6 @@
           <w:rPr>
             <w:rFonts w:eastAsiaTheme="minorEastAsia"/>
             <w:noProof/>
-            <w:lang w:val="en-ID" w:eastAsia="en-ID"/>
           </w:rPr>
           <w:tab/>
         </w:r>
@@ -4564,7 +4474,7 @@
             <w:noProof/>
             <w:webHidden/>
           </w:rPr>
-          <w:instrText xml:space="preserve"> PAGEREF _Toc203139271 \h </w:instrText>
+          <w:instrText xml:space="preserve"> PAGEREF _Toc203110856 \h </w:instrText>
         </w:r>
         <w:r>
           <w:rPr>
@@ -4605,10 +4515,9 @@
         <w:rPr>
           <w:rFonts w:eastAsiaTheme="minorEastAsia"/>
           <w:noProof/>
-          <w:lang w:val="en-ID" w:eastAsia="en-ID"/>
-        </w:rPr>
-      </w:pPr>
-      <w:hyperlink w:anchor="_Toc203139272" w:history="1">
+        </w:rPr>
+      </w:pPr>
+      <w:hyperlink w:anchor="_Toc203110857" w:history="1">
         <w:r>
           <w:rPr>
             <w:rStyle w:val="Hyperlink"/>
@@ -4620,7 +4529,6 @@
           <w:rPr>
             <w:rFonts w:eastAsiaTheme="minorEastAsia"/>
             <w:noProof/>
-            <w:lang w:val="en-ID" w:eastAsia="en-ID"/>
           </w:rPr>
           <w:tab/>
         </w:r>
@@ -4650,7 +4558,7 @@
             <w:noProof/>
             <w:webHidden/>
           </w:rPr>
-          <w:instrText xml:space="preserve"> PAGEREF _Toc203139272 \h </w:instrText>
+          <w:instrText xml:space="preserve"> PAGEREF _Toc203110857 \h </w:instrText>
         </w:r>
         <w:r>
           <w:rPr>
@@ -4691,10 +4599,9 @@
         <w:rPr>
           <w:rFonts w:eastAsiaTheme="minorEastAsia"/>
           <w:noProof/>
-          <w:lang w:val="en-ID" w:eastAsia="en-ID"/>
-        </w:rPr>
-      </w:pPr>
-      <w:hyperlink w:anchor="_Toc203139273" w:history="1">
+        </w:rPr>
+      </w:pPr>
+      <w:hyperlink w:anchor="_Toc203110858" w:history="1">
         <w:r>
           <w:rPr>
             <w:rStyle w:val="Hyperlink"/>
@@ -4706,7 +4613,6 @@
           <w:rPr>
             <w:rFonts w:eastAsiaTheme="minorEastAsia"/>
             <w:noProof/>
-            <w:lang w:val="en-ID" w:eastAsia="en-ID"/>
           </w:rPr>
           <w:tab/>
         </w:r>
@@ -4736,7 +4642,7 @@
             <w:noProof/>
             <w:webHidden/>
           </w:rPr>
-          <w:instrText xml:space="preserve"> PAGEREF _Toc203139273 \h </w:instrText>
+          <w:instrText xml:space="preserve"> PAGEREF _Toc203110858 \h </w:instrText>
         </w:r>
         <w:r>
           <w:rPr>
@@ -4777,10 +4683,9 @@
         <w:rPr>
           <w:rFonts w:eastAsiaTheme="minorEastAsia"/>
           <w:noProof/>
-          <w:lang w:val="en-ID" w:eastAsia="en-ID"/>
-        </w:rPr>
-      </w:pPr>
-      <w:hyperlink w:anchor="_Toc203139274" w:history="1">
+        </w:rPr>
+      </w:pPr>
+      <w:hyperlink w:anchor="_Toc203110859" w:history="1">
         <w:r>
           <w:rPr>
             <w:rStyle w:val="Hyperlink"/>
@@ -4792,7 +4697,6 @@
           <w:rPr>
             <w:rFonts w:eastAsiaTheme="minorEastAsia"/>
             <w:noProof/>
-            <w:lang w:val="en-ID" w:eastAsia="en-ID"/>
           </w:rPr>
           <w:tab/>
         </w:r>
@@ -4822,7 +4726,7 @@
             <w:noProof/>
             <w:webHidden/>
           </w:rPr>
-          <w:instrText xml:space="preserve"> PAGEREF _Toc203139274 \h </w:instrText>
+          <w:instrText xml:space="preserve"> PAGEREF _Toc203110859 \h </w:instrText>
         </w:r>
         <w:r>
           <w:rPr>
@@ -4863,10 +4767,9 @@
         <w:rPr>
           <w:rFonts w:eastAsiaTheme="minorEastAsia"/>
           <w:noProof/>
-          <w:lang w:val="en-ID" w:eastAsia="en-ID"/>
-        </w:rPr>
-      </w:pPr>
-      <w:hyperlink w:anchor="_Toc203139275" w:history="1">
+        </w:rPr>
+      </w:pPr>
+      <w:hyperlink w:anchor="_Toc203110860" w:history="1">
         <w:r>
           <w:rPr>
             <w:rStyle w:val="Hyperlink"/>
@@ -4878,7 +4781,6 @@
           <w:rPr>
             <w:rFonts w:eastAsiaTheme="minorEastAsia"/>
             <w:noProof/>
-            <w:lang w:val="en-ID" w:eastAsia="en-ID"/>
           </w:rPr>
           <w:tab/>
         </w:r>
@@ -4908,7 +4810,7 @@
             <w:noProof/>
             <w:webHidden/>
           </w:rPr>
-          <w:instrText xml:space="preserve"> PAGEREF _Toc203139275 \h </w:instrText>
+          <w:instrText xml:space="preserve"> PAGEREF _Toc203110860 \h </w:instrText>
         </w:r>
         <w:r>
           <w:rPr>
@@ -4948,10 +4850,9 @@
         <w:rPr>
           <w:rFonts w:eastAsiaTheme="minorEastAsia"/>
           <w:noProof/>
-          <w:lang w:val="en-ID" w:eastAsia="en-ID"/>
-        </w:rPr>
-      </w:pPr>
-      <w:hyperlink w:anchor="_Toc203139276" w:history="1">
+        </w:rPr>
+      </w:pPr>
+      <w:hyperlink w:anchor="_Toc203110861" w:history="1">
         <w:r>
           <w:rPr>
             <w:rStyle w:val="Hyperlink"/>
@@ -4978,7 +4879,7 @@
             <w:noProof/>
             <w:webHidden/>
           </w:rPr>
-          <w:instrText xml:space="preserve"> PAGEREF _Toc203139276 \h </w:instrText>
+          <w:instrText xml:space="preserve"> PAGEREF _Toc203110861 \h </w:instrText>
         </w:r>
         <w:r>
           <w:rPr>
@@ -5024,7 +4925,7 @@
           <w:color w:val="auto"/>
         </w:rPr>
       </w:pPr>
-      <w:bookmarkStart w:id="2" w:name="_Toc203139230"/>
+      <w:bookmarkStart w:id="2" w:name="_Toc203110815"/>
       <w:r>
         <w:rPr>
           <w:color w:val="auto"/>
@@ -5066,7 +4967,7 @@
           <w:szCs w:val="30"/>
         </w:rPr>
       </w:pPr>
-      <w:bookmarkStart w:id="3" w:name="_Toc203139231"/>
+      <w:bookmarkStart w:id="3" w:name="_Toc203110816"/>
       <w:r>
         <w:rPr>
           <w:color w:val="auto"/>
@@ -5207,7 +5108,7 @@
           <w:szCs w:val="30"/>
         </w:rPr>
       </w:pPr>
-      <w:bookmarkStart w:id="4" w:name="_Toc203139232"/>
+      <w:bookmarkStart w:id="4" w:name="_Toc203110817"/>
       <w:r>
         <w:rPr>
           <w:color w:val="auto"/>
@@ -5417,15 +5318,7 @@
       </w:pPr>
       <w:r>
         <w:lastRenderedPageBreak/>
-        <w:t xml:space="preserve">Aksesibilitas bagi </w:t>
-      </w:r>
-      <w:proofErr w:type="gramStart"/>
-      <w:r>
-        <w:t>Non-Programer</w:t>
-      </w:r>
-      <w:proofErr w:type="gramEnd"/>
-      <w:r>
-        <w:t xml:space="preserve"> </w:t>
+        <w:t xml:space="preserve">Aksesibilitas bagi Non-Programer </w:t>
       </w:r>
     </w:p>
     <w:p>
@@ -5451,7 +5344,7 @@
           <w:szCs w:val="30"/>
         </w:rPr>
       </w:pPr>
-      <w:bookmarkStart w:id="5" w:name="_Toc203139233"/>
+      <w:bookmarkStart w:id="5" w:name="_Toc203110818"/>
       <w:r>
         <w:rPr>
           <w:color w:val="auto"/>
@@ -5587,7 +5480,7 @@
           <w:color w:val="auto"/>
         </w:rPr>
       </w:pPr>
-      <w:bookmarkStart w:id="6" w:name="_Toc203139234"/>
+      <w:bookmarkStart w:id="6" w:name="_Toc203110819"/>
       <w:r>
         <w:rPr>
           <w:color w:val="auto"/>
@@ -5629,7 +5522,7 @@
           <w:szCs w:val="30"/>
         </w:rPr>
       </w:pPr>
-      <w:bookmarkStart w:id="7" w:name="_Toc203139235"/>
+      <w:bookmarkStart w:id="7" w:name="_Toc203110820"/>
       <w:r>
         <w:rPr>
           <w:color w:val="auto"/>
@@ -5768,7 +5661,7 @@
           <w:szCs w:val="30"/>
         </w:rPr>
       </w:pPr>
-      <w:bookmarkStart w:id="8" w:name="_Toc203139236"/>
+      <w:bookmarkStart w:id="8" w:name="_Toc203110821"/>
       <w:r>
         <w:rPr>
           <w:color w:val="auto"/>
@@ -6005,7 +5898,7 @@
           <w:color w:val="auto"/>
         </w:rPr>
       </w:pPr>
-      <w:bookmarkStart w:id="9" w:name="_Toc203139237"/>
+      <w:bookmarkStart w:id="9" w:name="_Toc203110822"/>
       <w:r>
         <w:rPr>
           <w:color w:val="auto"/>
@@ -6035,7 +5928,7 @@
           <w:szCs w:val="30"/>
         </w:rPr>
       </w:pPr>
-      <w:bookmarkStart w:id="10" w:name="_Toc203139238"/>
+      <w:bookmarkStart w:id="10" w:name="_Toc203110823"/>
       <w:r>
         <w:rPr>
           <w:color w:val="auto"/>
@@ -6422,7 +6315,7 @@
           <w:szCs w:val="30"/>
         </w:rPr>
       </w:pPr>
-      <w:bookmarkStart w:id="11" w:name="_Toc203139239"/>
+      <w:bookmarkStart w:id="11" w:name="_Toc203110824"/>
       <w:r>
         <w:rPr>
           <w:color w:val="auto"/>
@@ -6456,7 +6349,7 @@
           <w:color w:val="auto"/>
         </w:rPr>
       </w:pPr>
-      <w:bookmarkStart w:id="12" w:name="_Toc203139240"/>
+      <w:bookmarkStart w:id="12" w:name="_Toc203110825"/>
       <w:r>
         <w:rPr>
           <w:color w:val="auto"/>
@@ -6663,7 +6556,7 @@
           <w:color w:val="auto"/>
         </w:rPr>
       </w:pPr>
-      <w:bookmarkStart w:id="13" w:name="_Toc203139241"/>
+      <w:bookmarkStart w:id="13" w:name="_Toc203110826"/>
       <w:r>
         <w:rPr>
           <w:color w:val="auto"/>
@@ -6912,7 +6805,7 @@
           <w:color w:val="auto"/>
         </w:rPr>
       </w:pPr>
-      <w:bookmarkStart w:id="14" w:name="_Toc203139242"/>
+      <w:bookmarkStart w:id="14" w:name="_Toc203110827"/>
       <w:r>
         <w:rPr>
           <w:color w:val="auto"/>
@@ -7249,7 +7142,7 @@
           <w:szCs w:val="30"/>
         </w:rPr>
       </w:pPr>
-      <w:bookmarkStart w:id="15" w:name="_Toc203139243"/>
+      <w:bookmarkStart w:id="15" w:name="_Toc203110828"/>
       <w:r>
         <w:rPr>
           <w:color w:val="auto"/>
@@ -7422,7 +7315,7 @@
           <w:lang w:val="en-ID"/>
         </w:rPr>
       </w:pPr>
-      <w:bookmarkStart w:id="16" w:name="_Toc203139244"/>
+      <w:bookmarkStart w:id="16" w:name="_Toc203110829"/>
       <w:r>
         <w:rPr>
           <w:color w:val="auto"/>
@@ -7675,7 +7568,7 @@
           <w:lang w:val="en-ID"/>
         </w:rPr>
       </w:pPr>
-      <w:bookmarkStart w:id="17" w:name="_Toc203139245"/>
+      <w:bookmarkStart w:id="17" w:name="_Toc203110830"/>
       <w:r>
         <w:rPr>
           <w:color w:val="auto"/>
@@ -8086,7 +7979,7 @@
           <w:lang w:val="en-ID"/>
         </w:rPr>
       </w:pPr>
-      <w:bookmarkStart w:id="18" w:name="_Toc203139246"/>
+      <w:bookmarkStart w:id="18" w:name="_Toc203110831"/>
       <w:r>
         <w:rPr>
           <w:color w:val="auto"/>
@@ -8365,7 +8258,7 @@
           <w:lang w:val="en-ID"/>
         </w:rPr>
       </w:pPr>
-      <w:bookmarkStart w:id="19" w:name="_Toc203139247"/>
+      <w:bookmarkStart w:id="19" w:name="_Toc203110832"/>
       <w:r>
         <w:rPr>
           <w:color w:val="auto"/>
@@ -8611,7 +8504,7 @@
           <w:lang w:val="en-ID"/>
         </w:rPr>
       </w:pPr>
-      <w:bookmarkStart w:id="20" w:name="_Toc203139248"/>
+      <w:bookmarkStart w:id="20" w:name="_Toc203110833"/>
       <w:r>
         <w:rPr>
           <w:color w:val="auto"/>
@@ -9057,7 +8950,7 @@
           <w:color w:val="auto"/>
         </w:rPr>
       </w:pPr>
-      <w:bookmarkStart w:id="21" w:name="_Toc203139249"/>
+      <w:bookmarkStart w:id="21" w:name="_Toc203110834"/>
       <w:r>
         <w:rPr>
           <w:color w:val="auto"/>
@@ -9080,7 +8973,7 @@
           <w:szCs w:val="30"/>
         </w:rPr>
       </w:pPr>
-      <w:bookmarkStart w:id="22" w:name="_Toc203139250"/>
+      <w:bookmarkStart w:id="22" w:name="_Toc203110835"/>
       <w:r>
         <w:rPr>
           <w:color w:val="auto"/>
@@ -9143,7 +9036,7 @@
           <w:szCs w:val="30"/>
         </w:rPr>
       </w:pPr>
-      <w:bookmarkStart w:id="23" w:name="_Toc203139251"/>
+      <w:bookmarkStart w:id="23" w:name="_Toc203110836"/>
       <w:r>
         <w:rPr>
           <w:color w:val="auto"/>
@@ -10146,19 +10039,11 @@
           <w:rFonts w:ascii="Cordia New" w:hAnsi="Cordia New" w:cs="Cordia New"/>
         </w:rPr>
       </w:pPr>
-      <w:proofErr w:type="gramStart"/>
       <w:r>
         <w:rPr>
           <w:rFonts w:ascii="Cordia New" w:hAnsi="Cordia New" w:cs="Cordia New"/>
         </w:rPr>
-        <w:t>catch(</w:t>
-      </w:r>
-      <w:proofErr w:type="gramEnd"/>
-      <w:r>
-        <w:rPr>
-          <w:rFonts w:ascii="Cordia New" w:hAnsi="Cordia New" w:cs="Cordia New"/>
-        </w:rPr>
-        <w:t>\Error $e)</w:t>
+        <w:t>catch(\Error $e)</w:t>
       </w:r>
     </w:p>
     <w:p>
@@ -10222,19 +10107,11 @@
           <w:rFonts w:ascii="Cordia New" w:hAnsi="Cordia New" w:cs="Cordia New"/>
         </w:rPr>
       </w:pPr>
-      <w:proofErr w:type="gramStart"/>
       <w:r>
         <w:rPr>
           <w:rFonts w:ascii="Cordia New" w:hAnsi="Cordia New" w:cs="Cordia New"/>
         </w:rPr>
-        <w:t>catch(</w:t>
-      </w:r>
-      <w:proofErr w:type="gramEnd"/>
-      <w:r>
-        <w:rPr>
-          <w:rFonts w:ascii="Cordia New" w:hAnsi="Cordia New" w:cs="Cordia New"/>
-        </w:rPr>
-        <w:t>Exception $e)</w:t>
+        <w:t>catch(Exception $e)</w:t>
       </w:r>
     </w:p>
     <w:p>
@@ -10433,7 +10310,7 @@
           <w:szCs w:val="30"/>
         </w:rPr>
       </w:pPr>
-      <w:bookmarkStart w:id="24" w:name="_Toc203139252"/>
+      <w:bookmarkStart w:id="24" w:name="_Toc203110837"/>
       <w:r>
         <w:rPr>
           <w:color w:val="auto"/>
@@ -10494,7 +10371,7 @@
           <w:color w:val="auto"/>
         </w:rPr>
       </w:pPr>
-      <w:bookmarkStart w:id="25" w:name="_Toc203139253"/>
+      <w:bookmarkStart w:id="25" w:name="_Toc203110838"/>
       <w:r>
         <w:rPr>
           <w:color w:val="auto"/>
@@ -11687,23 +11564,13 @@
         </w:rPr>
         <w:t xml:space="preserve"> </w:t>
       </w:r>
-      <w:proofErr w:type="gramStart"/>
       <w:r>
         <w:rPr>
           <w:rFonts w:ascii="Courier New" w:hAnsi="Courier New" w:cs="Courier New"/>
           <w:sz w:val="20"/>
           <w:szCs w:val="20"/>
         </w:rPr>
-        <w:t>phpinfo();?</w:t>
-      </w:r>
-      <w:proofErr w:type="gramEnd"/>
-      <w:r>
-        <w:rPr>
-          <w:rFonts w:ascii="Courier New" w:hAnsi="Courier New" w:cs="Courier New"/>
-          <w:sz w:val="20"/>
-          <w:szCs w:val="20"/>
-        </w:rPr>
-        <w:t>&gt;</w:t>
+        <w:t>phpinfo();?&gt;</w:t>
       </w:r>
     </w:p>
     <w:p>
@@ -11821,7 +11688,7 @@
           <w:color w:val="auto"/>
         </w:rPr>
       </w:pPr>
-      <w:bookmarkStart w:id="26" w:name="_Toc203139254"/>
+      <w:bookmarkStart w:id="26" w:name="_Toc203110839"/>
       <w:r>
         <w:rPr>
           <w:color w:val="auto"/>
@@ -13419,15 +13286,7 @@
         <w:t xml:space="preserve"> ingin melakukan pengaturan ulang lebih dari satu akun, ulangi mulai dari tanda </w:t>
       </w:r>
       <w:r>
-        <w:t>“</w:t>
-      </w:r>
-      <w:proofErr w:type="gramStart"/>
-      <w:r>
-        <w:t>-“</w:t>
-      </w:r>
-      <w:proofErr w:type="gramEnd"/>
-      <w:r>
-        <w:t>.</w:t>
+        <w:t>“-“.</w:t>
       </w:r>
     </w:p>
     <w:p>
@@ -14733,7 +14592,7 @@
           <w:color w:val="auto"/>
         </w:rPr>
       </w:pPr>
-      <w:bookmarkStart w:id="27" w:name="_Toc203139255"/>
+      <w:bookmarkStart w:id="27" w:name="_Toc203110840"/>
       <w:r>
         <w:rPr>
           <w:color w:val="auto"/>
@@ -14988,7 +14847,7 @@
           <w:color w:val="auto"/>
         </w:rPr>
       </w:pPr>
-      <w:bookmarkStart w:id="28" w:name="_Toc203139256"/>
+      <w:bookmarkStart w:id="28" w:name="_Toc203110841"/>
       <w:r>
         <w:rPr>
           <w:color w:val="auto"/>
@@ -15371,7 +15230,7 @@
           <w:color w:val="auto"/>
         </w:rPr>
       </w:pPr>
-      <w:bookmarkStart w:id="29" w:name="_Toc203139257"/>
+      <w:bookmarkStart w:id="29" w:name="_Toc203110842"/>
       <w:r>
         <w:rPr>
           <w:color w:val="auto"/>
@@ -17225,7 +17084,7 @@
           <w:color w:val="auto"/>
         </w:rPr>
       </w:pPr>
-      <w:bookmarkStart w:id="30" w:name="_Toc203139258"/>
+      <w:bookmarkStart w:id="30" w:name="_Toc203110843"/>
       <w:r>
         <w:rPr>
           <w:color w:val="auto"/>
@@ -17795,7 +17654,7 @@
           <w:color w:val="auto"/>
         </w:rPr>
       </w:pPr>
-      <w:bookmarkStart w:id="31" w:name="_Toc203139259"/>
+      <w:bookmarkStart w:id="31" w:name="_Toc203110844"/>
       <w:r>
         <w:rPr>
           <w:color w:val="auto"/>
@@ -18453,70 +18312,33 @@
     </w:p>
     <w:p>
       <w:pPr>
+        <w:ind w:firstLine="720"/>
+        <w:rPr>
+          <w:b/>
+          <w:bCs/>
+        </w:rPr>
+      </w:pPr>
+      <w:r>
+        <w:rPr>
+          <w:b/>
+          <w:bCs/>
+        </w:rPr>
+        <w:t xml:space="preserve">Mengubah </w:t>
+      </w:r>
+      <w:r>
+        <w:rPr>
+          <w:b/>
+          <w:bCs/>
+        </w:rPr>
+        <w:t>Template</w:t>
+      </w:r>
+    </w:p>
+    <w:p>
+      <w:pPr>
         <w:ind w:left="720"/>
       </w:pPr>
       <w:r>
-        <w:t xml:space="preserve">Di sebelah kanan tombol Cancel, ada 2 tombol yang hanya muncul pada </w:t>
-      </w:r>
-      <w:r>
-        <w:t>saat memperbarui entitas.</w:t>
-      </w:r>
-    </w:p>
-    <w:p>
-      <w:pPr>
-        <w:pStyle w:val="ListParagraph"/>
-        <w:numPr>
-          <w:ilvl w:val="2"/>
-          <w:numId w:val="77"/>
-        </w:numPr>
-        <w:tabs>
-          <w:tab w:val="clear" w:pos="2160"/>
-          <w:tab w:val="num" w:pos="1080"/>
-        </w:tabs>
-        <w:ind w:left="1080"/>
-      </w:pPr>
-      <w:r>
-        <w:t xml:space="preserve">Desription: digunakan untuk membuat deskripsi entitas. </w:t>
-      </w:r>
-    </w:p>
-    <w:p>
-      <w:pPr>
-        <w:pStyle w:val="ListParagraph"/>
-        <w:numPr>
-          <w:ilvl w:val="2"/>
-          <w:numId w:val="77"/>
-        </w:numPr>
-        <w:tabs>
-          <w:tab w:val="clear" w:pos="2160"/>
-          <w:tab w:val="num" w:pos="1080"/>
-        </w:tabs>
-        <w:ind w:left="1080"/>
-      </w:pPr>
-      <w:r>
-        <w:t>Data: digunakan untuk melihat, menambah, mengubah atau menghapus data entitas.</w:t>
-      </w:r>
-    </w:p>
-    <w:p>
-      <w:pPr>
-        <w:ind w:firstLine="720"/>
-        <w:rPr>
-          <w:b/>
-          <w:bCs/>
-        </w:rPr>
-      </w:pPr>
-      <w:r>
-        <w:rPr>
-          <w:b/>
-          <w:bCs/>
-        </w:rPr>
-        <w:t xml:space="preserve">Mengubah </w:t>
-      </w:r>
-      <w:r>
-        <w:rPr>
-          <w:b/>
-          <w:bCs/>
-        </w:rPr>
-        <w:t>Template</w:t>
+        <w:t>Tampilan editor untuk mengubah template sekilas mirip dengan editor entitas. Saat pengguna memilih tombol Edit Template, button area akan diisi oleh tombol Add Colum, Save Template dan Cancel.</w:t>
       </w:r>
     </w:p>
     <w:p>
@@ -18524,15 +18346,6 @@
         <w:ind w:left="720"/>
       </w:pPr>
       <w:r>
-        <w:t>Tampilan editor untuk mengubah template sekilas mirip dengan editor entitas. Saat pengguna memilih tombol Edit Template, button area akan diisi oleh tombol Add Colum, Save Template dan Cancel.</w:t>
-      </w:r>
-    </w:p>
-    <w:p>
-      <w:pPr>
-        <w:ind w:left="720"/>
-      </w:pPr>
-      <w:r>
-        <w:lastRenderedPageBreak/>
         <w:t>Tabel editor secara default berisi beberapa kolom yang ditetapkan sebagai Reserved Colum di pengaturan aplikasi. Pengguna dapat menambahkan kolom baru pada template yang bukan merupakan reserved column.</w:t>
       </w:r>
     </w:p>
@@ -18565,6 +18378,7 @@
         </w:numPr>
       </w:pPr>
       <w:r>
+        <w:lastRenderedPageBreak/>
         <w:t>Save Template: digunakan untuk menyimpan template</w:t>
       </w:r>
     </w:p>
@@ -18689,7 +18503,7 @@
           <w:color w:val="auto"/>
         </w:rPr>
       </w:pPr>
-      <w:bookmarkStart w:id="32" w:name="_Toc203139260"/>
+      <w:bookmarkStart w:id="32" w:name="_Toc203110845"/>
       <w:r>
         <w:rPr>
           <w:color w:val="auto"/>
@@ -18783,7 +18597,7 @@
           <w:color w:val="auto"/>
         </w:rPr>
       </w:pPr>
-      <w:bookmarkStart w:id="33" w:name="_Toc203139261"/>
+      <w:bookmarkStart w:id="33" w:name="_Toc203110846"/>
       <w:r>
         <w:rPr>
           <w:color w:val="auto"/>
@@ -18877,7 +18691,6 @@
         </w:numPr>
       </w:pPr>
       <w:r>
-        <w:lastRenderedPageBreak/>
         <w:t>Opsi Validator</w:t>
       </w:r>
     </w:p>
@@ -18917,6 +18730,7 @@
         </w:numPr>
       </w:pPr>
       <w:r>
+        <w:lastRenderedPageBreak/>
         <w:t xml:space="preserve">Centang </w:t>
       </w:r>
       <w:r>
@@ -19230,7 +19044,7 @@
           <w:color w:val="auto"/>
         </w:rPr>
       </w:pPr>
-      <w:bookmarkStart w:id="34" w:name="_Toc203139262"/>
+      <w:bookmarkStart w:id="34" w:name="_Toc203110847"/>
       <w:r>
         <w:rPr>
           <w:color w:val="auto"/>
@@ -19357,7 +19171,6 @@
           <w:b/>
           <w:bCs/>
         </w:rPr>
-        <w:lastRenderedPageBreak/>
         <w:t>U</w:t>
       </w:r>
       <w:r>
@@ -19421,6 +19234,7 @@
           <w:b/>
           <w:bCs/>
         </w:rPr>
+        <w:lastRenderedPageBreak/>
         <w:t>E</w:t>
       </w:r>
       <w:r>
@@ -19842,7 +19656,6 @@
         </w:numPr>
       </w:pPr>
       <w:r>
-        <w:lastRenderedPageBreak/>
         <w:t>Pembuatan data baru saja</w:t>
       </w:r>
     </w:p>
@@ -19889,6 +19702,7 @@
           <w:iCs w:val="0"/>
           <w:color w:val="auto"/>
         </w:rPr>
+        <w:lastRenderedPageBreak/>
         <w:t>Penjelasan Kolom S</w:t>
       </w:r>
       <w:r>
@@ -20217,7 +20031,6 @@
           <w:b/>
           <w:bCs/>
         </w:rPr>
-        <w:lastRenderedPageBreak/>
         <w:t>Table Name</w:t>
       </w:r>
       <w:r>
@@ -20254,6 +20067,7 @@
           <w:b/>
           <w:bCs/>
         </w:rPr>
+        <w:lastRenderedPageBreak/>
         <w:t>Value Column</w:t>
       </w:r>
       <w:r>
@@ -20493,7 +20307,6 @@
           <w:noProof/>
           <w:lang w:val="en-ID"/>
         </w:rPr>
-        <w:lastRenderedPageBreak/>
         <w:drawing>
           <wp:inline distT="0" distB="0" distL="0" distR="0" wp14:anchorId="3DD4E024" wp14:editId="1750794E">
             <wp:extent cx="5251450" cy="1692516"/>
@@ -20559,6 +20372,7 @@
           <w:bCs/>
           <w:lang w:val="en-ID"/>
         </w:rPr>
+        <w:lastRenderedPageBreak/>
         <w:t>Bagian Sortable</w:t>
       </w:r>
     </w:p>
@@ -20762,7 +20576,6 @@
           <w:bCs/>
           <w:lang w:val="en-ID"/>
         </w:rPr>
-        <w:lastRenderedPageBreak/>
         <w:t>Value</w:t>
       </w:r>
       <w:r>
@@ -20883,6 +20696,7 @@
         <w:rPr>
           <w:lang w:val="en-ID"/>
         </w:rPr>
+        <w:lastRenderedPageBreak/>
         <w:t>Untuk mengisi formular pengelompokan dropdown, lakukan dengan cara berikut:</w:t>
       </w:r>
     </w:p>
@@ -21115,14 +20929,7 @@
         <w:rPr>
           <w:lang w:val="en-ID"/>
         </w:rPr>
-        <w:t xml:space="preserve"> ingin menggunakan properti dari </w:t>
-      </w:r>
-      <w:r>
-        <w:rPr>
-          <w:lang w:val="en-ID"/>
-        </w:rPr>
-        <w:lastRenderedPageBreak/>
-        <w:t>entitas referensi, gunakan tanda titik sebagai pemisah antara nama properti entitas dropdown dengan nama properti entitas referensi. Hubungan entitas ini ditentukan di dalam deklarasi entitas alih-alih kunci asing di database.</w:t>
+        <w:t xml:space="preserve"> ingin menggunakan properti dari entitas referensi, gunakan tanda titik sebagai pemisah antara nama properti entitas dropdown dengan nama properti entitas referensi. Hubungan entitas ini ditentukan di dalam deklarasi entitas alih-alih kunci asing di database.</w:t>
       </w:r>
     </w:p>
     <w:p>
@@ -21215,6 +21022,7 @@
         </w:rPr>
       </w:pPr>
       <w:r>
+        <w:lastRenderedPageBreak/>
         <w:t>Pengguna</w:t>
       </w:r>
       <w:r>
@@ -22068,7 +21876,6 @@
               <w:spacing w:line="276" w:lineRule="auto"/>
             </w:pPr>
             <w:r>
-              <w:lastRenderedPageBreak/>
               <w:t>datetime-local</w:t>
             </w:r>
           </w:p>
@@ -22548,6 +22355,7 @@
           <w:iCs w:val="0"/>
           <w:color w:val="auto"/>
         </w:rPr>
+        <w:lastRenderedPageBreak/>
         <w:t>Penjelasan Tentang Format Data</w:t>
       </w:r>
       <w:r>
@@ -22683,15 +22491,7 @@
     </w:p>
     <w:p>
       <w:r>
-        <w:t xml:space="preserve">Dialog terdiri dari </w:t>
-      </w:r>
-      <w:proofErr w:type="gramStart"/>
-      <w:r>
-        <w:t>3 tab</w:t>
-      </w:r>
-      <w:proofErr w:type="gramEnd"/>
-      <w:r>
-        <w:t xml:space="preserve"> yaitu sebagai berikut:</w:t>
+        <w:t>Dialog terdiri dari 3 tab yaitu sebagai berikut:</w:t>
       </w:r>
     </w:p>
     <w:p>
@@ -22746,66 +22546,66 @@
     </w:p>
     <w:p>
       <w:r>
+        <w:t xml:space="preserve">Tab </w:t>
+      </w:r>
+      <w:r>
+        <w:t xml:space="preserve">String Format </w:t>
+      </w:r>
+      <w:r>
+        <w:t>digunakan untuk menformat data menggunakan pemfor</w:t>
+      </w:r>
+      <w:r>
+        <w:t>mat %. Misalnya %s, %d, %x, %o</w:t>
+      </w:r>
+      <w:r>
+        <w:t>, %f</w:t>
+      </w:r>
+      <w:r>
+        <w:t>, dan sebagainya. Format</w:t>
+      </w:r>
+      <w:r>
+        <w:t xml:space="preserve"> data ini sama dengan format yang digunakan oleh PHP dalam fungsi </w:t>
+      </w:r>
+      <w:r>
+        <w:rPr>
+          <w:b/>
+          <w:bCs/>
+        </w:rPr>
+        <w:t>printf</w:t>
+      </w:r>
+      <w:r>
+        <w:t xml:space="preserve">, </w:t>
+      </w:r>
+      <w:r>
+        <w:rPr>
+          <w:b/>
+          <w:bCs/>
+        </w:rPr>
+        <w:t>sprintf</w:t>
+      </w:r>
+      <w:r>
+        <w:t xml:space="preserve"> dan </w:t>
+      </w:r>
+      <w:r>
+        <w:rPr>
+          <w:b/>
+          <w:bCs/>
+        </w:rPr>
+        <w:t>vprintf</w:t>
+      </w:r>
+      <w:r>
+        <w:t>.</w:t>
+      </w:r>
+    </w:p>
+    <w:p>
+      <w:pPr>
+        <w:jc w:val="center"/>
+      </w:pPr>
+      <w:r>
+        <w:rPr>
+          <w:noProof/>
+        </w:rPr>
         <w:lastRenderedPageBreak/>
-        <w:t xml:space="preserve">Tab </w:t>
-      </w:r>
-      <w:r>
-        <w:t xml:space="preserve">String Format </w:t>
-      </w:r>
-      <w:r>
-        <w:t>digunakan untuk menformat data menggunakan pemfor</w:t>
-      </w:r>
-      <w:r>
-        <w:t>mat %. Misalnya %s, %d, %x, %o</w:t>
-      </w:r>
-      <w:r>
-        <w:t>, %f</w:t>
-      </w:r>
-      <w:r>
-        <w:t>, dan sebagainya. Format</w:t>
-      </w:r>
-      <w:r>
-        <w:t xml:space="preserve"> data ini sama dengan format yang digunakan oleh PHP dalam fungsi </w:t>
-      </w:r>
-      <w:r>
-        <w:rPr>
-          <w:b/>
-          <w:bCs/>
-        </w:rPr>
-        <w:t>printf</w:t>
-      </w:r>
-      <w:r>
-        <w:t xml:space="preserve">, </w:t>
-      </w:r>
-      <w:r>
-        <w:rPr>
-          <w:b/>
-          <w:bCs/>
-        </w:rPr>
-        <w:t>sprintf</w:t>
-      </w:r>
-      <w:r>
-        <w:t xml:space="preserve"> dan </w:t>
-      </w:r>
-      <w:r>
-        <w:rPr>
-          <w:b/>
-          <w:bCs/>
-        </w:rPr>
-        <w:t>vprintf</w:t>
-      </w:r>
-      <w:r>
-        <w:t>.</w:t>
-      </w:r>
-    </w:p>
-    <w:p>
-      <w:pPr>
-        <w:jc w:val="center"/>
-      </w:pPr>
-      <w:r>
-        <w:rPr>
-          <w:noProof/>
-        </w:rPr>
         <w:drawing>
           <wp:inline distT="0" distB="0" distL="0" distR="0" wp14:anchorId="0E29F042" wp14:editId="79F2CF3E">
             <wp:extent cx="4782217" cy="2753109"/>
@@ -22860,7 +22660,6 @@
       <w:r>
         <w:t xml:space="preserve"> dan </w:t>
       </w:r>
-      <w:proofErr w:type="gramStart"/>
       <w:r>
         <w:rPr>
           <w:b/>
@@ -22873,15 +22672,7 @@
           <w:b/>
           <w:bCs/>
         </w:rPr>
-        <w:t>(</w:t>
-      </w:r>
-      <w:proofErr w:type="gramEnd"/>
-      <w:r>
-        <w:rPr>
-          <w:b/>
-          <w:bCs/>
-        </w:rPr>
-        <w:t>)</w:t>
+        <w:t>()</w:t>
       </w:r>
       <w:r>
         <w:t>.</w:t>
@@ -24001,7 +23792,6 @@
           <w:numId w:val="86"/>
         </w:numPr>
       </w:pPr>
-      <w:proofErr w:type="gramStart"/>
       <w:r>
         <w:rPr>
           <w:b/>
@@ -24009,7 +23799,6 @@
         </w:rPr>
         <w:t>@Required</w:t>
       </w:r>
-      <w:proofErr w:type="gramEnd"/>
       <w:r>
         <w:t>: Memastikan nilai properti tidak null.</w:t>
       </w:r>
@@ -24021,7 +23810,6 @@
           <w:numId w:val="86"/>
         </w:numPr>
       </w:pPr>
-      <w:proofErr w:type="gramStart"/>
       <w:r>
         <w:rPr>
           <w:b/>
@@ -24029,7 +23817,6 @@
         </w:rPr>
         <w:t>@NotEmpty</w:t>
       </w:r>
-      <w:proofErr w:type="gramEnd"/>
       <w:r>
         <w:t xml:space="preserve">: Memeriksa apakah sebuah string tidak kosong ("") atau sebuah </w:t>
       </w:r>
@@ -24051,7 +23838,6 @@
           <w:numId w:val="86"/>
         </w:numPr>
       </w:pPr>
-      <w:proofErr w:type="gramStart"/>
       <w:r>
         <w:rPr>
           <w:b/>
@@ -24059,7 +23845,6 @@
         </w:rPr>
         <w:t>@NotBlank</w:t>
       </w:r>
-      <w:proofErr w:type="gramEnd"/>
       <w:r>
         <w:t>: Memvalidasi bahwa sebuah string tidak kosong dan bukan hanya karakter spasi.</w:t>
       </w:r>
@@ -24177,7 +23962,6 @@
           <w:numId w:val="87"/>
         </w:numPr>
       </w:pPr>
-      <w:proofErr w:type="gramStart"/>
       <w:r>
         <w:rPr>
           <w:b/>
@@ -24185,7 +23969,6 @@
         </w:rPr>
         <w:t>@DecimalMax</w:t>
       </w:r>
-      <w:proofErr w:type="gramEnd"/>
       <w:r>
         <w:t xml:space="preserve">: Memvalidasi properti numerik (bisa </w:t>
       </w:r>
@@ -24298,7 +24081,6 @@
           <w:numId w:val="87"/>
         </w:numPr>
       </w:pPr>
-      <w:proofErr w:type="gramStart"/>
       <w:r>
         <w:rPr>
           <w:b/>
@@ -24307,17 +24089,8 @@
         <w:lastRenderedPageBreak/>
         <w:t>@Length</w:t>
       </w:r>
-      <w:proofErr w:type="gramEnd"/>
-      <w:r>
-        <w:t xml:space="preserve">: Mirip </w:t>
-      </w:r>
-      <w:proofErr w:type="gramStart"/>
-      <w:r>
-        <w:t>dengan @</w:t>
-      </w:r>
-      <w:proofErr w:type="gramEnd"/>
-      <w:r>
-        <w:t>Size, khusus untuk panjang string dalam rentang (</w:t>
+      <w:r>
+        <w:t>: Mirip dengan @Size, khusus untuk panjang string dalam rentang (</w:t>
       </w:r>
       <w:r>
         <w:rPr>
@@ -24345,7 +24118,6 @@
           <w:numId w:val="87"/>
         </w:numPr>
       </w:pPr>
-      <w:proofErr w:type="gramStart"/>
       <w:r>
         <w:rPr>
           <w:b/>
@@ -24367,29 +24139,15 @@
         </w:rPr>
         <w:t>Length</w:t>
       </w:r>
-      <w:proofErr w:type="gramEnd"/>
       <w:r>
         <w:t xml:space="preserve">: </w:t>
       </w:r>
       <w:r>
-        <w:t xml:space="preserve">Hampir sama </w:t>
-      </w:r>
-      <w:proofErr w:type="gramStart"/>
-      <w:r>
-        <w:t>dengan @</w:t>
-      </w:r>
-      <w:proofErr w:type="gramEnd"/>
-      <w:r>
-        <w:t xml:space="preserve">Length, namun hanya menentukan batas atas. Cocok untuk membatasi panjang karakter pada input dengan tipe kolom seperti </w:t>
-      </w:r>
-      <w:proofErr w:type="gramStart"/>
-      <w:r>
-        <w:t xml:space="preserve">VARCHAR </w:t>
+        <w:t xml:space="preserve">Hampir sama dengan @Length, namun hanya menentukan batas atas. Cocok untuk membatasi panjang karakter pada input dengan tipe kolom seperti VARCHAR </w:t>
       </w:r>
       <w:r>
         <w:t xml:space="preserve"> (</w:t>
       </w:r>
-      <w:proofErr w:type="gramEnd"/>
       <w:r>
         <w:rPr>
           <w:rFonts w:ascii="Courier New" w:hAnsi="Courier New" w:cs="Courier New"/>
@@ -24423,7 +24181,6 @@
           <w:numId w:val="87"/>
         </w:numPr>
       </w:pPr>
-      <w:proofErr w:type="gramStart"/>
       <w:r>
         <w:rPr>
           <w:b/>
@@ -24431,7 +24188,6 @@
         </w:rPr>
         <w:t>@Digits</w:t>
       </w:r>
-      <w:proofErr w:type="gramEnd"/>
       <w:r>
         <w:t xml:space="preserve">: Memeriksa bahwa properti numerik memiliki paling banyak digit </w:t>
       </w:r>
@@ -24486,7 +24242,6 @@
           <w:numId w:val="88"/>
         </w:numPr>
       </w:pPr>
-      <w:proofErr w:type="gramStart"/>
       <w:r>
         <w:rPr>
           <w:b/>
@@ -24494,7 +24249,6 @@
         </w:rPr>
         <w:t>@Positive</w:t>
       </w:r>
-      <w:proofErr w:type="gramEnd"/>
       <w:r>
         <w:t>: Memastikan nilai numerik positif (&gt; 0).</w:t>
       </w:r>
@@ -24506,7 +24260,6 @@
           <w:numId w:val="88"/>
         </w:numPr>
       </w:pPr>
-      <w:proofErr w:type="gramStart"/>
       <w:r>
         <w:rPr>
           <w:b/>
@@ -24514,7 +24267,6 @@
         </w:rPr>
         <w:t>@PositiveOrZero</w:t>
       </w:r>
-      <w:proofErr w:type="gramEnd"/>
       <w:r>
         <w:t>: Memastikan nilai numerik positif atau nol (&gt;= 0).</w:t>
       </w:r>
@@ -24526,7 +24278,6 @@
           <w:numId w:val="88"/>
         </w:numPr>
       </w:pPr>
-      <w:proofErr w:type="gramStart"/>
       <w:r>
         <w:rPr>
           <w:b/>
@@ -24534,7 +24285,6 @@
         </w:rPr>
         <w:t>@Negative</w:t>
       </w:r>
-      <w:proofErr w:type="gramEnd"/>
       <w:r>
         <w:t>: Memastikan nilai numerik negatif (&lt; 0).</w:t>
       </w:r>
@@ -24546,7 +24296,6 @@
           <w:numId w:val="88"/>
         </w:numPr>
       </w:pPr>
-      <w:proofErr w:type="gramStart"/>
       <w:r>
         <w:rPr>
           <w:b/>
@@ -24554,7 +24303,6 @@
         </w:rPr>
         <w:t>@NegativeOrZero</w:t>
       </w:r>
-      <w:proofErr w:type="gramEnd"/>
       <w:r>
         <w:t>: Memastikan nilai numerik negatif atau nol (&lt;= 0).</w:t>
       </w:r>
@@ -24653,7 +24401,6 @@
           <w:numId w:val="87"/>
         </w:numPr>
       </w:pPr>
-      <w:proofErr w:type="gramStart"/>
       <w:r>
         <w:rPr>
           <w:b/>
@@ -24661,7 +24408,6 @@
         </w:rPr>
         <w:t>@DateFormat</w:t>
       </w:r>
-      <w:proofErr w:type="gramEnd"/>
       <w:r>
         <w:t>: Memastikan sebuah string cocok dengan format tanggal tertentu (</w:t>
       </w:r>
@@ -24700,7 +24446,6 @@
           <w:numId w:val="89"/>
         </w:numPr>
       </w:pPr>
-      <w:proofErr w:type="gramStart"/>
       <w:r>
         <w:rPr>
           <w:b/>
@@ -24708,7 +24453,6 @@
         </w:rPr>
         <w:t>@NoHtml</w:t>
       </w:r>
-      <w:proofErr w:type="gramEnd"/>
       <w:r>
         <w:t>: Memeriksa apakah properti string mengandung tag HTML.</w:t>
       </w:r>
@@ -24735,7 +24479,6 @@
           <w:numId w:val="90"/>
         </w:numPr>
       </w:pPr>
-      <w:proofErr w:type="gramStart"/>
       <w:r>
         <w:rPr>
           <w:b/>
@@ -24743,7 +24486,6 @@
         </w:rPr>
         <w:t>@Past</w:t>
       </w:r>
-      <w:proofErr w:type="gramEnd"/>
       <w:r>
         <w:t>: Memastikan properti DateTimeInterface mewakili tanggal/waktu di masa lalu.</w:t>
       </w:r>
@@ -24755,7 +24497,6 @@
           <w:numId w:val="90"/>
         </w:numPr>
       </w:pPr>
-      <w:proofErr w:type="gramStart"/>
       <w:r>
         <w:rPr>
           <w:b/>
@@ -24763,7 +24504,6 @@
         </w:rPr>
         <w:t>@Future</w:t>
       </w:r>
-      <w:proofErr w:type="gramEnd"/>
       <w:r>
         <w:t>: Memastikan properti DateTimeInterface mewakili tanggal/waktu di masa depan.</w:t>
       </w:r>
@@ -24775,7 +24515,6 @@
           <w:numId w:val="90"/>
         </w:numPr>
       </w:pPr>
-      <w:proofErr w:type="gramStart"/>
       <w:r>
         <w:rPr>
           <w:b/>
@@ -24784,7 +24523,6 @@
         <w:lastRenderedPageBreak/>
         <w:t>@PastOrPresent</w:t>
       </w:r>
-      <w:proofErr w:type="gramEnd"/>
       <w:r>
         <w:t>: Memastikan tanggal/waktu berada di masa lalu atau sekarang.</w:t>
       </w:r>
@@ -24796,7 +24534,6 @@
           <w:numId w:val="90"/>
         </w:numPr>
       </w:pPr>
-      <w:proofErr w:type="gramStart"/>
       <w:r>
         <w:rPr>
           <w:b/>
@@ -24804,7 +24541,6 @@
         </w:rPr>
         <w:t>@FutureOrPresent</w:t>
       </w:r>
-      <w:proofErr w:type="gramEnd"/>
       <w:r>
         <w:t>: Memastikan properti DateTimeInterface mewakili tanggal/waktu di masa depan atau sekarang.</w:t>
       </w:r>
@@ -24885,7 +24621,6 @@
           <w:numId w:val="91"/>
         </w:numPr>
       </w:pPr>
-      <w:proofErr w:type="gramStart"/>
       <w:r>
         <w:rPr>
           <w:b/>
@@ -24893,7 +24628,6 @@
         </w:rPr>
         <w:t>@AssertTrue</w:t>
       </w:r>
-      <w:proofErr w:type="gramEnd"/>
       <w:r>
         <w:t>: Memastikan nilai properti boolean adalah true.</w:t>
       </w:r>
@@ -24989,7 +24723,6 @@
           <w:numId w:val="92"/>
         </w:numPr>
       </w:pPr>
-      <w:proofErr w:type="gramStart"/>
       <w:r>
         <w:rPr>
           <w:b/>
@@ -24997,7 +24730,6 @@
         </w:rPr>
         <w:t>@AlphaNumeric</w:t>
       </w:r>
-      <w:proofErr w:type="gramEnd"/>
       <w:r>
         <w:t>: Memastikan sebuah string hanya mengandung karakter alfanumerik.</w:t>
       </w:r>
@@ -25009,7 +24741,6 @@
           <w:numId w:val="87"/>
         </w:numPr>
       </w:pPr>
-      <w:proofErr w:type="gramStart"/>
       <w:r>
         <w:rPr>
           <w:b/>
@@ -25017,7 +24748,6 @@
         </w:rPr>
         <w:t>@StartsWith</w:t>
       </w:r>
-      <w:proofErr w:type="gramEnd"/>
       <w:r>
         <w:t>: Memastikan sebuah string dimulai dengan awalan tertentu (</w:t>
       </w:r>
@@ -25047,7 +24777,6 @@
           <w:numId w:val="87"/>
         </w:numPr>
       </w:pPr>
-      <w:proofErr w:type="gramStart"/>
       <w:r>
         <w:rPr>
           <w:b/>
@@ -25055,7 +24784,6 @@
         </w:rPr>
         <w:t>@EndsWith</w:t>
       </w:r>
-      <w:proofErr w:type="gramEnd"/>
       <w:r>
         <w:t>: Memastikan sebuah string diakhiri dengan akhiran tertentu (</w:t>
       </w:r>
@@ -25085,7 +24813,6 @@
           <w:numId w:val="87"/>
         </w:numPr>
       </w:pPr>
-      <w:proofErr w:type="gramStart"/>
       <w:r>
         <w:rPr>
           <w:b/>
@@ -25093,7 +24820,6 @@
         </w:rPr>
         <w:t>@Contains</w:t>
       </w:r>
-      <w:proofErr w:type="gramEnd"/>
       <w:r>
         <w:t xml:space="preserve">: Memastikan sebuah string mengandung </w:t>
       </w:r>
@@ -25148,7 +24874,6 @@
           <w:numId w:val="93"/>
         </w:numPr>
       </w:pPr>
-      <w:proofErr w:type="gramStart"/>
       <w:r>
         <w:rPr>
           <w:b/>
@@ -25156,7 +24881,6 @@
         </w:rPr>
         <w:t>@Valid</w:t>
       </w:r>
-      <w:proofErr w:type="gramEnd"/>
       <w:r>
         <w:t xml:space="preserve">: Secara rekursif memvalidasi </w:t>
       </w:r>
@@ -25237,23 +24961,10 @@
     <w:p>
       <w:r>
         <w:lastRenderedPageBreak/>
-        <w:t>@</w:t>
-      </w:r>
-      <w:proofErr w:type="gramStart"/>
-      <w:r>
-        <w:t>Length(</w:t>
-      </w:r>
-      <w:proofErr w:type="gramEnd"/>
-      <w:r>
-        <w:t>min=3, max=100, message</w:t>
-      </w:r>
-      <w:proofErr w:type="gramStart"/>
-      <w:r>
-        <w:t>=”Panjang</w:t>
-      </w:r>
-      <w:proofErr w:type="gramEnd"/>
-      <w:r>
-        <w:t xml:space="preserve"> nama harus antara </w:t>
+        <w:t>@Length(</w:t>
+      </w:r>
+      <w:r>
+        <w:t xml:space="preserve">min=3, max=100, message=”Panjang nama harus antara </w:t>
       </w:r>
       <w:r>
         <w:t>${min} hingga ${max}</w:t>
@@ -25673,7 +25384,7 @@
           <w:color w:val="auto"/>
         </w:rPr>
       </w:pPr>
-      <w:bookmarkStart w:id="35" w:name="_Toc203139263"/>
+      <w:bookmarkStart w:id="35" w:name="_Toc203110848"/>
       <w:r>
         <w:rPr>
           <w:color w:val="auto"/>
@@ -25806,7 +25517,7 @@
           <w:color w:val="auto"/>
         </w:rPr>
       </w:pPr>
-      <w:bookmarkStart w:id="36" w:name="_Toc203139264"/>
+      <w:bookmarkStart w:id="36" w:name="_Toc203110849"/>
       <w:r>
         <w:rPr>
           <w:color w:val="auto"/>
@@ -25939,7 +25650,7 @@
           <w:color w:val="auto"/>
         </w:rPr>
       </w:pPr>
-      <w:bookmarkStart w:id="37" w:name="_Toc203139265"/>
+      <w:bookmarkStart w:id="37" w:name="_Toc203110850"/>
       <w:r>
         <w:rPr>
           <w:color w:val="auto"/>
@@ -26116,7 +25827,7 @@
           <w:color w:val="auto"/>
         </w:rPr>
       </w:pPr>
-      <w:bookmarkStart w:id="38" w:name="_Toc203139266"/>
+      <w:bookmarkStart w:id="38" w:name="_Toc203110851"/>
       <w:r>
         <w:rPr>
           <w:color w:val="auto"/>
@@ -26562,7 +26273,7 @@
           <w:color w:val="auto"/>
         </w:rPr>
       </w:pPr>
-      <w:bookmarkStart w:id="39" w:name="_Toc203139267"/>
+      <w:bookmarkStart w:id="39" w:name="_Toc203110852"/>
       <w:r>
         <w:rPr>
           <w:color w:val="auto"/>
@@ -26667,7 +26378,6 @@
       <w:r>
         <w:t xml:space="preserve">MagicAppBuilder juga akan menghasilkan file </w:t>
       </w:r>
-      <w:proofErr w:type="gramStart"/>
       <w:r>
         <w:rPr>
           <w:b/>
@@ -26675,7 +26385,6 @@
         </w:rPr>
         <w:t>manifest.json</w:t>
       </w:r>
-      <w:proofErr w:type="gramEnd"/>
       <w:r>
         <w:t xml:space="preserve"> yang berisi informasi terkait ikon aplikasi.</w:t>
       </w:r>
@@ -26734,25 +26443,26 @@
           <w:sz w:val="20"/>
           <w:szCs w:val="20"/>
         </w:rPr>
-        <w:t xml:space="preserve">    "</w:t>
-      </w:r>
-      <w:proofErr w:type="gramStart"/>
-      <w:r>
+        <w:t xml:space="preserve">    "short_name": "AppName",</w:t>
+      </w:r>
+    </w:p>
+    <w:p>
+      <w:pPr>
+        <w:keepLines/>
+        <w:spacing w:after="0" w:line="240" w:lineRule="auto"/>
         <w:rPr>
           <w:rFonts w:ascii="Courier New" w:hAnsi="Courier New" w:cs="Courier New"/>
           <w:sz w:val="20"/>
           <w:szCs w:val="20"/>
         </w:rPr>
-        <w:t>short</w:t>
-      </w:r>
-      <w:proofErr w:type="gramEnd"/>
+      </w:pPr>
       <w:r>
         <w:rPr>
           <w:rFonts w:ascii="Courier New" w:hAnsi="Courier New" w:cs="Courier New"/>
           <w:sz w:val="20"/>
           <w:szCs w:val="20"/>
         </w:rPr>
-        <w:t>_name": "AppName",</w:t>
+        <w:t xml:space="preserve">    "icons": [</w:t>
       </w:r>
     </w:p>
     <w:p>
@@ -26771,7 +26481,8 @@
           <w:sz w:val="20"/>
           <w:szCs w:val="20"/>
         </w:rPr>
-        <w:t xml:space="preserve">    "icons": [</w:t>
+        <w:lastRenderedPageBreak/>
+        <w:t xml:space="preserve">        {</w:t>
       </w:r>
     </w:p>
     <w:p>
@@ -26790,8 +26501,7 @@
           <w:sz w:val="20"/>
           <w:szCs w:val="20"/>
         </w:rPr>
-        <w:lastRenderedPageBreak/>
-        <w:t xml:space="preserve">        {</w:t>
+        <w:t xml:space="preserve">            "src": "apple-icon-57x57.png",</w:t>
       </w:r>
     </w:p>
     <w:p>
@@ -26810,7 +26520,7 @@
           <w:sz w:val="20"/>
           <w:szCs w:val="20"/>
         </w:rPr>
-        <w:t xml:space="preserve">            "src": "apple-icon-57x57.png",</w:t>
+        <w:t xml:space="preserve">            "sizes": "57x57",</w:t>
       </w:r>
     </w:p>
     <w:p>
@@ -26829,7 +26539,7 @@
           <w:sz w:val="20"/>
           <w:szCs w:val="20"/>
         </w:rPr>
-        <w:t xml:space="preserve">            "sizes": "57x57",</w:t>
+        <w:t xml:space="preserve">            "type": "image\/png"</w:t>
       </w:r>
     </w:p>
     <w:p>
@@ -26848,7 +26558,7 @@
           <w:sz w:val="20"/>
           <w:szCs w:val="20"/>
         </w:rPr>
-        <w:t xml:space="preserve">            "type": "image\/png"</w:t>
+        <w:t xml:space="preserve">        },</w:t>
       </w:r>
     </w:p>
     <w:p>
@@ -26867,7 +26577,7 @@
           <w:sz w:val="20"/>
           <w:szCs w:val="20"/>
         </w:rPr>
-        <w:t xml:space="preserve">        },</w:t>
+        <w:t xml:space="preserve">        {</w:t>
       </w:r>
     </w:p>
     <w:p>
@@ -26886,7 +26596,7 @@
           <w:sz w:val="20"/>
           <w:szCs w:val="20"/>
         </w:rPr>
-        <w:t xml:space="preserve">        {</w:t>
+        <w:t xml:space="preserve">            "src": "apple-icon-60x60.png",</w:t>
       </w:r>
     </w:p>
     <w:p>
@@ -26905,7 +26615,7 @@
           <w:sz w:val="20"/>
           <w:szCs w:val="20"/>
         </w:rPr>
-        <w:t xml:space="preserve">            "src": "apple-icon-60x60.png",</w:t>
+        <w:t xml:space="preserve">            "sizes": "60x60",</w:t>
       </w:r>
     </w:p>
     <w:p>
@@ -26924,7 +26634,7 @@
           <w:sz w:val="20"/>
           <w:szCs w:val="20"/>
         </w:rPr>
-        <w:t xml:space="preserve">            "sizes": "60x60",</w:t>
+        <w:t xml:space="preserve">            "type": "image\/png"</w:t>
       </w:r>
     </w:p>
     <w:p>
@@ -26943,7 +26653,7 @@
           <w:sz w:val="20"/>
           <w:szCs w:val="20"/>
         </w:rPr>
-        <w:t xml:space="preserve">            "type": "image\/png"</w:t>
+        <w:t xml:space="preserve">        },</w:t>
       </w:r>
     </w:p>
     <w:p>
@@ -26962,7 +26672,7 @@
           <w:sz w:val="20"/>
           <w:szCs w:val="20"/>
         </w:rPr>
-        <w:t xml:space="preserve">        },</w:t>
+        <w:t xml:space="preserve">        {</w:t>
       </w:r>
     </w:p>
     <w:p>
@@ -26981,7 +26691,7 @@
           <w:sz w:val="20"/>
           <w:szCs w:val="20"/>
         </w:rPr>
-        <w:t xml:space="preserve">        {</w:t>
+        <w:t xml:space="preserve">            "src": "android-icon-192x192.png",</w:t>
       </w:r>
     </w:p>
     <w:p>
@@ -27000,7 +26710,7 @@
           <w:sz w:val="20"/>
           <w:szCs w:val="20"/>
         </w:rPr>
-        <w:t xml:space="preserve">            "src": "android-icon-192x192.png",</w:t>
+        <w:t xml:space="preserve">            "sizes": "192x192",</w:t>
       </w:r>
     </w:p>
     <w:p>
@@ -27019,7 +26729,7 @@
           <w:sz w:val="20"/>
           <w:szCs w:val="20"/>
         </w:rPr>
-        <w:t xml:space="preserve">            "sizes": "192x192",</w:t>
+        <w:t xml:space="preserve">            "type": "image\/png"</w:t>
       </w:r>
     </w:p>
     <w:p>
@@ -27038,7 +26748,7 @@
           <w:sz w:val="20"/>
           <w:szCs w:val="20"/>
         </w:rPr>
-        <w:t xml:space="preserve">            "type": "image\/png"</w:t>
+        <w:t xml:space="preserve">        }</w:t>
       </w:r>
     </w:p>
     <w:p>
@@ -27057,7 +26767,7 @@
           <w:sz w:val="20"/>
           <w:szCs w:val="20"/>
         </w:rPr>
-        <w:t xml:space="preserve">        }</w:t>
+        <w:t xml:space="preserve">    ],</w:t>
       </w:r>
     </w:p>
     <w:p>
@@ -27076,7 +26786,7 @@
           <w:sz w:val="20"/>
           <w:szCs w:val="20"/>
         </w:rPr>
-        <w:t xml:space="preserve">    ],</w:t>
+        <w:t xml:space="preserve">    "start_url": "\/",</w:t>
       </w:r>
     </w:p>
     <w:p>
@@ -27095,30 +26805,30 @@
           <w:sz w:val="20"/>
           <w:szCs w:val="20"/>
         </w:rPr>
-        <w:t xml:space="preserve">    "</w:t>
-      </w:r>
-      <w:proofErr w:type="gramStart"/>
-      <w:r>
+        <w:t xml:space="preserve">    "display": "standalone"</w:t>
+      </w:r>
+    </w:p>
+    <w:p>
+      <w:pPr>
+        <w:keepLines/>
+        <w:spacing w:after="0" w:line="240" w:lineRule="auto"/>
         <w:rPr>
           <w:rFonts w:ascii="Courier New" w:hAnsi="Courier New" w:cs="Courier New"/>
           <w:sz w:val="20"/>
           <w:szCs w:val="20"/>
         </w:rPr>
-        <w:t>start</w:t>
-      </w:r>
-      <w:proofErr w:type="gramEnd"/>
+      </w:pPr>
       <w:r>
         <w:rPr>
           <w:rFonts w:ascii="Courier New" w:hAnsi="Courier New" w:cs="Courier New"/>
           <w:sz w:val="20"/>
           <w:szCs w:val="20"/>
         </w:rPr>
-        <w:t>_url": "\/",</w:t>
-      </w:r>
-    </w:p>
-    <w:p>
-      <w:pPr>
-        <w:keepLines/>
+        <w:t>}</w:t>
+      </w:r>
+    </w:p>
+    <w:p>
+      <w:pPr>
         <w:spacing w:after="0" w:line="240" w:lineRule="auto"/>
         <w:rPr>
           <w:rFonts w:ascii="Courier New" w:hAnsi="Courier New" w:cs="Courier New"/>
@@ -27126,860 +26836,807 @@
           <w:szCs w:val="20"/>
         </w:rPr>
       </w:pPr>
-      <w:r>
+    </w:p>
+    <w:p>
+      <w:pPr>
+        <w:pStyle w:val="Heading3"/>
+        <w:numPr>
+          <w:ilvl w:val="2"/>
+          <w:numId w:val="10"/>
+        </w:numPr>
+        <w:ind w:left="900" w:hanging="900"/>
+        <w:rPr>
+          <w:color w:val="auto"/>
+        </w:rPr>
+      </w:pPr>
+      <w:bookmarkStart w:id="40" w:name="_Toc203110853"/>
+      <w:r>
+        <w:rPr>
+          <w:color w:val="auto"/>
+        </w:rPr>
+        <w:t>Langkah 1</w:t>
+      </w:r>
+      <w:r>
+        <w:rPr>
+          <w:color w:val="auto"/>
+        </w:rPr>
+        <w:t>6</w:t>
+      </w:r>
+      <w:r>
+        <w:rPr>
+          <w:color w:val="auto"/>
+        </w:rPr>
+        <w:t xml:space="preserve">: </w:t>
+      </w:r>
+      <w:r>
+        <w:rPr>
+          <w:color w:val="auto"/>
+        </w:rPr>
+        <w:t>Melakukan Kustomisasi</w:t>
+      </w:r>
+      <w:r>
+        <w:rPr>
+          <w:color w:val="auto"/>
+        </w:rPr>
+        <w:t xml:space="preserve"> Aplikasi</w:t>
+      </w:r>
+      <w:bookmarkEnd w:id="40"/>
+    </w:p>
+    <w:p>
+      <w:pPr>
+        <w:ind w:firstLine="720"/>
+        <w:jc w:val="both"/>
+      </w:pPr>
+      <w:r>
+        <w:rPr>
+          <w:b/>
+          <w:bCs/>
+        </w:rPr>
+        <w:t>MagicAppBuil</w:t>
+      </w:r>
+      <w:r>
+        <w:rPr>
+          <w:b/>
+          <w:bCs/>
+        </w:rPr>
+        <w:t>der</w:t>
+      </w:r>
+      <w:r>
+        <w:t xml:space="preserve"> memberikan kebebasan yang seluas-luasnya kepada pengguna untuk melakukan kustomisasi aplikasi baik </w:t>
+      </w:r>
+      <w:r>
+        <w:t>logika modul hingga tampilan.</w:t>
+      </w:r>
+      <w:r>
+        <w:t xml:space="preserve"> Kustomisasi tidak bisa dilakukan sepenuhnya melalui fitur file manager yang ada di MagicAppBuilder. Sangat disarankan untuk menggunakan </w:t>
+      </w:r>
+      <w:r>
+        <w:rPr>
+          <w:i/>
+          <w:iCs/>
+        </w:rPr>
+        <w:t>Integrated Development Environment</w:t>
+      </w:r>
+      <w:r>
+        <w:t xml:space="preserve"> (IDE) dari pihak ketiga untuk melakukan kustomi</w:t>
+      </w:r>
+      <w:r>
+        <w:t>sasi aplikasi.</w:t>
+      </w:r>
+    </w:p>
+    <w:p>
+      <w:pPr>
+        <w:ind w:firstLine="720"/>
+        <w:jc w:val="both"/>
+      </w:pPr>
+      <w:r>
+        <w:rPr>
+          <w:b/>
+          <w:bCs/>
+        </w:rPr>
+        <w:t>MagicAppBuilder</w:t>
+      </w:r>
+      <w:r>
+        <w:t xml:space="preserve"> versi gratis dibekali dengan 2 tema standard. Pada kedua tema ini, menu ditampilkan dalam 2 tingkat. Pengguna mungkin membutuhkan menu dengan tingkatan yang tidak terbatas. Dibutuhkan logika baru untuk menampilkan menu secara bertingkat. Pengguna dapat membuatnya di tema baru.</w:t>
+      </w:r>
+    </w:p>
+    <w:p>
+      <w:pPr>
+        <w:pStyle w:val="Heading3"/>
+        <w:numPr>
+          <w:ilvl w:val="2"/>
+          <w:numId w:val="10"/>
+        </w:numPr>
+        <w:ind w:left="900" w:hanging="900"/>
+        <w:rPr>
+          <w:color w:val="auto"/>
+        </w:rPr>
+      </w:pPr>
+      <w:bookmarkStart w:id="41" w:name="_Toc203110854"/>
+      <w:r>
+        <w:rPr>
+          <w:color w:val="auto"/>
+        </w:rPr>
+        <w:t xml:space="preserve">Langkah 17: </w:t>
+      </w:r>
+      <w:r>
+        <w:rPr>
+          <w:color w:val="auto"/>
+        </w:rPr>
+        <w:t>Deploymen Aplikasi</w:t>
+      </w:r>
+      <w:bookmarkEnd w:id="41"/>
+      <w:r>
+        <w:rPr>
+          <w:color w:val="auto"/>
+        </w:rPr>
+        <w:t xml:space="preserve"> </w:t>
+      </w:r>
+    </w:p>
+    <w:p>
+      <w:pPr>
+        <w:ind w:firstLine="720"/>
+        <w:jc w:val="both"/>
+      </w:pPr>
+      <w:r>
+        <w:t>Langkah terakhir yang harus dilakukan adalah melakukan deployment aplikasi ke server. Pengguna dapat menggunakan semua server yang mendukung bahasa pemrograman PHP baik versi 5, 7 maupun 8. Untuk PHP versi 5, diwajibkan menggunakan versi 5.6 atau yang lebih tinggi.</w:t>
+      </w:r>
+    </w:p>
+    <w:p>
+      <w:pPr>
+        <w:ind w:firstLine="720"/>
+        <w:jc w:val="both"/>
+      </w:pPr>
+      <w:r>
+        <w:t>Langkah-langkah deployment adalah sebagai berikut:</w:t>
+      </w:r>
+    </w:p>
+    <w:p>
+      <w:pPr>
+        <w:pStyle w:val="ListParagraph"/>
+        <w:numPr>
+          <w:ilvl w:val="0"/>
+          <w:numId w:val="97"/>
+        </w:numPr>
+      </w:pPr>
+      <w:r>
+        <w:t>Persiapan Server Web (Apache/Nginx) Pastikan server web Anda, seperti Apache atau Nginx, sudah terinstal dan terkonfigurasi dengan benar untuk melayani aplikasi PHP. Ini termasuk mengaktifkan modul PHP yang diperlukan, mengatur virtual host atau konfigurasi server blok yang sesuai untuk domain atau subdirektori aplikasi Anda, dan memastikan hak akses direktori sudah tepat.</w:t>
+      </w:r>
+    </w:p>
+    <w:p>
+      <w:pPr>
+        <w:pStyle w:val="ListParagraph"/>
+        <w:numPr>
+          <w:ilvl w:val="0"/>
+          <w:numId w:val="97"/>
+        </w:numPr>
+      </w:pPr>
+      <w:r>
+        <w:t xml:space="preserve">Persiapan Lingkungan PHP Instal dan konfigurasikan PHP pada server Anda. Pastikan versi PHP yang terinstal sesuai dengan kebutuhan aplikasi (PHP 5.6+, PHP 7.x, atau PHP 8.x). Verifikasi bahwa semua ekstensi PHP yang diperlukan </w:t>
+      </w:r>
+      <w:r>
+        <w:lastRenderedPageBreak/>
+        <w:t>oleh MagicAppBuilder atau library pihak ketiga sudah diaktifkan (misalnya, pdo_mysql, mbstring, gd, curl, redis jika digunakan). Periksa juga pengaturan php.ini seperti memory_limit, max_execution_time, dan upload_max_filesize agar sesuai dengan kebutuhan aplikasi.</w:t>
+      </w:r>
+    </w:p>
+    <w:p>
+      <w:pPr>
+        <w:pStyle w:val="ListParagraph"/>
+        <w:keepNext/>
+        <w:numPr>
+          <w:ilvl w:val="0"/>
+          <w:numId w:val="97"/>
+        </w:numPr>
+      </w:pPr>
+      <w:r>
+        <w:t>Persiapan Server Database Siapkan server database Anda. Sangat tidak disarankan menggunakan SQLite untuk lingkungan produksi karena keterbatasannya dalam skalabilitas dan kinerja untuk aplikasi multi-pengguna. Beberapa pilihan Database Management System (DBMS) yang direkomendasikan adalah sebagai berikut:</w:t>
+      </w:r>
+    </w:p>
+    <w:p>
+      <w:pPr>
+        <w:pStyle w:val="ListParagraph"/>
+        <w:numPr>
+          <w:ilvl w:val="0"/>
+          <w:numId w:val="98"/>
+        </w:numPr>
+      </w:pPr>
+      <w:r>
+        <w:t>MySQL</w:t>
+      </w:r>
+    </w:p>
+    <w:p>
+      <w:pPr>
+        <w:pStyle w:val="ListParagraph"/>
+        <w:numPr>
+          <w:ilvl w:val="0"/>
+          <w:numId w:val="98"/>
+        </w:numPr>
+      </w:pPr>
+      <w:r>
+        <w:t>MariaDB</w:t>
+      </w:r>
+    </w:p>
+    <w:p>
+      <w:pPr>
+        <w:pStyle w:val="ListParagraph"/>
+        <w:numPr>
+          <w:ilvl w:val="0"/>
+          <w:numId w:val="98"/>
+        </w:numPr>
+      </w:pPr>
+      <w:r>
+        <w:t xml:space="preserve">PostgreSQL </w:t>
+      </w:r>
+    </w:p>
+    <w:p>
+      <w:pPr>
+        <w:pStyle w:val="ListParagraph"/>
+      </w:pPr>
+      <w:r>
+        <w:t>Pilih salah satu yang paling sesuai dengan kebutuhan dan keahlian tim Anda, lalu pastikan DBMS tersebut sudah terinstal dan berjalan dengan baik di server.</w:t>
+      </w:r>
+    </w:p>
+    <w:p>
+      <w:pPr>
+        <w:pStyle w:val="ListParagraph"/>
+        <w:numPr>
+          <w:ilvl w:val="0"/>
+          <w:numId w:val="97"/>
+        </w:numPr>
+      </w:pPr>
+      <w:r>
+        <w:t>Pembuatan Database dan Kredensial Setelah server database dipersiapkan, langkah selanjutnya adalah membuat database baru khusus untuk aplikasi Anda. Beri nama database yang relevan dan buatlah pengguna database (user) baru yang memiliki hak akses spesifik hanya untuk database tersebut. Pastikan Anda mengatur kata sandi (password) yang kuat untuk pengguna database ini. Penggunaan kredensial root atau superuser database untuk aplikasi sangat tidak disarankan karena alasan keamanan.</w:t>
+      </w:r>
+    </w:p>
+    <w:p>
+      <w:pPr>
+        <w:pStyle w:val="ListParagraph"/>
+        <w:numPr>
+          <w:ilvl w:val="0"/>
+          <w:numId w:val="97"/>
+        </w:numPr>
+      </w:pPr>
+      <w:r>
+        <w:t>Buat struktur database sesuai dengan DBMS yang digunakan.</w:t>
+      </w:r>
+    </w:p>
+    <w:p>
+      <w:pPr>
+        <w:pStyle w:val="ListParagraph"/>
+        <w:numPr>
+          <w:ilvl w:val="0"/>
+          <w:numId w:val="97"/>
+        </w:numPr>
+      </w:pPr>
+      <w:r>
+        <w:t>Beberapa data dasar seperti grup modul, modul, level pengguna, administrator utama (superuser) dan pengaturan hak akses modul yang telah dibuat di lingkungan pengembangan dapat diekspor ke lingkungan produksi. MagicAppBuilder menyediakan fitur ekspor pada subsistem Database Explorer.</w:t>
+      </w:r>
+    </w:p>
+    <w:p>
+      <w:pPr>
+        <w:pStyle w:val="ListParagraph"/>
+        <w:numPr>
+          <w:ilvl w:val="0"/>
+          <w:numId w:val="97"/>
+        </w:numPr>
+      </w:pPr>
+      <w:r>
+        <w:t>Setelah struktur database di lingkungan produksi selesai dibuat, salin semua kode sumber aplikasi ke lingkungan produksi.</w:t>
+      </w:r>
+    </w:p>
+    <w:p>
+      <w:pPr>
+        <w:pStyle w:val="ListParagraph"/>
+        <w:numPr>
+          <w:ilvl w:val="0"/>
+          <w:numId w:val="97"/>
+        </w:numPr>
+      </w:pPr>
+      <w:r>
+        <w:t>Atur konfigurasi aplikasi melalui file /inc.cfg/application.yml.</w:t>
+      </w:r>
+    </w:p>
+    <w:p>
+      <w:pPr>
+        <w:pStyle w:val="ListParagraph"/>
+        <w:numPr>
+          <w:ilvl w:val="0"/>
+          <w:numId w:val="97"/>
+        </w:numPr>
+      </w:pPr>
+      <w:r>
+        <w:t>Jika data session akan disimpan di Redis, persiapkan server Redis di lingkungan produksi dan pastikan keamanannya.</w:t>
+      </w:r>
+    </w:p>
+    <w:p>
+      <w:pPr>
+        <w:pStyle w:val="ListParagraph"/>
+        <w:numPr>
+          <w:ilvl w:val="0"/>
+          <w:numId w:val="97"/>
+        </w:numPr>
+      </w:pPr>
+      <w:r>
+        <w:t>Pastikan konfigurasi session dan cookie telah memenuhi standar keamanan yang baik.</w:t>
+      </w:r>
+    </w:p>
+    <w:p>
+      <w:pPr>
+        <w:pStyle w:val="ListParagraph"/>
+        <w:numPr>
+          <w:ilvl w:val="0"/>
+          <w:numId w:val="97"/>
+        </w:numPr>
+      </w:pPr>
+      <w:r>
+        <w:t>Uji coba aplikasi dengan cara memasukkan data baik data percobaan maupun data nyata.</w:t>
+      </w:r>
+    </w:p>
+    <w:p>
+      <w:pPr>
+        <w:pStyle w:val="ListParagraph"/>
+        <w:numPr>
+          <w:ilvl w:val="0"/>
+          <w:numId w:val="97"/>
+        </w:numPr>
+      </w:pPr>
+      <w:r>
+        <w:t>Periksa log server dan pastikan tidak terdapat kesalahan. Pengguna pemula mungkin perlu berkonsultasi untuk memecahkan permasalahan yang mungkin timbul baik dari kesalahan kode, kesalahan struktur database, maupun kesalahan konfigurasi aplikasi.</w:t>
+      </w:r>
+    </w:p>
+    <w:p>
+      <w:pPr>
+        <w:pStyle w:val="Heading2"/>
+        <w:numPr>
+          <w:ilvl w:val="1"/>
+          <w:numId w:val="96"/>
+        </w:numPr>
+        <w:rPr>
+          <w:color w:val="auto"/>
+          <w:sz w:val="30"/>
+          <w:szCs w:val="30"/>
+        </w:rPr>
+      </w:pPr>
+      <w:bookmarkStart w:id="42" w:name="_Toc203110855"/>
+      <w:r>
+        <w:rPr>
+          <w:color w:val="auto"/>
+          <w:sz w:val="30"/>
+          <w:szCs w:val="30"/>
+        </w:rPr>
+        <w:lastRenderedPageBreak/>
+        <w:t>Siklus Hidup Pengembangan Perangkat Lunak</w:t>
+      </w:r>
+      <w:bookmarkEnd w:id="42"/>
+    </w:p>
+    <w:p>
+      <w:pPr>
+        <w:pStyle w:val="Heading3"/>
+        <w:numPr>
+          <w:ilvl w:val="2"/>
+          <w:numId w:val="95"/>
+        </w:numPr>
+        <w:ind w:left="900" w:hanging="900"/>
+        <w:rPr>
+          <w:color w:val="auto"/>
+        </w:rPr>
+      </w:pPr>
+      <w:bookmarkStart w:id="43" w:name="_Toc203110856"/>
+      <w:r>
+        <w:rPr>
+          <w:color w:val="auto"/>
+        </w:rPr>
+        <w:t>Pengembangan Fitur Aplikasi</w:t>
+      </w:r>
+      <w:bookmarkEnd w:id="43"/>
+    </w:p>
+    <w:p>
+      <w:pPr>
+        <w:ind w:firstLine="720"/>
+        <w:jc w:val="both"/>
+      </w:pPr>
+      <w:r>
+        <w:t>Se</w:t>
+      </w:r>
+      <w:r>
+        <w:t>telah aplikasi berjalan di lingkungan produksi</w:t>
+      </w:r>
+      <w:r>
+        <w:t xml:space="preserve">, pengguna mungkin memerlukan penambahan atau perubahan fitur. </w:t>
+      </w:r>
+      <w:r>
+        <w:t xml:space="preserve">Perubahan ini sepenuhnya dilakukan di lingkunan pengembangan. </w:t>
+      </w:r>
+      <w:r>
+        <w:t>Pengguna dapat menambahkan baik tabel maupun kolom tabel dari database yang digunakan di lingkungan pengembangan.</w:t>
+      </w:r>
+    </w:p>
+    <w:p>
+      <w:pPr>
+        <w:ind w:firstLine="720"/>
+        <w:jc w:val="both"/>
+      </w:pPr>
+      <w:r>
+        <w:t xml:space="preserve">Pengguna memerlukan salinan struktur database dari lingkungan produksi </w:t>
+      </w:r>
+      <w:r>
+        <w:t>sebagai referensi saat akan membuat skrip perubahan struktur database.</w:t>
+      </w:r>
+      <w:r>
+        <w:t xml:space="preserve"> </w:t>
+      </w:r>
+      <w:r>
+        <w:t>Jalankan skrip</w:t>
+      </w:r>
+      <w:r>
+        <w:t xml:space="preserve"> tersebut saat melakukan depoymen fitur baru.</w:t>
+      </w:r>
+      <w:r>
+        <w:t xml:space="preserve"> Struktur database bayangan dari lungkungan produksi harus selalu diperbarui </w:t>
+      </w:r>
+      <w:r>
+        <w:t>setiap akan membuat skrip</w:t>
+      </w:r>
+      <w:r>
+        <w:t xml:space="preserve"> </w:t>
+      </w:r>
+      <w:r>
+        <w:t>perubahan data.</w:t>
+      </w:r>
+      <w:r>
+        <w:t xml:space="preserve"> </w:t>
+      </w:r>
+    </w:p>
+    <w:p>
+      <w:pPr>
+        <w:ind w:firstLine="720"/>
+        <w:jc w:val="both"/>
+      </w:pPr>
+      <w:r>
+        <w:t>Dalam pengembangan aplikasi,</w:t>
+      </w:r>
+      <w:r>
+        <w:t xml:space="preserve"> hal yang paling dilarang adalah menghapus tabel, mengubah nama tabel, menghapus kolom</w:t>
+      </w:r>
+      <w:r>
+        <w:t>, mengubah nama kolom, mengubah tipe data kolom yang tidak</w:t>
+      </w:r>
+      <w:r>
+        <w:t xml:space="preserve"> sesuai</w:t>
+      </w:r>
+      <w:r>
+        <w:t>, atau mengurangi kapasitas data kolom.</w:t>
+      </w:r>
+    </w:p>
+    <w:p>
+      <w:pPr>
+        <w:ind w:firstLine="720"/>
+        <w:jc w:val="both"/>
+      </w:pPr>
+      <w:r>
+        <w:t>Sebagai contoh: di tabel</w:t>
+      </w:r>
+      <w:r>
+        <w:t xml:space="preserve"> customer terdapat address dengan tipe VARCHAR(250). A</w:t>
+      </w:r>
+      <w:r>
+        <w:t xml:space="preserve">rtinya panjang maksimum teks yang dapat dimasukkan adalah 250 karakter. </w:t>
+      </w:r>
+      <w:r>
+        <w:t>K</w:t>
+      </w:r>
+      <w:r>
+        <w:t>olo</w:t>
+      </w:r>
+      <w:r>
+        <w:t xml:space="preserve">m ini tidak boleh diubah menjadi VARCHAR(200) misalnya. Atau tipe data yang sebelumnya </w:t>
+      </w:r>
+      <w:r>
+        <w:t>string diubah menjadi tipe data numerik.</w:t>
+      </w:r>
+    </w:p>
+    <w:p>
+      <w:pPr>
+        <w:pStyle w:val="Heading3"/>
+        <w:numPr>
+          <w:ilvl w:val="2"/>
+          <w:numId w:val="95"/>
+        </w:numPr>
+        <w:ind w:left="900" w:hanging="900"/>
+        <w:rPr>
+          <w:color w:val="auto"/>
+        </w:rPr>
+      </w:pPr>
+      <w:bookmarkStart w:id="44" w:name="_Toc203110857"/>
+      <w:r>
+        <w:rPr>
+          <w:color w:val="auto"/>
+        </w:rPr>
+        <w:t>Opti</w:t>
+      </w:r>
+      <w:r>
+        <w:rPr>
+          <w:color w:val="auto"/>
+        </w:rPr>
+        <w:t>masi Database</w:t>
+      </w:r>
+      <w:bookmarkEnd w:id="44"/>
+    </w:p>
+    <w:p>
+      <w:pPr>
+        <w:ind w:firstLine="720"/>
+        <w:jc w:val="both"/>
+      </w:pPr>
+      <w:r>
+        <w:t xml:space="preserve">MagicAppBuilder hanya menggunakan </w:t>
+      </w:r>
+      <w:r>
+        <w:rPr>
+          <w:i/>
+          <w:iCs/>
+        </w:rPr>
+        <w:t>primary key</w:t>
+      </w:r>
+      <w:r>
+        <w:t xml:space="preserve"> atau kunci utama dalam mengendalikan</w:t>
+      </w:r>
+      <w:r>
+        <w:t xml:space="preserve"> data. Optimasi database dengan cara menambahkan indeks mungkin diperlukan</w:t>
+      </w:r>
+      <w:r>
+        <w:t xml:space="preserve"> terutama saat data berkembang menjadi lebih besar. </w:t>
+      </w:r>
+      <w:r>
+        <w:t xml:space="preserve">Seorang Database Administrator atau DBA mungkin diperlukan </w:t>
+      </w:r>
+      <w:r>
+        <w:t>dalam hal ini.</w:t>
+      </w:r>
+    </w:p>
+    <w:p>
+      <w:pPr>
+        <w:ind w:firstLine="720"/>
+        <w:jc w:val="both"/>
+      </w:pPr>
+      <w:r>
+        <w:t>Op</w:t>
+      </w:r>
+      <w:r>
+        <w:t>timasi database setidaknya memiliki 2 manfaat yaitu:</w:t>
+      </w:r>
+    </w:p>
+    <w:p>
+      <w:pPr>
+        <w:pStyle w:val="ListParagraph"/>
+        <w:numPr>
+          <w:ilvl w:val="4"/>
+          <w:numId w:val="77"/>
+        </w:numPr>
+        <w:tabs>
+          <w:tab w:val="clear" w:pos="3600"/>
+          <w:tab w:val="num" w:pos="1080"/>
+        </w:tabs>
+        <w:ind w:left="1080"/>
+        <w:jc w:val="both"/>
+      </w:pPr>
+      <w:r>
+        <w:t>Mempercepat</w:t>
+      </w:r>
+      <w:r>
+        <w:t xml:space="preserve"> Proses</w:t>
+      </w:r>
+    </w:p>
+    <w:p>
+      <w:pPr>
+        <w:ind w:left="720" w:firstLine="360"/>
+        <w:jc w:val="both"/>
+      </w:pPr>
+      <w:r>
+        <w:t xml:space="preserve">Optimasi database akan mempercepat proses baik </w:t>
+      </w:r>
+      <w:r>
+        <w:t>menulis maupun membaca, dan menghapus data di database.</w:t>
+      </w:r>
+    </w:p>
+    <w:p>
+      <w:pPr>
+        <w:pStyle w:val="ListParagraph"/>
+        <w:numPr>
+          <w:ilvl w:val="4"/>
+          <w:numId w:val="77"/>
+        </w:numPr>
+        <w:tabs>
+          <w:tab w:val="clear" w:pos="3600"/>
+          <w:tab w:val="num" w:pos="1080"/>
+        </w:tabs>
+        <w:ind w:left="1080"/>
+        <w:jc w:val="both"/>
+      </w:pPr>
+      <w:r>
+        <w:t>Penghematan Sumber</w:t>
+      </w:r>
+      <w:r>
+        <w:t xml:space="preserve"> Daya</w:t>
+      </w:r>
+    </w:p>
+    <w:p>
+      <w:pPr>
+        <w:pStyle w:val="ListParagraph"/>
+        <w:ind w:left="1080"/>
+        <w:jc w:val="both"/>
+      </w:pPr>
+      <w:r>
+        <w:t>Optimasi database</w:t>
+      </w:r>
+      <w:r>
+        <w:t xml:space="preserve"> akan menghemat sumber daya sehingga pemilik aplikasi tidak perlu menyediakan perangkat dengan spesifikasi yang tinggi untuk mendukung jalannya aplikasi. Dengan demikian, </w:t>
+      </w:r>
+      <w:r>
+        <w:t>biaya yang diperlukan akan menjadi lebih murah.</w:t>
+      </w:r>
+    </w:p>
+    <w:p>
+      <w:pPr>
+        <w:pStyle w:val="Heading3"/>
+        <w:numPr>
+          <w:ilvl w:val="2"/>
+          <w:numId w:val="95"/>
+        </w:numPr>
+        <w:ind w:left="900" w:hanging="900"/>
+        <w:rPr>
+          <w:color w:val="auto"/>
+        </w:rPr>
+      </w:pPr>
+      <w:bookmarkStart w:id="45" w:name="_Toc203110858"/>
+      <w:r>
+        <w:rPr>
+          <w:color w:val="auto"/>
+        </w:rPr>
+        <w:lastRenderedPageBreak/>
+        <w:t>Scaling dan Sharding Database</w:t>
+      </w:r>
+      <w:bookmarkEnd w:id="45"/>
+    </w:p>
+    <w:p>
+      <w:pPr>
+        <w:ind w:firstLine="720"/>
+        <w:jc w:val="both"/>
+      </w:pPr>
+      <w:r>
+        <w:t>Seiring pertumbuhan data dan jumlah pengguna, optimasi database saja mungkin tidak lagi mencukupi. Pada titik ini, database perlu di-</w:t>
+      </w:r>
+      <w:r>
+        <w:rPr>
+          <w:i/>
+          <w:iCs/>
+        </w:rPr>
+        <w:t>scale</w:t>
+      </w:r>
+      <w:r>
+        <w:t xml:space="preserve"> untuk menangani beban yang lebih besar. Ada dua pendekatan utama:</w:t>
+      </w:r>
+    </w:p>
+    <w:p>
+      <w:pPr>
+        <w:numPr>
+          <w:ilvl w:val="0"/>
+          <w:numId w:val="94"/>
+        </w:numPr>
+        <w:jc w:val="both"/>
+      </w:pPr>
+      <w:r>
+        <w:rPr>
+          <w:b/>
+          <w:bCs/>
+        </w:rPr>
+        <w:t>Pensakalaan Vertikal (Vertical Scaling)</w:t>
+      </w:r>
+      <w:r>
+        <w:t>: Ini berarti meningkatkan kapasitas satu server database tunggal, misalnya dengan menambahkan lebih banyak RAM, CPU, atau penyimpanan yang lebih cepat. Meskipun sederhana untuk diterapkan, pendekatan ini memiliki batasan fisik karena ada batas seberapa besar satu server dapat ditingkatkan.</w:t>
+      </w:r>
+    </w:p>
+    <w:p>
+      <w:pPr>
+        <w:numPr>
+          <w:ilvl w:val="0"/>
+          <w:numId w:val="94"/>
+        </w:numPr>
+        <w:jc w:val="both"/>
+      </w:pPr>
+      <w:r>
+        <w:rPr>
+          <w:b/>
+          <w:bCs/>
+        </w:rPr>
+        <w:t xml:space="preserve">Pensakalaan Horizontal (Horizontal Scaling) / </w:t>
+      </w:r>
+      <w:r>
+        <w:rPr>
+          <w:b/>
+          <w:bCs/>
+          <w:i/>
+          <w:iCs/>
+        </w:rPr>
+        <w:t>Sharding</w:t>
+      </w:r>
+      <w:r>
+        <w:t>: Ini melibatkan distribusi data di banyak server database. Secara logika, sistem masih berfungsi sebagai satu database terpadu, namun data dan beban kerja tersebar di beberapa mesin fisik.</w:t>
+      </w:r>
+    </w:p>
+    <w:p>
+      <w:pPr>
+        <w:pStyle w:val="Heading3"/>
+        <w:numPr>
+          <w:ilvl w:val="2"/>
+          <w:numId w:val="95"/>
+        </w:numPr>
+        <w:ind w:left="900" w:hanging="900"/>
+        <w:rPr>
+          <w:color w:val="auto"/>
+        </w:rPr>
+      </w:pPr>
+      <w:bookmarkStart w:id="46" w:name="_Toc203110859"/>
+      <w:r>
+        <w:rPr>
+          <w:color w:val="auto"/>
+        </w:rPr>
+        <w:t>Perbaikan Masalah (Debugging)</w:t>
+      </w:r>
+      <w:bookmarkEnd w:id="46"/>
+    </w:p>
+    <w:p>
+      <w:pPr>
+        <w:ind w:firstLine="720"/>
+        <w:jc w:val="both"/>
+      </w:pPr>
+      <w:r>
+        <w:t>Ketika masalah muncul pada aplikasi yang sedang berjalan di lingkungan produksi, identifikasi akar masalah merupakan langkah krusial. Perbaikan bug harus dilakukan di lingkungan pengembangan, bukan langsung di produksi. Ini memastikan bahwa perubahan yang dilakukan telah melalui pengujian yang memadai dan tidak menimbulkan masalah baru. Setelah perbaikan selesai dan diuji, skrip perubahan kode akan dijalankan di lingkungan produksi.</w:t>
+      </w:r>
+    </w:p>
+    <w:p>
+      <w:pPr>
+        <w:pStyle w:val="Heading3"/>
+        <w:numPr>
+          <w:ilvl w:val="2"/>
+          <w:numId w:val="95"/>
+        </w:numPr>
+        <w:ind w:left="900" w:hanging="900"/>
+        <w:rPr>
+          <w:color w:val="auto"/>
+        </w:rPr>
+      </w:pPr>
+      <w:bookmarkStart w:id="47" w:name="_Toc203110860"/>
+      <w:r>
+        <w:rPr>
+          <w:color w:val="auto"/>
+        </w:rPr>
+        <w:t>Pembaruan Sistem (Maintenance)</w:t>
+      </w:r>
+      <w:bookmarkEnd w:id="47"/>
+    </w:p>
+    <w:p>
+      <w:pPr>
+        <w:ind w:firstLine="720"/>
+        <w:jc w:val="both"/>
+      </w:pPr>
+      <w:r>
+        <w:t>Pembaruan sistem mencakup berbagai aktivitas yang menjaga aplikasi tetap berjalan lancar dan aman. Ini bisa berupa penerapan patch keamanan, update komponen pihak ketiga, atau peningkatan versi sistem operasi server. Pembaruan ini perlu direncanakan dengan cermat dan sering kali memerlukan waktu henti (downtime) yang minim untuk aplikasi. Proses ini juga sebaiknya melalui lingkungan pengembangan dan staging terlebih dahulu sebelum diterapkan ke lingkungan produksi.</w:t>
+      </w:r>
+    </w:p>
+    <w:p>
+      <w:pPr>
+        <w:ind w:firstLine="720"/>
+        <w:jc w:val="both"/>
+      </w:pPr>
+    </w:p>
+    <w:p>
+      <w:pPr>
+        <w:spacing w:after="0" w:line="240" w:lineRule="auto"/>
         <w:rPr>
           <w:rFonts w:ascii="Courier New" w:hAnsi="Courier New" w:cs="Courier New"/>
           <w:sz w:val="20"/>
           <w:szCs w:val="20"/>
         </w:rPr>
-        <w:t xml:space="preserve">    "display": "standalone"</w:t>
-      </w:r>
-    </w:p>
-    <w:p>
-      <w:pPr>
-        <w:keepLines/>
-        <w:spacing w:after="0" w:line="240" w:lineRule="auto"/>
-        <w:rPr>
-          <w:rFonts w:ascii="Courier New" w:hAnsi="Courier New" w:cs="Courier New"/>
-          <w:sz w:val="20"/>
-          <w:szCs w:val="20"/>
-        </w:rPr>
-      </w:pPr>
-      <w:r>
-        <w:rPr>
-          <w:rFonts w:ascii="Courier New" w:hAnsi="Courier New" w:cs="Courier New"/>
-          <w:sz w:val="20"/>
-          <w:szCs w:val="20"/>
-        </w:rPr>
-        <w:t>}</w:t>
-      </w:r>
-    </w:p>
-    <w:p>
-      <w:pPr>
-        <w:spacing w:after="0" w:line="240" w:lineRule="auto"/>
-        <w:rPr>
-          <w:rFonts w:ascii="Courier New" w:hAnsi="Courier New" w:cs="Courier New"/>
-          <w:sz w:val="20"/>
-          <w:szCs w:val="20"/>
-        </w:rPr>
-      </w:pPr>
-    </w:p>
-    <w:p>
-      <w:pPr>
-        <w:pStyle w:val="Heading3"/>
-        <w:numPr>
-          <w:ilvl w:val="2"/>
-          <w:numId w:val="10"/>
-        </w:numPr>
-        <w:ind w:left="900" w:hanging="900"/>
-        <w:rPr>
-          <w:color w:val="auto"/>
-        </w:rPr>
-      </w:pPr>
-      <w:bookmarkStart w:id="40" w:name="_Toc203139268"/>
-      <w:r>
-        <w:rPr>
-          <w:color w:val="auto"/>
-        </w:rPr>
-        <w:t>Langkah 1</w:t>
-      </w:r>
-      <w:r>
-        <w:rPr>
-          <w:color w:val="auto"/>
-        </w:rPr>
-        <w:t>6</w:t>
-      </w:r>
-      <w:r>
-        <w:rPr>
-          <w:color w:val="auto"/>
-        </w:rPr>
-        <w:t xml:space="preserve">: </w:t>
-      </w:r>
-      <w:r>
-        <w:rPr>
-          <w:color w:val="auto"/>
-        </w:rPr>
-        <w:t>Melakukan Kustomisasi</w:t>
-      </w:r>
-      <w:r>
-        <w:rPr>
-          <w:color w:val="auto"/>
-        </w:rPr>
-        <w:t xml:space="preserve"> Aplikasi</w:t>
-      </w:r>
-      <w:bookmarkEnd w:id="40"/>
-    </w:p>
-    <w:p>
-      <w:pPr>
-        <w:ind w:firstLine="720"/>
-        <w:jc w:val="both"/>
-      </w:pPr>
-      <w:r>
-        <w:rPr>
-          <w:b/>
-          <w:bCs/>
-        </w:rPr>
-        <w:t>MagicAppBuil</w:t>
-      </w:r>
-      <w:r>
-        <w:rPr>
-          <w:b/>
-          <w:bCs/>
-        </w:rPr>
-        <w:t>der</w:t>
-      </w:r>
-      <w:r>
-        <w:t xml:space="preserve"> memberikan kebebasan yang seluas-luasnya kepada pengguna untuk melakukan kustomisasi aplikasi baik </w:t>
-      </w:r>
-      <w:r>
-        <w:t>logika modul hingga tampilan.</w:t>
-      </w:r>
-      <w:r>
-        <w:t xml:space="preserve"> Kustomisasi tidak bisa dilakukan sepenuhnya melalui fitur file manager yang ada di MagicAppBuilder. Sangat disarankan untuk menggunakan </w:t>
-      </w:r>
-      <w:r>
-        <w:rPr>
-          <w:i/>
-          <w:iCs/>
-        </w:rPr>
-        <w:t>Integrated Development Environment</w:t>
-      </w:r>
-      <w:r>
-        <w:t xml:space="preserve"> (IDE) dari pihak ketiga untuk melakukan kustomi</w:t>
-      </w:r>
-      <w:r>
-        <w:t>sasi aplikasi.</w:t>
-      </w:r>
-    </w:p>
-    <w:p>
-      <w:pPr>
-        <w:ind w:firstLine="720"/>
-        <w:jc w:val="both"/>
-      </w:pPr>
-      <w:r>
-        <w:rPr>
-          <w:b/>
-          <w:bCs/>
-        </w:rPr>
-        <w:t>MagicAppBuilder</w:t>
-      </w:r>
-      <w:r>
-        <w:t xml:space="preserve"> versi gratis dibekali dengan 2 tema standard. Pada kedua tema ini, menu ditampilkan dalam 2 tingkat. Pengguna mungkin membutuhkan menu dengan tingkatan yang tidak terbatas. Dibutuhkan logika baru untuk menampilkan menu secara bertingkat. Pengguna dapat membuatnya di tema baru.</w:t>
-      </w:r>
-    </w:p>
-    <w:p>
-      <w:pPr>
-        <w:pStyle w:val="Heading3"/>
-        <w:numPr>
-          <w:ilvl w:val="2"/>
-          <w:numId w:val="10"/>
-        </w:numPr>
-        <w:ind w:left="900" w:hanging="900"/>
-        <w:rPr>
-          <w:color w:val="auto"/>
-        </w:rPr>
-      </w:pPr>
-      <w:bookmarkStart w:id="41" w:name="_Toc203139269"/>
-      <w:r>
-        <w:rPr>
-          <w:color w:val="auto"/>
-        </w:rPr>
-        <w:t xml:space="preserve">Langkah 17: </w:t>
-      </w:r>
-      <w:r>
-        <w:rPr>
-          <w:color w:val="auto"/>
-        </w:rPr>
-        <w:t>Deploymen Aplikasi</w:t>
-      </w:r>
-      <w:bookmarkEnd w:id="41"/>
-      <w:r>
-        <w:rPr>
-          <w:color w:val="auto"/>
-        </w:rPr>
-        <w:t xml:space="preserve"> </w:t>
-      </w:r>
-    </w:p>
-    <w:p>
-      <w:pPr>
-        <w:ind w:firstLine="720"/>
-        <w:jc w:val="both"/>
-      </w:pPr>
-      <w:r>
-        <w:t>Langkah terakhir yang harus dilakukan adalah melakukan deployment aplikasi ke server. Pengguna dapat menggunakan semua server yang mendukung bahasa pemrograman PHP baik versi 5, 7 maupun 8. Untuk PHP versi 5, diwajibkan menggunakan versi 5.6 atau yang lebih tinggi.</w:t>
-      </w:r>
-    </w:p>
-    <w:p>
-      <w:pPr>
-        <w:ind w:firstLine="720"/>
-        <w:jc w:val="both"/>
-      </w:pPr>
-      <w:r>
-        <w:t>Langkah-langkah deployment adalah sebagai berikut:</w:t>
-      </w:r>
-    </w:p>
-    <w:p>
-      <w:pPr>
-        <w:pStyle w:val="ListParagraph"/>
-        <w:numPr>
-          <w:ilvl w:val="0"/>
-          <w:numId w:val="97"/>
-        </w:numPr>
-      </w:pPr>
-      <w:r>
-        <w:t>Persiapan Server Web (Apache/Nginx) Pastikan server web Anda, seperti Apache atau Nginx, sudah terinstal dan terkonfigurasi dengan benar untuk melayani aplikasi PHP. Ini termasuk mengaktifkan modul PHP yang diperlukan, mengatur virtual host atau konfigurasi server blok yang sesuai untuk domain atau subdirektori aplikasi Anda, dan memastikan hak akses direktori sudah tepat.</w:t>
-      </w:r>
-    </w:p>
-    <w:p>
-      <w:pPr>
-        <w:pStyle w:val="ListParagraph"/>
-        <w:numPr>
-          <w:ilvl w:val="0"/>
-          <w:numId w:val="97"/>
-        </w:numPr>
-      </w:pPr>
-      <w:r>
-        <w:t xml:space="preserve">Persiapan Lingkungan PHP Instal dan konfigurasikan PHP pada server Anda. Pastikan versi PHP yang terinstal sesuai dengan kebutuhan aplikasi (PHP 5.6+, PHP 7.x, atau PHP 8.x). Verifikasi bahwa semua ekstensi PHP yang diperlukan </w:t>
-      </w:r>
-      <w:r>
-        <w:lastRenderedPageBreak/>
-        <w:t>oleh MagicAppBuilder atau library pihak ketiga sudah diaktifkan (misalnya, pdo_mysql, mbstring, gd, curl, redis jika digunakan). Periksa juga pengaturan php.ini seperti memory_limit, max_execution_time, dan upload_max_filesize agar sesuai dengan kebutuhan aplikasi.</w:t>
-      </w:r>
-    </w:p>
-    <w:p>
-      <w:pPr>
-        <w:pStyle w:val="ListParagraph"/>
-        <w:keepNext/>
-        <w:numPr>
-          <w:ilvl w:val="0"/>
-          <w:numId w:val="97"/>
-        </w:numPr>
-      </w:pPr>
-      <w:r>
-        <w:t>Persiapan Server Database Siapkan server database Anda. Sangat tidak disarankan menggunakan SQLite untuk lingkungan produksi karena keterbatasannya dalam skalabilitas dan kinerja untuk aplikasi multi-pengguna. Beberapa pilihan Database Management System (DBMS) yang direkomendasikan adalah sebagai berikut:</w:t>
-      </w:r>
-    </w:p>
-    <w:p>
-      <w:pPr>
-        <w:pStyle w:val="ListParagraph"/>
-        <w:numPr>
-          <w:ilvl w:val="0"/>
-          <w:numId w:val="98"/>
-        </w:numPr>
-      </w:pPr>
-      <w:r>
-        <w:t>MySQL</w:t>
-      </w:r>
-    </w:p>
-    <w:p>
-      <w:pPr>
-        <w:pStyle w:val="ListParagraph"/>
-        <w:numPr>
-          <w:ilvl w:val="0"/>
-          <w:numId w:val="98"/>
-        </w:numPr>
-      </w:pPr>
-      <w:r>
-        <w:t>MariaDB</w:t>
-      </w:r>
-    </w:p>
-    <w:p>
-      <w:pPr>
-        <w:pStyle w:val="ListParagraph"/>
-        <w:numPr>
-          <w:ilvl w:val="0"/>
-          <w:numId w:val="98"/>
-        </w:numPr>
-      </w:pPr>
-      <w:r>
-        <w:t xml:space="preserve">PostgreSQL </w:t>
-      </w:r>
-    </w:p>
-    <w:p>
-      <w:pPr>
-        <w:pStyle w:val="ListParagraph"/>
-      </w:pPr>
-      <w:r>
-        <w:t>Pilih salah satu yang paling sesuai dengan kebutuhan dan keahlian tim Anda, lalu pastikan DBMS tersebut sudah terinstal dan berjalan dengan baik di server.</w:t>
-      </w:r>
-    </w:p>
-    <w:p>
-      <w:pPr>
-        <w:pStyle w:val="ListParagraph"/>
-        <w:numPr>
-          <w:ilvl w:val="0"/>
-          <w:numId w:val="97"/>
-        </w:numPr>
-      </w:pPr>
-      <w:r>
-        <w:t>Pembuatan Database dan Kredensial Setelah server database dipersiapkan, langkah selanjutnya adalah membuat database baru khusus untuk aplikasi Anda. Beri nama database yang relevan dan buatlah pengguna database (user) baru yang memiliki hak akses spesifik hanya untuk database tersebut. Pastikan Anda mengatur kata sandi (password) yang kuat untuk pengguna database ini. Penggunaan kredensial root atau superuser database untuk aplikasi sangat tidak disarankan karena alasan keamanan.</w:t>
-      </w:r>
-    </w:p>
-    <w:p>
-      <w:pPr>
-        <w:pStyle w:val="ListParagraph"/>
-        <w:numPr>
-          <w:ilvl w:val="0"/>
-          <w:numId w:val="97"/>
-        </w:numPr>
-      </w:pPr>
-      <w:r>
-        <w:t>Buat struktur database sesuai dengan DBMS yang digunakan.</w:t>
-      </w:r>
-    </w:p>
-    <w:p>
-      <w:pPr>
-        <w:pStyle w:val="ListParagraph"/>
-        <w:numPr>
-          <w:ilvl w:val="0"/>
-          <w:numId w:val="97"/>
-        </w:numPr>
-      </w:pPr>
-      <w:r>
-        <w:t>Beberapa data dasar seperti grup modul, modul, level pengguna, administrator utama (superuser) dan pengaturan hak akses modul yang telah dibuat di lingkungan pengembangan dapat diekspor ke lingkungan produksi. MagicAppBuilder menyediakan fitur ekspor pada subsistem Database Explorer.</w:t>
-      </w:r>
-    </w:p>
-    <w:p>
-      <w:pPr>
-        <w:pStyle w:val="ListParagraph"/>
-        <w:numPr>
-          <w:ilvl w:val="0"/>
-          <w:numId w:val="97"/>
-        </w:numPr>
-      </w:pPr>
-      <w:r>
-        <w:t>Setelah struktur database di lingkungan produksi selesai dibuat, salin semua kode sumber aplikasi ke lingkungan produksi.</w:t>
-      </w:r>
-    </w:p>
-    <w:p>
-      <w:pPr>
-        <w:pStyle w:val="ListParagraph"/>
-        <w:numPr>
-          <w:ilvl w:val="0"/>
-          <w:numId w:val="97"/>
-        </w:numPr>
-      </w:pPr>
-      <w:r>
-        <w:t>Atur konfigurasi aplikasi melalui file /inc.cfg/application.yml.</w:t>
-      </w:r>
-    </w:p>
-    <w:p>
-      <w:pPr>
-        <w:pStyle w:val="ListParagraph"/>
-        <w:numPr>
-          <w:ilvl w:val="0"/>
-          <w:numId w:val="97"/>
-        </w:numPr>
-      </w:pPr>
-      <w:r>
-        <w:t>Jika data session akan disimpan di Redis, persiapkan server Redis di lingkungan produksi dan pastikan keamanannya.</w:t>
-      </w:r>
-    </w:p>
-    <w:p>
-      <w:pPr>
-        <w:pStyle w:val="ListParagraph"/>
-        <w:numPr>
-          <w:ilvl w:val="0"/>
-          <w:numId w:val="97"/>
-        </w:numPr>
-      </w:pPr>
-      <w:r>
-        <w:t>Pastikan konfigurasi session dan cookie telah memenuhi standar keamanan yang baik.</w:t>
-      </w:r>
-    </w:p>
-    <w:p>
-      <w:pPr>
-        <w:pStyle w:val="ListParagraph"/>
-        <w:numPr>
-          <w:ilvl w:val="0"/>
-          <w:numId w:val="97"/>
-        </w:numPr>
-      </w:pPr>
-      <w:r>
-        <w:t>Uji coba aplikasi dengan cara memasukkan data baik data percobaan maupun data nyata.</w:t>
-      </w:r>
-    </w:p>
-    <w:p>
-      <w:pPr>
-        <w:pStyle w:val="ListParagraph"/>
-        <w:numPr>
-          <w:ilvl w:val="0"/>
-          <w:numId w:val="97"/>
-        </w:numPr>
-      </w:pPr>
-      <w:r>
-        <w:t>Periksa log server dan pastikan tidak terdapat kesalahan. Pengguna pemula mungkin perlu berkonsultasi untuk memecahkan permasalahan yang mungkin timbul baik dari kesalahan kode, kesalahan struktur database, maupun kesalahan konfigurasi aplikasi.</w:t>
-      </w:r>
-    </w:p>
-    <w:p>
-      <w:pPr>
-        <w:pStyle w:val="Heading2"/>
-        <w:numPr>
-          <w:ilvl w:val="1"/>
-          <w:numId w:val="96"/>
-        </w:numPr>
-        <w:rPr>
-          <w:color w:val="auto"/>
-          <w:sz w:val="30"/>
-          <w:szCs w:val="30"/>
-        </w:rPr>
-      </w:pPr>
-      <w:bookmarkStart w:id="42" w:name="_Toc203139270"/>
-      <w:r>
-        <w:rPr>
-          <w:color w:val="auto"/>
-          <w:sz w:val="30"/>
-          <w:szCs w:val="30"/>
-        </w:rPr>
-        <w:lastRenderedPageBreak/>
-        <w:t>Siklus Hidup Pengembangan Perangkat Lunak</w:t>
-      </w:r>
-      <w:bookmarkEnd w:id="42"/>
-    </w:p>
-    <w:p>
-      <w:pPr>
-        <w:pStyle w:val="Heading3"/>
-        <w:numPr>
-          <w:ilvl w:val="2"/>
-          <w:numId w:val="95"/>
-        </w:numPr>
-        <w:ind w:left="900" w:hanging="900"/>
-        <w:rPr>
-          <w:color w:val="auto"/>
-        </w:rPr>
-      </w:pPr>
-      <w:bookmarkStart w:id="43" w:name="_Toc203139271"/>
-      <w:r>
-        <w:rPr>
-          <w:color w:val="auto"/>
-        </w:rPr>
-        <w:t>Pengembangan Fitur Aplikasi</w:t>
-      </w:r>
-      <w:bookmarkEnd w:id="43"/>
-    </w:p>
-    <w:p>
-      <w:pPr>
-        <w:ind w:firstLine="720"/>
-        <w:jc w:val="both"/>
-      </w:pPr>
-      <w:r>
-        <w:t>Se</w:t>
-      </w:r>
-      <w:r>
-        <w:t>telah aplikasi berjalan di lingkungan produksi</w:t>
-      </w:r>
-      <w:r>
-        <w:t xml:space="preserve">, pengguna mungkin memerlukan penambahan atau perubahan fitur. </w:t>
-      </w:r>
-      <w:r>
-        <w:t xml:space="preserve">Perubahan ini sepenuhnya dilakukan di lingkunan pengembangan. </w:t>
-      </w:r>
-      <w:r>
-        <w:t>Pengguna dapat menambahkan baik tabel maupun kolom tabel dari database yang digunakan di lingkungan pengembangan.</w:t>
-      </w:r>
-    </w:p>
-    <w:p>
-      <w:pPr>
-        <w:ind w:firstLine="720"/>
-        <w:jc w:val="both"/>
-      </w:pPr>
-      <w:r>
-        <w:t xml:space="preserve">Pengguna memerlukan salinan struktur database dari lingkungan produksi </w:t>
-      </w:r>
-      <w:r>
-        <w:t>sebagai referensi saat akan membuat skrip perubahan struktur database.</w:t>
-      </w:r>
-      <w:r>
-        <w:t xml:space="preserve"> </w:t>
-      </w:r>
-      <w:r>
-        <w:t>Jalankan skrip</w:t>
-      </w:r>
-      <w:r>
-        <w:t xml:space="preserve"> tersebut saat melakukan depoymen fitur baru.</w:t>
-      </w:r>
-      <w:r>
-        <w:t xml:space="preserve"> Struktur database bayangan dari lungkungan produksi harus selalu diperbarui </w:t>
-      </w:r>
-      <w:r>
-        <w:t>setiap akan membuat skrip</w:t>
-      </w:r>
-      <w:r>
-        <w:t xml:space="preserve"> </w:t>
-      </w:r>
-      <w:r>
-        <w:t>perubahan data.</w:t>
-      </w:r>
-      <w:r>
-        <w:t xml:space="preserve"> </w:t>
-      </w:r>
-    </w:p>
-    <w:p>
-      <w:pPr>
-        <w:ind w:firstLine="720"/>
-        <w:jc w:val="both"/>
-      </w:pPr>
-      <w:r>
-        <w:t>Dalam pengembangan aplikasi,</w:t>
-      </w:r>
-      <w:r>
-        <w:t xml:space="preserve"> hal yang paling dilarang adalah menghapus tabel, mengubah nama tabel, menghapus kolom</w:t>
-      </w:r>
-      <w:r>
-        <w:t>, mengubah nama kolom, mengubah tipe data kolom yang tidak</w:t>
-      </w:r>
-      <w:r>
-        <w:t xml:space="preserve"> sesuai</w:t>
-      </w:r>
-      <w:r>
-        <w:t>, atau mengurangi kapasitas data kolom.</w:t>
-      </w:r>
-    </w:p>
-    <w:p>
-      <w:pPr>
-        <w:ind w:firstLine="720"/>
-        <w:jc w:val="both"/>
-      </w:pPr>
-      <w:r>
-        <w:t>Sebagai contoh: di tabel</w:t>
-      </w:r>
-      <w:r>
-        <w:t xml:space="preserve"> customer terdapat address dengan tipe </w:t>
-      </w:r>
-      <w:proofErr w:type="gramStart"/>
-      <w:r>
-        <w:t>VARCHAR(</w:t>
-      </w:r>
-      <w:proofErr w:type="gramEnd"/>
-      <w:r>
-        <w:t>250). A</w:t>
-      </w:r>
-      <w:r>
-        <w:t xml:space="preserve">rtinya panjang maksimum teks yang dapat dimasukkan adalah 250 karakter. </w:t>
-      </w:r>
-      <w:r>
-        <w:t>K</w:t>
-      </w:r>
-      <w:r>
-        <w:t>olo</w:t>
-      </w:r>
-      <w:r>
-        <w:t xml:space="preserve">m ini tidak boleh diubah menjadi </w:t>
-      </w:r>
-      <w:proofErr w:type="gramStart"/>
-      <w:r>
-        <w:t>VARCHAR(</w:t>
-      </w:r>
-      <w:proofErr w:type="gramEnd"/>
-      <w:r>
-        <w:t xml:space="preserve">200) misalnya. Atau tipe data yang sebelumnya </w:t>
-      </w:r>
-      <w:r>
-        <w:t>string diubah menjadi tipe data numerik.</w:t>
-      </w:r>
-    </w:p>
-    <w:p>
-      <w:pPr>
-        <w:pStyle w:val="Heading3"/>
-        <w:numPr>
-          <w:ilvl w:val="2"/>
-          <w:numId w:val="95"/>
-        </w:numPr>
-        <w:ind w:left="900" w:hanging="900"/>
-        <w:rPr>
-          <w:color w:val="auto"/>
-        </w:rPr>
-      </w:pPr>
-      <w:bookmarkStart w:id="44" w:name="_Toc203139272"/>
-      <w:r>
-        <w:rPr>
-          <w:color w:val="auto"/>
-        </w:rPr>
-        <w:t>Opti</w:t>
-      </w:r>
-      <w:r>
-        <w:rPr>
-          <w:color w:val="auto"/>
-        </w:rPr>
-        <w:t>masi Database</w:t>
-      </w:r>
-      <w:bookmarkEnd w:id="44"/>
-    </w:p>
-    <w:p>
-      <w:pPr>
-        <w:ind w:firstLine="720"/>
-        <w:jc w:val="both"/>
-      </w:pPr>
-      <w:r>
-        <w:t xml:space="preserve">MagicAppBuilder hanya menggunakan </w:t>
-      </w:r>
-      <w:r>
-        <w:rPr>
-          <w:i/>
-          <w:iCs/>
-        </w:rPr>
-        <w:t>primary key</w:t>
-      </w:r>
-      <w:r>
-        <w:t xml:space="preserve"> atau kunci utama dalam mengendalikan</w:t>
-      </w:r>
-      <w:r>
-        <w:t xml:space="preserve"> data. Optimasi database dengan cara menambahkan indeks mungkin diperlukan</w:t>
-      </w:r>
-      <w:r>
-        <w:t xml:space="preserve"> terutama saat data berkembang menjadi lebih besar. </w:t>
-      </w:r>
-      <w:r>
-        <w:t xml:space="preserve">Seorang Database Administrator atau DBA mungkin diperlukan </w:t>
-      </w:r>
-      <w:r>
-        <w:t>dalam hal ini.</w:t>
-      </w:r>
-    </w:p>
-    <w:p>
-      <w:pPr>
-        <w:ind w:firstLine="720"/>
-        <w:jc w:val="both"/>
-      </w:pPr>
-      <w:r>
-        <w:t>Op</w:t>
-      </w:r>
-      <w:r>
-        <w:t>timasi database setidaknya memiliki 2 manfaat yaitu:</w:t>
-      </w:r>
-    </w:p>
-    <w:p>
-      <w:pPr>
-        <w:pStyle w:val="ListParagraph"/>
-        <w:numPr>
-          <w:ilvl w:val="4"/>
-          <w:numId w:val="77"/>
-        </w:numPr>
-        <w:tabs>
-          <w:tab w:val="clear" w:pos="3600"/>
-          <w:tab w:val="num" w:pos="1080"/>
-        </w:tabs>
-        <w:ind w:left="1080"/>
-        <w:jc w:val="both"/>
-      </w:pPr>
-      <w:r>
-        <w:t>Mempercepat</w:t>
-      </w:r>
-      <w:r>
-        <w:t xml:space="preserve"> Proses</w:t>
-      </w:r>
-    </w:p>
-    <w:p>
-      <w:pPr>
-        <w:ind w:left="720" w:firstLine="360"/>
-        <w:jc w:val="both"/>
-      </w:pPr>
-      <w:r>
-        <w:t xml:space="preserve">Optimasi database akan mempercepat proses baik </w:t>
-      </w:r>
-      <w:r>
-        <w:t>menulis maupun membaca, dan menghapus data di database.</w:t>
-      </w:r>
-    </w:p>
-    <w:p>
-      <w:pPr>
-        <w:pStyle w:val="ListParagraph"/>
-        <w:numPr>
-          <w:ilvl w:val="4"/>
-          <w:numId w:val="77"/>
-        </w:numPr>
-        <w:tabs>
-          <w:tab w:val="clear" w:pos="3600"/>
-          <w:tab w:val="num" w:pos="1080"/>
-        </w:tabs>
-        <w:ind w:left="1080"/>
-        <w:jc w:val="both"/>
-      </w:pPr>
-      <w:r>
-        <w:t>Penghematan Sumber</w:t>
-      </w:r>
-      <w:r>
-        <w:t xml:space="preserve"> Daya</w:t>
-      </w:r>
-    </w:p>
-    <w:p>
-      <w:pPr>
-        <w:pStyle w:val="ListParagraph"/>
-        <w:ind w:left="1080"/>
-        <w:jc w:val="both"/>
-      </w:pPr>
-      <w:r>
-        <w:t>Optimasi database</w:t>
-      </w:r>
-      <w:r>
-        <w:t xml:space="preserve"> akan menghemat sumber daya sehingga pemilik aplikasi tidak perlu menyediakan perangkat dengan spesifikasi yang tinggi untuk mendukung jalannya aplikasi. Dengan demikian, </w:t>
-      </w:r>
-      <w:r>
-        <w:t>biaya yang diperlukan akan menjadi lebih murah.</w:t>
-      </w:r>
-    </w:p>
-    <w:p>
-      <w:pPr>
-        <w:pStyle w:val="Heading3"/>
-        <w:numPr>
-          <w:ilvl w:val="2"/>
-          <w:numId w:val="95"/>
-        </w:numPr>
-        <w:ind w:left="900" w:hanging="900"/>
-        <w:rPr>
-          <w:color w:val="auto"/>
-        </w:rPr>
-      </w:pPr>
-      <w:bookmarkStart w:id="45" w:name="_Toc203139273"/>
-      <w:r>
-        <w:rPr>
-          <w:color w:val="auto"/>
-        </w:rPr>
-        <w:lastRenderedPageBreak/>
-        <w:t>Scaling dan Sharding Database</w:t>
-      </w:r>
-      <w:bookmarkEnd w:id="45"/>
-    </w:p>
-    <w:p>
-      <w:pPr>
-        <w:ind w:firstLine="720"/>
-        <w:jc w:val="both"/>
-      </w:pPr>
-      <w:r>
-        <w:t>Seiring pertumbuhan data dan jumlah pengguna, optimasi database saja mungkin tidak lagi mencukupi. Pada titik ini, database perlu di-</w:t>
-      </w:r>
-      <w:r>
-        <w:rPr>
-          <w:i/>
-          <w:iCs/>
-        </w:rPr>
-        <w:t>scale</w:t>
-      </w:r>
-      <w:r>
-        <w:t xml:space="preserve"> untuk menangani beban yang lebih besar. Ada dua pendekatan utama:</w:t>
-      </w:r>
-    </w:p>
-    <w:p>
-      <w:pPr>
-        <w:numPr>
-          <w:ilvl w:val="0"/>
-          <w:numId w:val="94"/>
-        </w:numPr>
-        <w:jc w:val="both"/>
-      </w:pPr>
-      <w:r>
-        <w:rPr>
-          <w:b/>
-          <w:bCs/>
-        </w:rPr>
-        <w:t>Pensakalaan Vertikal (Vertical Scaling)</w:t>
-      </w:r>
-      <w:r>
-        <w:t>: Ini berarti meningkatkan kapasitas satu server database tunggal, misalnya dengan menambahkan lebih banyak RAM, CPU, atau penyimpanan yang lebih cepat. Meskipun sederhana untuk diterapkan, pendekatan ini memiliki batasan fisik karena ada batas seberapa besar satu server dapat ditingkatkan.</w:t>
-      </w:r>
-    </w:p>
-    <w:p>
-      <w:pPr>
-        <w:numPr>
-          <w:ilvl w:val="0"/>
-          <w:numId w:val="94"/>
-        </w:numPr>
-        <w:jc w:val="both"/>
-      </w:pPr>
-      <w:r>
-        <w:rPr>
-          <w:b/>
-          <w:bCs/>
-        </w:rPr>
-        <w:t xml:space="preserve">Pensakalaan Horizontal (Horizontal Scaling) / </w:t>
-      </w:r>
-      <w:r>
-        <w:rPr>
-          <w:b/>
-          <w:bCs/>
-          <w:i/>
-          <w:iCs/>
-        </w:rPr>
-        <w:t>Sharding</w:t>
-      </w:r>
-      <w:r>
-        <w:t>: Ini melibatkan distribusi data di banyak server database. Secara logika, sistem masih berfungsi sebagai satu database terpadu, namun data dan beban kerja tersebar di beberapa mesin fisik.</w:t>
-      </w:r>
-    </w:p>
-    <w:p>
-      <w:pPr>
-        <w:pStyle w:val="Heading3"/>
-        <w:numPr>
-          <w:ilvl w:val="2"/>
-          <w:numId w:val="95"/>
-        </w:numPr>
-        <w:ind w:left="900" w:hanging="900"/>
-        <w:rPr>
-          <w:color w:val="auto"/>
-        </w:rPr>
-      </w:pPr>
-      <w:bookmarkStart w:id="46" w:name="_Toc203139274"/>
-      <w:r>
-        <w:rPr>
-          <w:color w:val="auto"/>
-        </w:rPr>
-        <w:t>Perbaikan Masalah (Debugging)</w:t>
-      </w:r>
-      <w:bookmarkEnd w:id="46"/>
-    </w:p>
-    <w:p>
-      <w:pPr>
-        <w:ind w:firstLine="720"/>
-        <w:jc w:val="both"/>
-      </w:pPr>
-      <w:r>
-        <w:t>Ketika masalah muncul pada aplikasi yang sedang berjalan di lingkungan produksi, identifikasi akar masalah merupakan langkah krusial. Perbaikan bug harus dilakukan di lingkungan pengembangan, bukan langsung di produksi. Ini memastikan bahwa perubahan yang dilakukan telah melalui pengujian yang memadai dan tidak menimbulkan masalah baru. Setelah perbaikan selesai dan diuji, skrip perubahan kode akan dijalankan di lingkungan produksi.</w:t>
-      </w:r>
-    </w:p>
-    <w:p>
-      <w:pPr>
-        <w:pStyle w:val="Heading3"/>
-        <w:numPr>
-          <w:ilvl w:val="2"/>
-          <w:numId w:val="95"/>
-        </w:numPr>
-        <w:ind w:left="900" w:hanging="900"/>
-        <w:rPr>
-          <w:color w:val="auto"/>
-        </w:rPr>
-      </w:pPr>
-      <w:bookmarkStart w:id="47" w:name="_Toc203139275"/>
-      <w:r>
-        <w:rPr>
-          <w:color w:val="auto"/>
-        </w:rPr>
-        <w:t>Pembaruan Sistem (Maintenance)</w:t>
-      </w:r>
-      <w:bookmarkEnd w:id="47"/>
-    </w:p>
-    <w:p>
-      <w:pPr>
-        <w:ind w:firstLine="720"/>
-        <w:jc w:val="both"/>
-      </w:pPr>
-      <w:r>
-        <w:t>Pembaruan sistem mencakup berbagai aktivitas yang menjaga aplikasi tetap berjalan lancar dan aman. Ini bisa berupa penerapan patch keamanan, update komponen pihak ketiga, atau peningkatan versi sistem operasi server. Pembaruan ini perlu direncanakan dengan cermat dan sering kali memerlukan waktu henti (downtime) yang minim untuk aplikasi. Proses ini juga sebaiknya melalui lingkungan pengembangan dan staging terlebih dahulu sebelum diterapkan ke lingkungan produksi.</w:t>
-      </w:r>
-    </w:p>
-    <w:p>
-      <w:pPr>
-        <w:ind w:firstLine="720"/>
-        <w:jc w:val="both"/>
-      </w:pPr>
-    </w:p>
-    <w:p>
-      <w:pPr>
-        <w:spacing w:after="0" w:line="240" w:lineRule="auto"/>
-        <w:rPr>
-          <w:rFonts w:ascii="Courier New" w:hAnsi="Courier New" w:cs="Courier New"/>
-          <w:sz w:val="20"/>
-          <w:szCs w:val="20"/>
-        </w:rPr>
       </w:pPr>
     </w:p>
     <w:p>
@@ -27991,7 +27648,7 @@
           <w:color w:val="auto"/>
         </w:rPr>
       </w:pPr>
-      <w:bookmarkStart w:id="48" w:name="_Toc203139276"/>
+      <w:bookmarkStart w:id="48" w:name="_Toc203110861"/>
       <w:r>
         <w:rPr>
           <w:color w:val="auto"/>
@@ -28221,7 +27878,7 @@
 </file>
 
 <file path=word/endnotes.xml><?xml version="1.0" encoding="utf-8"?>
-<w:endnotes xmlns:wpc="http://schemas.microsoft.com/office/word/2010/wordprocessingCanvas" xmlns:cx="http://schemas.microsoft.com/office/drawing/2014/chartex" xmlns:cx1="http://schemas.microsoft.com/office/drawing/2015/9/8/chartex" xmlns:cx2="http://schemas.microsoft.com/office/drawing/2015/10/21/chartex" xmlns:cx3="http://schemas.microsoft.com/office/drawing/2016/5/9/chartex" xmlns:cx4="http://schemas.microsoft.com/office/drawing/2016/5/10/chartex" xmlns:cx5="http://schemas.microsoft.com/office/drawing/2016/5/11/chartex" xmlns:cx6="http://schemas.microsoft.com/office/drawing/2016/5/12/chartex" xmlns:cx7="http://schemas.microsoft.com/office/drawing/2016/5/13/chartex" xmlns:cx8="http://schemas.microsoft.com/office/drawing/2016/5/14/chartex" xmlns:mc="http://schemas.openxmlformats.org/markup-compatibility/2006" xmlns:aink="http://schemas.microsoft.com/office/drawing/2016/ink" xmlns:am3d="http://schemas.microsoft.com/office/drawing/2017/model3d" xmlns:o="urn:schemas-microsoft-com:office:office" xmlns:oel="http://schemas.microsoft.com/office/2019/extlst" xmlns:r="http://schemas.openxmlformats.org/officeDocument/2006/relationships" xmlns:m="http://schemas.openxmlformats.org/officeDocument/2006/math" xmlns:v="urn:schemas-microsoft-com:vml" xmlns:wp14="http://schemas.microsoft.com/office/word/2010/wordprocessingDrawing" xmlns:wp="http://schemas.openxmlformats.org/drawingml/2006/wordprocessingDrawing" xmlns:w10="urn:schemas-microsoft-com:office:word" xmlns:w="http://schemas.openxmlformats.org/wordprocessingml/2006/main" xmlns:w14="http://schemas.microsoft.com/office/word/2010/wordml" xmlns:w15="http://schemas.microsoft.com/office/word/2012/wordml" xmlns:w16cex="http://schemas.microsoft.com/office/word/2018/wordml/cex" xmlns:w16cid="http://schemas.microsoft.com/office/word/2016/wordml/cid" xmlns:w16="http://schemas.microsoft.com/office/word/2018/wordml" xmlns:w16du="http://schemas.microsoft.com/office/word/2023/wordml/word16du" xmlns:w16sdtdh="http://schemas.microsoft.com/office/word/2020/wordml/sdtdatahash" xmlns:w16sdtfl="http://schemas.microsoft.com/office/word/2024/wordml/sdtformatlock" xmlns:w16se="http://schemas.microsoft.com/office/word/2015/wordml/symex" xmlns:wpg="http://schemas.microsoft.com/office/word/2010/wordprocessingGroup" xmlns:wpi="http://schemas.microsoft.com/office/word/2010/wordprocessingInk" xmlns:wne="http://schemas.microsoft.com/office/word/2006/wordml" xmlns:wps="http://schemas.microsoft.com/office/word/2010/wordprocessingShape" mc:Ignorable="w14 w15 w16se w16cid w16 w16cex w16sdtdh w16sdtfl w16du wp14">
+<w:endnotes xmlns:wpc="http://schemas.microsoft.com/office/word/2010/wordprocessingCanvas" xmlns:cx="http://schemas.microsoft.com/office/drawing/2014/chartex" xmlns:cx1="http://schemas.microsoft.com/office/drawing/2015/9/8/chartex" xmlns:cx2="http://schemas.microsoft.com/office/drawing/2015/10/21/chartex" xmlns:cx3="http://schemas.microsoft.com/office/drawing/2016/5/9/chartex" xmlns:cx4="http://schemas.microsoft.com/office/drawing/2016/5/10/chartex" xmlns:cx5="http://schemas.microsoft.com/office/drawing/2016/5/11/chartex" xmlns:cx6="http://schemas.microsoft.com/office/drawing/2016/5/12/chartex" xmlns:cx7="http://schemas.microsoft.com/office/drawing/2016/5/13/chartex" xmlns:cx8="http://schemas.microsoft.com/office/drawing/2016/5/14/chartex" xmlns:mc="http://schemas.openxmlformats.org/markup-compatibility/2006" xmlns:aink="http://schemas.microsoft.com/office/drawing/2016/ink" xmlns:am3d="http://schemas.microsoft.com/office/drawing/2017/model3d" xmlns:o="urn:schemas-microsoft-com:office:office" xmlns:oel="http://schemas.microsoft.com/office/2019/extlst" xmlns:r="http://schemas.openxmlformats.org/officeDocument/2006/relationships" xmlns:m="http://schemas.openxmlformats.org/officeDocument/2006/math" xmlns:v="urn:schemas-microsoft-com:vml" xmlns:wp14="http://schemas.microsoft.com/office/word/2010/wordprocessingDrawing" xmlns:wp="http://schemas.openxmlformats.org/drawingml/2006/wordprocessingDrawing" xmlns:w10="urn:schemas-microsoft-com:office:word" xmlns:w="http://schemas.openxmlformats.org/wordprocessingml/2006/main" xmlns:w14="http://schemas.microsoft.com/office/word/2010/wordml" xmlns:w15="http://schemas.microsoft.com/office/word/2012/wordml" xmlns:w16cex="http://schemas.microsoft.com/office/word/2018/wordml/cex" xmlns:w16cid="http://schemas.microsoft.com/office/word/2016/wordml/cid" xmlns:w16="http://schemas.microsoft.com/office/word/2018/wordml" xmlns:w16sdtdh="http://schemas.microsoft.com/office/word/2020/wordml/sdtdatahash" xmlns:w16se="http://schemas.microsoft.com/office/word/2015/wordml/symex" xmlns:wpg="http://schemas.microsoft.com/office/word/2010/wordprocessingGroup" xmlns:wpi="http://schemas.microsoft.com/office/word/2010/wordprocessingInk" xmlns:wne="http://schemas.microsoft.com/office/word/2006/wordml" xmlns:wps="http://schemas.microsoft.com/office/word/2010/wordprocessingShape" mc:Ignorable="w14 w15 w16se w16cid w16 w16cex w16sdtdh wp14">
   <w:endnote w:type="separator" w:id="-1">
     <w:p>
       <w:pPr>
@@ -28246,7 +27903,7 @@
 </file>
 
 <file path=word/footer1.xml><?xml version="1.0" encoding="utf-8"?>
-<w:ftr xmlns:wpc="http://schemas.microsoft.com/office/word/2010/wordprocessingCanvas" xmlns:cx="http://schemas.microsoft.com/office/drawing/2014/chartex" xmlns:cx1="http://schemas.microsoft.com/office/drawing/2015/9/8/chartex" xmlns:cx2="http://schemas.microsoft.com/office/drawing/2015/10/21/chartex" xmlns:cx3="http://schemas.microsoft.com/office/drawing/2016/5/9/chartex" xmlns:cx4="http://schemas.microsoft.com/office/drawing/2016/5/10/chartex" xmlns:cx5="http://schemas.microsoft.com/office/drawing/2016/5/11/chartex" xmlns:cx6="http://schemas.microsoft.com/office/drawing/2016/5/12/chartex" xmlns:cx7="http://schemas.microsoft.com/office/drawing/2016/5/13/chartex" xmlns:cx8="http://schemas.microsoft.com/office/drawing/2016/5/14/chartex" xmlns:mc="http://schemas.openxmlformats.org/markup-compatibility/2006" xmlns:aink="http://schemas.microsoft.com/office/drawing/2016/ink" xmlns:am3d="http://schemas.microsoft.com/office/drawing/2017/model3d" xmlns:o="urn:schemas-microsoft-com:office:office" xmlns:oel="http://schemas.microsoft.com/office/2019/extlst" xmlns:r="http://schemas.openxmlformats.org/officeDocument/2006/relationships" xmlns:m="http://schemas.openxmlformats.org/officeDocument/2006/math" xmlns:v="urn:schemas-microsoft-com:vml" xmlns:wp14="http://schemas.microsoft.com/office/word/2010/wordprocessingDrawing" xmlns:wp="http://schemas.openxmlformats.org/drawingml/2006/wordprocessingDrawing" xmlns:w10="urn:schemas-microsoft-com:office:word" xmlns:w="http://schemas.openxmlformats.org/wordprocessingml/2006/main" xmlns:w14="http://schemas.microsoft.com/office/word/2010/wordml" xmlns:w15="http://schemas.microsoft.com/office/word/2012/wordml" xmlns:w16cex="http://schemas.microsoft.com/office/word/2018/wordml/cex" xmlns:w16cid="http://schemas.microsoft.com/office/word/2016/wordml/cid" xmlns:w16="http://schemas.microsoft.com/office/word/2018/wordml" xmlns:w16du="http://schemas.microsoft.com/office/word/2023/wordml/word16du" xmlns:w16sdtdh="http://schemas.microsoft.com/office/word/2020/wordml/sdtdatahash" xmlns:w16sdtfl="http://schemas.microsoft.com/office/word/2024/wordml/sdtformatlock" xmlns:w16se="http://schemas.microsoft.com/office/word/2015/wordml/symex" xmlns:wpg="http://schemas.microsoft.com/office/word/2010/wordprocessingGroup" xmlns:wpi="http://schemas.microsoft.com/office/word/2010/wordprocessingInk" xmlns:wne="http://schemas.microsoft.com/office/word/2006/wordml" xmlns:wps="http://schemas.microsoft.com/office/word/2010/wordprocessingShape" mc:Ignorable="w14 w15 w16se w16cid w16 w16cex w16sdtdh w16sdtfl w16du wp14">
+<w:ftr xmlns:wpc="http://schemas.microsoft.com/office/word/2010/wordprocessingCanvas" xmlns:cx="http://schemas.microsoft.com/office/drawing/2014/chartex" xmlns:cx1="http://schemas.microsoft.com/office/drawing/2015/9/8/chartex" xmlns:cx2="http://schemas.microsoft.com/office/drawing/2015/10/21/chartex" xmlns:cx3="http://schemas.microsoft.com/office/drawing/2016/5/9/chartex" xmlns:cx4="http://schemas.microsoft.com/office/drawing/2016/5/10/chartex" xmlns:cx5="http://schemas.microsoft.com/office/drawing/2016/5/11/chartex" xmlns:cx6="http://schemas.microsoft.com/office/drawing/2016/5/12/chartex" xmlns:cx7="http://schemas.microsoft.com/office/drawing/2016/5/13/chartex" xmlns:cx8="http://schemas.microsoft.com/office/drawing/2016/5/14/chartex" xmlns:mc="http://schemas.openxmlformats.org/markup-compatibility/2006" xmlns:aink="http://schemas.microsoft.com/office/drawing/2016/ink" xmlns:am3d="http://schemas.microsoft.com/office/drawing/2017/model3d" xmlns:o="urn:schemas-microsoft-com:office:office" xmlns:oel="http://schemas.microsoft.com/office/2019/extlst" xmlns:r="http://schemas.openxmlformats.org/officeDocument/2006/relationships" xmlns:m="http://schemas.openxmlformats.org/officeDocument/2006/math" xmlns:v="urn:schemas-microsoft-com:vml" xmlns:wp14="http://schemas.microsoft.com/office/word/2010/wordprocessingDrawing" xmlns:wp="http://schemas.openxmlformats.org/drawingml/2006/wordprocessingDrawing" xmlns:w10="urn:schemas-microsoft-com:office:word" xmlns:w="http://schemas.openxmlformats.org/wordprocessingml/2006/main" xmlns:w14="http://schemas.microsoft.com/office/word/2010/wordml" xmlns:w15="http://schemas.microsoft.com/office/word/2012/wordml" xmlns:w16cex="http://schemas.microsoft.com/office/word/2018/wordml/cex" xmlns:w16cid="http://schemas.microsoft.com/office/word/2016/wordml/cid" xmlns:w16="http://schemas.microsoft.com/office/word/2018/wordml" xmlns:w16sdtdh="http://schemas.microsoft.com/office/word/2020/wordml/sdtdatahash" xmlns:w16se="http://schemas.microsoft.com/office/word/2015/wordml/symex" xmlns:wpg="http://schemas.microsoft.com/office/word/2010/wordprocessingGroup" xmlns:wpi="http://schemas.microsoft.com/office/word/2010/wordprocessingInk" xmlns:wne="http://schemas.microsoft.com/office/word/2006/wordml" xmlns:wps="http://schemas.microsoft.com/office/word/2010/wordprocessingShape" mc:Ignorable="w14 w15 w16se w16cid w16 w16cex w16sdtdh wp14">
   <w:sdt>
     <w:sdtPr>
       <w:id w:val="1569922835"/>
@@ -28299,7 +27956,7 @@
 </file>
 
 <file path=word/footnotes.xml><?xml version="1.0" encoding="utf-8"?>
-<w:footnotes xmlns:wpc="http://schemas.microsoft.com/office/word/2010/wordprocessingCanvas" xmlns:cx="http://schemas.microsoft.com/office/drawing/2014/chartex" xmlns:cx1="http://schemas.microsoft.com/office/drawing/2015/9/8/chartex" xmlns:cx2="http://schemas.microsoft.com/office/drawing/2015/10/21/chartex" xmlns:cx3="http://schemas.microsoft.com/office/drawing/2016/5/9/chartex" xmlns:cx4="http://schemas.microsoft.com/office/drawing/2016/5/10/chartex" xmlns:cx5="http://schemas.microsoft.com/office/drawing/2016/5/11/chartex" xmlns:cx6="http://schemas.microsoft.com/office/drawing/2016/5/12/chartex" xmlns:cx7="http://schemas.microsoft.com/office/drawing/2016/5/13/chartex" xmlns:cx8="http://schemas.microsoft.com/office/drawing/2016/5/14/chartex" xmlns:mc="http://schemas.openxmlformats.org/markup-compatibility/2006" xmlns:aink="http://schemas.microsoft.com/office/drawing/2016/ink" xmlns:am3d="http://schemas.microsoft.com/office/drawing/2017/model3d" xmlns:o="urn:schemas-microsoft-com:office:office" xmlns:oel="http://schemas.microsoft.com/office/2019/extlst" xmlns:r="http://schemas.openxmlformats.org/officeDocument/2006/relationships" xmlns:m="http://schemas.openxmlformats.org/officeDocument/2006/math" xmlns:v="urn:schemas-microsoft-com:vml" xmlns:wp14="http://schemas.microsoft.com/office/word/2010/wordprocessingDrawing" xmlns:wp="http://schemas.openxmlformats.org/drawingml/2006/wordprocessingDrawing" xmlns:w10="urn:schemas-microsoft-com:office:word" xmlns:w="http://schemas.openxmlformats.org/wordprocessingml/2006/main" xmlns:w14="http://schemas.microsoft.com/office/word/2010/wordml" xmlns:w15="http://schemas.microsoft.com/office/word/2012/wordml" xmlns:w16cex="http://schemas.microsoft.com/office/word/2018/wordml/cex" xmlns:w16cid="http://schemas.microsoft.com/office/word/2016/wordml/cid" xmlns:w16="http://schemas.microsoft.com/office/word/2018/wordml" xmlns:w16du="http://schemas.microsoft.com/office/word/2023/wordml/word16du" xmlns:w16sdtdh="http://schemas.microsoft.com/office/word/2020/wordml/sdtdatahash" xmlns:w16sdtfl="http://schemas.microsoft.com/office/word/2024/wordml/sdtformatlock" xmlns:w16se="http://schemas.microsoft.com/office/word/2015/wordml/symex" xmlns:wpg="http://schemas.microsoft.com/office/word/2010/wordprocessingGroup" xmlns:wpi="http://schemas.microsoft.com/office/word/2010/wordprocessingInk" xmlns:wne="http://schemas.microsoft.com/office/word/2006/wordml" xmlns:wps="http://schemas.microsoft.com/office/word/2010/wordprocessingShape" mc:Ignorable="w14 w15 w16se w16cid w16 w16cex w16sdtdh w16sdtfl w16du wp14">
+<w:footnotes xmlns:wpc="http://schemas.microsoft.com/office/word/2010/wordprocessingCanvas" xmlns:cx="http://schemas.microsoft.com/office/drawing/2014/chartex" xmlns:cx1="http://schemas.microsoft.com/office/drawing/2015/9/8/chartex" xmlns:cx2="http://schemas.microsoft.com/office/drawing/2015/10/21/chartex" xmlns:cx3="http://schemas.microsoft.com/office/drawing/2016/5/9/chartex" xmlns:cx4="http://schemas.microsoft.com/office/drawing/2016/5/10/chartex" xmlns:cx5="http://schemas.microsoft.com/office/drawing/2016/5/11/chartex" xmlns:cx6="http://schemas.microsoft.com/office/drawing/2016/5/12/chartex" xmlns:cx7="http://schemas.microsoft.com/office/drawing/2016/5/13/chartex" xmlns:cx8="http://schemas.microsoft.com/office/drawing/2016/5/14/chartex" xmlns:mc="http://schemas.openxmlformats.org/markup-compatibility/2006" xmlns:aink="http://schemas.microsoft.com/office/drawing/2016/ink" xmlns:am3d="http://schemas.microsoft.com/office/drawing/2017/model3d" xmlns:o="urn:schemas-microsoft-com:office:office" xmlns:oel="http://schemas.microsoft.com/office/2019/extlst" xmlns:r="http://schemas.openxmlformats.org/officeDocument/2006/relationships" xmlns:m="http://schemas.openxmlformats.org/officeDocument/2006/math" xmlns:v="urn:schemas-microsoft-com:vml" xmlns:wp14="http://schemas.microsoft.com/office/word/2010/wordprocessingDrawing" xmlns:wp="http://schemas.openxmlformats.org/drawingml/2006/wordprocessingDrawing" xmlns:w10="urn:schemas-microsoft-com:office:word" xmlns:w="http://schemas.openxmlformats.org/wordprocessingml/2006/main" xmlns:w14="http://schemas.microsoft.com/office/word/2010/wordml" xmlns:w15="http://schemas.microsoft.com/office/word/2012/wordml" xmlns:w16cex="http://schemas.microsoft.com/office/word/2018/wordml/cex" xmlns:w16cid="http://schemas.microsoft.com/office/word/2016/wordml/cid" xmlns:w16="http://schemas.microsoft.com/office/word/2018/wordml" xmlns:w16sdtdh="http://schemas.microsoft.com/office/word/2020/wordml/sdtdatahash" xmlns:w16se="http://schemas.microsoft.com/office/word/2015/wordml/symex" xmlns:wpg="http://schemas.microsoft.com/office/word/2010/wordprocessingGroup" xmlns:wpi="http://schemas.microsoft.com/office/word/2010/wordprocessingInk" xmlns:wne="http://schemas.microsoft.com/office/word/2006/wordml" xmlns:wps="http://schemas.microsoft.com/office/word/2010/wordprocessingShape" mc:Ignorable="w14 w15 w16se w16cid w16 w16cex w16sdtdh wp14">
   <w:footnote w:type="separator" w:id="-1">
     <w:p>
       <w:pPr>
@@ -28324,7 +27981,7 @@
 </file>
 
 <file path=word/numbering.xml><?xml version="1.0" encoding="utf-8"?>
-<w:numbering xmlns:wpc="http://schemas.microsoft.com/office/word/2010/wordprocessingCanvas" xmlns:cx="http://schemas.microsoft.com/office/drawing/2014/chartex" xmlns:cx1="http://schemas.microsoft.com/office/drawing/2015/9/8/chartex" xmlns:cx2="http://schemas.microsoft.com/office/drawing/2015/10/21/chartex" xmlns:cx3="http://schemas.microsoft.com/office/drawing/2016/5/9/chartex" xmlns:cx4="http://schemas.microsoft.com/office/drawing/2016/5/10/chartex" xmlns:cx5="http://schemas.microsoft.com/office/drawing/2016/5/11/chartex" xmlns:cx6="http://schemas.microsoft.com/office/drawing/2016/5/12/chartex" xmlns:cx7="http://schemas.microsoft.com/office/drawing/2016/5/13/chartex" xmlns:cx8="http://schemas.microsoft.com/office/drawing/2016/5/14/chartex" xmlns:mc="http://schemas.openxmlformats.org/markup-compatibility/2006" xmlns:aink="http://schemas.microsoft.com/office/drawing/2016/ink" xmlns:am3d="http://schemas.microsoft.com/office/drawing/2017/model3d" xmlns:o="urn:schemas-microsoft-com:office:office" xmlns:oel="http://schemas.microsoft.com/office/2019/extlst" xmlns:r="http://schemas.openxmlformats.org/officeDocument/2006/relationships" xmlns:m="http://schemas.openxmlformats.org/officeDocument/2006/math" xmlns:v="urn:schemas-microsoft-com:vml" xmlns:wp14="http://schemas.microsoft.com/office/word/2010/wordprocessingDrawing" xmlns:wp="http://schemas.openxmlformats.org/drawingml/2006/wordprocessingDrawing" xmlns:w10="urn:schemas-microsoft-com:office:word" xmlns:w="http://schemas.openxmlformats.org/wordprocessingml/2006/main" xmlns:w14="http://schemas.microsoft.com/office/word/2010/wordml" xmlns:w15="http://schemas.microsoft.com/office/word/2012/wordml" xmlns:w16cex="http://schemas.microsoft.com/office/word/2018/wordml/cex" xmlns:w16cid="http://schemas.microsoft.com/office/word/2016/wordml/cid" xmlns:w16="http://schemas.microsoft.com/office/word/2018/wordml" xmlns:w16du="http://schemas.microsoft.com/office/word/2023/wordml/word16du" xmlns:w16sdtdh="http://schemas.microsoft.com/office/word/2020/wordml/sdtdatahash" xmlns:w16sdtfl="http://schemas.microsoft.com/office/word/2024/wordml/sdtformatlock" xmlns:w16se="http://schemas.microsoft.com/office/word/2015/wordml/symex" xmlns:wpg="http://schemas.microsoft.com/office/word/2010/wordprocessingGroup" xmlns:wpi="http://schemas.microsoft.com/office/word/2010/wordprocessingInk" xmlns:wne="http://schemas.microsoft.com/office/word/2006/wordml" xmlns:wps="http://schemas.microsoft.com/office/word/2010/wordprocessingShape" mc:Ignorable="w14 w15 w16se w16cid w16 w16cex w16sdtdh w16sdtfl w16du wp14">
+<w:numbering xmlns:wpc="http://schemas.microsoft.com/office/word/2010/wordprocessingCanvas" xmlns:cx="http://schemas.microsoft.com/office/drawing/2014/chartex" xmlns:cx1="http://schemas.microsoft.com/office/drawing/2015/9/8/chartex" xmlns:cx2="http://schemas.microsoft.com/office/drawing/2015/10/21/chartex" xmlns:cx3="http://schemas.microsoft.com/office/drawing/2016/5/9/chartex" xmlns:cx4="http://schemas.microsoft.com/office/drawing/2016/5/10/chartex" xmlns:cx5="http://schemas.microsoft.com/office/drawing/2016/5/11/chartex" xmlns:cx6="http://schemas.microsoft.com/office/drawing/2016/5/12/chartex" xmlns:cx7="http://schemas.microsoft.com/office/drawing/2016/5/13/chartex" xmlns:cx8="http://schemas.microsoft.com/office/drawing/2016/5/14/chartex" xmlns:mc="http://schemas.openxmlformats.org/markup-compatibility/2006" xmlns:aink="http://schemas.microsoft.com/office/drawing/2016/ink" xmlns:am3d="http://schemas.microsoft.com/office/drawing/2017/model3d" xmlns:o="urn:schemas-microsoft-com:office:office" xmlns:oel="http://schemas.microsoft.com/office/2019/extlst" xmlns:r="http://schemas.openxmlformats.org/officeDocument/2006/relationships" xmlns:m="http://schemas.openxmlformats.org/officeDocument/2006/math" xmlns:v="urn:schemas-microsoft-com:vml" xmlns:wp14="http://schemas.microsoft.com/office/word/2010/wordprocessingDrawing" xmlns:wp="http://schemas.openxmlformats.org/drawingml/2006/wordprocessingDrawing" xmlns:w10="urn:schemas-microsoft-com:office:word" xmlns:w="http://schemas.openxmlformats.org/wordprocessingml/2006/main" xmlns:w14="http://schemas.microsoft.com/office/word/2010/wordml" xmlns:w15="http://schemas.microsoft.com/office/word/2012/wordml" xmlns:w16cex="http://schemas.microsoft.com/office/word/2018/wordml/cex" xmlns:w16cid="http://schemas.microsoft.com/office/word/2016/wordml/cid" xmlns:w16="http://schemas.microsoft.com/office/word/2018/wordml" xmlns:w16sdtdh="http://schemas.microsoft.com/office/word/2020/wordml/sdtdatahash" xmlns:w16se="http://schemas.microsoft.com/office/word/2015/wordml/symex" xmlns:wpg="http://schemas.microsoft.com/office/word/2010/wordprocessingGroup" xmlns:wpi="http://schemas.microsoft.com/office/word/2010/wordprocessingInk" xmlns:wne="http://schemas.microsoft.com/office/word/2006/wordml" xmlns:wps="http://schemas.microsoft.com/office/word/2010/wordprocessingShape" mc:Ignorable="w14 w15 w16se w16cid w16 w16cex w16sdtdh wp14">
   <w:abstractNum w:abstractNumId="0" w15:restartNumberingAfterBreak="0">
     <w:nsid w:val="01013915"/>
     <w:multiLevelType w:val="multilevel"/>
@@ -41817,7 +41474,7 @@
 </file>
 
 <file path=word/styles.xml><?xml version="1.0" encoding="utf-8"?>
-<w:styles xmlns:mc="http://schemas.openxmlformats.org/markup-compatibility/2006" xmlns:r="http://schemas.openxmlformats.org/officeDocument/2006/relationships" xmlns:w="http://schemas.openxmlformats.org/wordprocessingml/2006/main" xmlns:w14="http://schemas.microsoft.com/office/word/2010/wordml" xmlns:w15="http://schemas.microsoft.com/office/word/2012/wordml" xmlns:w16cex="http://schemas.microsoft.com/office/word/2018/wordml/cex" xmlns:w16cid="http://schemas.microsoft.com/office/word/2016/wordml/cid" xmlns:w16="http://schemas.microsoft.com/office/word/2018/wordml" xmlns:w16du="http://schemas.microsoft.com/office/word/2023/wordml/word16du" xmlns:w16sdtdh="http://schemas.microsoft.com/office/word/2020/wordml/sdtdatahash" xmlns:w16sdtfl="http://schemas.microsoft.com/office/word/2024/wordml/sdtformatlock" xmlns:w16se="http://schemas.microsoft.com/office/word/2015/wordml/symex" mc:Ignorable="w14 w15 w16se w16cid w16 w16cex w16sdtdh w16sdtfl w16du">
+<w:styles xmlns:mc="http://schemas.openxmlformats.org/markup-compatibility/2006" xmlns:r="http://schemas.openxmlformats.org/officeDocument/2006/relationships" xmlns:w="http://schemas.openxmlformats.org/wordprocessingml/2006/main" xmlns:w14="http://schemas.microsoft.com/office/word/2010/wordml" xmlns:w15="http://schemas.microsoft.com/office/word/2012/wordml" xmlns:w16cex="http://schemas.microsoft.com/office/word/2018/wordml/cex" xmlns:w16cid="http://schemas.microsoft.com/office/word/2016/wordml/cid" xmlns:w16="http://schemas.microsoft.com/office/word/2018/wordml" xmlns:w16sdtdh="http://schemas.microsoft.com/office/word/2020/wordml/sdtdatahash" xmlns:w16se="http://schemas.microsoft.com/office/word/2015/wordml/symex" mc:Ignorable="w14 w15 w16se w16cid w16 w16cex w16sdtdh">
   <w:docDefaults>
     <w:rPrDefault>
       <w:rPr>
@@ -42873,7 +42530,7 @@
 </file>
 
 <file path=word/glossary/document.xml><?xml version="1.0" encoding="utf-8"?>
-<w:glossaryDocument xmlns:wpc="http://schemas.microsoft.com/office/word/2010/wordprocessingCanvas" xmlns:cx="http://schemas.microsoft.com/office/drawing/2014/chartex" xmlns:cx1="http://schemas.microsoft.com/office/drawing/2015/9/8/chartex" xmlns:cx2="http://schemas.microsoft.com/office/drawing/2015/10/21/chartex" xmlns:cx3="http://schemas.microsoft.com/office/drawing/2016/5/9/chartex" xmlns:cx4="http://schemas.microsoft.com/office/drawing/2016/5/10/chartex" xmlns:cx5="http://schemas.microsoft.com/office/drawing/2016/5/11/chartex" xmlns:cx6="http://schemas.microsoft.com/office/drawing/2016/5/12/chartex" xmlns:cx7="http://schemas.microsoft.com/office/drawing/2016/5/13/chartex" xmlns:cx8="http://schemas.microsoft.com/office/drawing/2016/5/14/chartex" xmlns:mc="http://schemas.openxmlformats.org/markup-compatibility/2006" xmlns:aink="http://schemas.microsoft.com/office/drawing/2016/ink" xmlns:am3d="http://schemas.microsoft.com/office/drawing/2017/model3d" xmlns:o="urn:schemas-microsoft-com:office:office" xmlns:oel="http://schemas.microsoft.com/office/2019/extlst" xmlns:r="http://schemas.openxmlformats.org/officeDocument/2006/relationships" xmlns:m="http://schemas.openxmlformats.org/officeDocument/2006/math" xmlns:v="urn:schemas-microsoft-com:vml" xmlns:wp14="http://schemas.microsoft.com/office/word/2010/wordprocessingDrawing" xmlns:wp="http://schemas.openxmlformats.org/drawingml/2006/wordprocessingDrawing" xmlns:w10="urn:schemas-microsoft-com:office:word" xmlns:w="http://schemas.openxmlformats.org/wordprocessingml/2006/main" xmlns:w14="http://schemas.microsoft.com/office/word/2010/wordml" xmlns:w15="http://schemas.microsoft.com/office/word/2012/wordml" xmlns:w16cex="http://schemas.microsoft.com/office/word/2018/wordml/cex" xmlns:w16cid="http://schemas.microsoft.com/office/word/2016/wordml/cid" xmlns:w16="http://schemas.microsoft.com/office/word/2018/wordml" xmlns:w16du="http://schemas.microsoft.com/office/word/2023/wordml/word16du" xmlns:w16sdtdh="http://schemas.microsoft.com/office/word/2020/wordml/sdtdatahash" xmlns:w16sdtfl="http://schemas.microsoft.com/office/word/2024/wordml/sdtformatlock" xmlns:w16se="http://schemas.microsoft.com/office/word/2015/wordml/symex" xmlns:wpg="http://schemas.microsoft.com/office/word/2010/wordprocessingGroup" xmlns:wpi="http://schemas.microsoft.com/office/word/2010/wordprocessingInk" xmlns:wne="http://schemas.microsoft.com/office/word/2006/wordml" xmlns:wps="http://schemas.microsoft.com/office/word/2010/wordprocessingShape" mc:Ignorable="w14 w15 w16se w16cid w16 w16cex w16sdtdh w16sdtfl w16du wp14">
+<w:glossaryDocument xmlns:wpc="http://schemas.microsoft.com/office/word/2010/wordprocessingCanvas" xmlns:cx="http://schemas.microsoft.com/office/drawing/2014/chartex" xmlns:cx1="http://schemas.microsoft.com/office/drawing/2015/9/8/chartex" xmlns:cx2="http://schemas.microsoft.com/office/drawing/2015/10/21/chartex" xmlns:cx3="http://schemas.microsoft.com/office/drawing/2016/5/9/chartex" xmlns:cx4="http://schemas.microsoft.com/office/drawing/2016/5/10/chartex" xmlns:cx5="http://schemas.microsoft.com/office/drawing/2016/5/11/chartex" xmlns:cx6="http://schemas.microsoft.com/office/drawing/2016/5/12/chartex" xmlns:cx7="http://schemas.microsoft.com/office/drawing/2016/5/13/chartex" xmlns:cx8="http://schemas.microsoft.com/office/drawing/2016/5/14/chartex" xmlns:mc="http://schemas.openxmlformats.org/markup-compatibility/2006" xmlns:aink="http://schemas.microsoft.com/office/drawing/2016/ink" xmlns:am3d="http://schemas.microsoft.com/office/drawing/2017/model3d" xmlns:o="urn:schemas-microsoft-com:office:office" xmlns:oel="http://schemas.microsoft.com/office/2019/extlst" xmlns:r="http://schemas.openxmlformats.org/officeDocument/2006/relationships" xmlns:m="http://schemas.openxmlformats.org/officeDocument/2006/math" xmlns:v="urn:schemas-microsoft-com:vml" xmlns:wp14="http://schemas.microsoft.com/office/word/2010/wordprocessingDrawing" xmlns:wp="http://schemas.openxmlformats.org/drawingml/2006/wordprocessingDrawing" xmlns:w10="urn:schemas-microsoft-com:office:word" xmlns:w="http://schemas.openxmlformats.org/wordprocessingml/2006/main" xmlns:w14="http://schemas.microsoft.com/office/word/2010/wordml" xmlns:w15="http://schemas.microsoft.com/office/word/2012/wordml" xmlns:w16cex="http://schemas.microsoft.com/office/word/2018/wordml/cex" xmlns:w16cid="http://schemas.microsoft.com/office/word/2016/wordml/cid" xmlns:w16="http://schemas.microsoft.com/office/word/2018/wordml" xmlns:w16sdtdh="http://schemas.microsoft.com/office/word/2020/wordml/sdtdatahash" xmlns:w16se="http://schemas.microsoft.com/office/word/2015/wordml/symex" xmlns:wpg="http://schemas.microsoft.com/office/word/2010/wordprocessingGroup" xmlns:wpi="http://schemas.microsoft.com/office/word/2010/wordprocessingInk" xmlns:wne="http://schemas.microsoft.com/office/word/2006/wordml" xmlns:wps="http://schemas.microsoft.com/office/word/2010/wordprocessingShape" mc:Ignorable="w14 w15 w16se w16cid w16 w16cex w16sdtdh wp14">
   <w:docParts>
     <w:docPart>
       <w:docPartPr>
@@ -42946,7 +42603,7 @@
 </file>
 
 <file path=word/glossary/fontTable.xml><?xml version="1.0" encoding="utf-8"?>
-<w:fonts xmlns:mc="http://schemas.openxmlformats.org/markup-compatibility/2006" xmlns:r="http://schemas.openxmlformats.org/officeDocument/2006/relationships" xmlns:w="http://schemas.openxmlformats.org/wordprocessingml/2006/main" xmlns:w14="http://schemas.microsoft.com/office/word/2010/wordml" xmlns:w15="http://schemas.microsoft.com/office/word/2012/wordml" xmlns:w16cex="http://schemas.microsoft.com/office/word/2018/wordml/cex" xmlns:w16cid="http://schemas.microsoft.com/office/word/2016/wordml/cid" xmlns:w16="http://schemas.microsoft.com/office/word/2018/wordml" xmlns:w16du="http://schemas.microsoft.com/office/word/2023/wordml/word16du" xmlns:w16sdtdh="http://schemas.microsoft.com/office/word/2020/wordml/sdtdatahash" xmlns:w16sdtfl="http://schemas.microsoft.com/office/word/2024/wordml/sdtformatlock" xmlns:w16se="http://schemas.microsoft.com/office/word/2015/wordml/symex" mc:Ignorable="w14 w15 w16se w16cid w16 w16cex w16sdtdh w16sdtfl w16du">
+<w:fonts xmlns:mc="http://schemas.openxmlformats.org/markup-compatibility/2006" xmlns:r="http://schemas.openxmlformats.org/officeDocument/2006/relationships" xmlns:w="http://schemas.openxmlformats.org/wordprocessingml/2006/main" xmlns:w14="http://schemas.microsoft.com/office/word/2010/wordml" xmlns:w15="http://schemas.microsoft.com/office/word/2012/wordml" xmlns:w16cex="http://schemas.microsoft.com/office/word/2018/wordml/cex" xmlns:w16cid="http://schemas.microsoft.com/office/word/2016/wordml/cid" xmlns:w16="http://schemas.microsoft.com/office/word/2018/wordml" xmlns:w16sdtdh="http://schemas.microsoft.com/office/word/2020/wordml/sdtdatahash" xmlns:w16se="http://schemas.microsoft.com/office/word/2015/wordml/symex" mc:Ignorable="w14 w15 w16se w16cid w16 w16cex w16sdtdh">
   <w:font w:name="Symbol">
     <w:panose1 w:val="05050102010706020507"/>
     <w:charset w:val="02"/>
@@ -43005,7 +42662,7 @@
 </file>
 
 <file path=word/glossary/settings.xml><?xml version="1.0" encoding="utf-8"?>
-<w:settings xmlns:mc="http://schemas.openxmlformats.org/markup-compatibility/2006" xmlns:o="urn:schemas-microsoft-com:office:office" xmlns:r="http://schemas.openxmlformats.org/officeDocument/2006/relationships" xmlns:m="http://schemas.openxmlformats.org/officeDocument/2006/math" xmlns:v="urn:schemas-microsoft-com:vml" xmlns:w10="urn:schemas-microsoft-com:office:word" xmlns:w="http://schemas.openxmlformats.org/wordprocessingml/2006/main" xmlns:w14="http://schemas.microsoft.com/office/word/2010/wordml" xmlns:w15="http://schemas.microsoft.com/office/word/2012/wordml" xmlns:w16cex="http://schemas.microsoft.com/office/word/2018/wordml/cex" xmlns:w16cid="http://schemas.microsoft.com/office/word/2016/wordml/cid" xmlns:w16="http://schemas.microsoft.com/office/word/2018/wordml" xmlns:w16du="http://schemas.microsoft.com/office/word/2023/wordml/word16du" xmlns:w16sdtdh="http://schemas.microsoft.com/office/word/2020/wordml/sdtdatahash" xmlns:w16sdtfl="http://schemas.microsoft.com/office/word/2024/wordml/sdtformatlock" xmlns:w16se="http://schemas.microsoft.com/office/word/2015/wordml/symex" xmlns:sl="http://schemas.openxmlformats.org/schemaLibrary/2006/main" mc:Ignorable="w14 w15 w16se w16cid w16 w16cex w16sdtdh w16sdtfl w16du">
+<w:settings xmlns:mc="http://schemas.openxmlformats.org/markup-compatibility/2006" xmlns:o="urn:schemas-microsoft-com:office:office" xmlns:r="http://schemas.openxmlformats.org/officeDocument/2006/relationships" xmlns:m="http://schemas.openxmlformats.org/officeDocument/2006/math" xmlns:v="urn:schemas-microsoft-com:vml" xmlns:w10="urn:schemas-microsoft-com:office:word" xmlns:w="http://schemas.openxmlformats.org/wordprocessingml/2006/main" xmlns:w14="http://schemas.microsoft.com/office/word/2010/wordml" xmlns:w15="http://schemas.microsoft.com/office/word/2012/wordml" xmlns:w16cex="http://schemas.microsoft.com/office/word/2018/wordml/cex" xmlns:w16cid="http://schemas.microsoft.com/office/word/2016/wordml/cid" xmlns:w16="http://schemas.microsoft.com/office/word/2018/wordml" xmlns:w16sdtdh="http://schemas.microsoft.com/office/word/2020/wordml/sdtdatahash" xmlns:w16se="http://schemas.microsoft.com/office/word/2015/wordml/symex" xmlns:sl="http://schemas.openxmlformats.org/schemaLibrary/2006/main" mc:Ignorable="w14 w15 w16se w16cid w16 w16cex w16sdtdh">
   <w:view w:val="normal"/>
   <w:defaultTabStop w:val="720"/>
   <w:characterSpacingControl w:val="doNotCompress"/>
@@ -43020,7 +42677,6 @@
   </w:compat>
   <w:rsids>
     <w:rsidRoot w:val="00370391"/>
-    <w:rsid w:val="00012966"/>
     <w:rsid w:val="000A3825"/>
     <w:rsid w:val="000B7034"/>
     <w:rsid w:val="000C53BB"/>
@@ -43089,7 +42745,6 @@
     <w:rsid w:val="00D97872"/>
     <w:rsid w:val="00DC105C"/>
     <w:rsid w:val="00DE2179"/>
-    <w:rsid w:val="00DF7C4E"/>
     <w:rsid w:val="00E121A6"/>
     <w:rsid w:val="00E60007"/>
     <w:rsid w:val="00EC109A"/>
@@ -43119,14 +42774,14 @@
   </m:mathPr>
   <w:themeFontLang w:val="en-US"/>
   <w:clrSchemeMapping w:bg1="light1" w:t1="dark1" w:bg2="light2" w:t2="dark2" w:accent1="accent1" w:accent2="accent2" w:accent3="accent3" w:accent4="accent4" w:accent5="accent5" w:accent6="accent6" w:hyperlink="hyperlink" w:followedHyperlink="followedHyperlink"/>
-  <w:decimalSymbol w:val=","/>
-  <w:listSeparator w:val=";"/>
+  <w:decimalSymbol w:val="."/>
+  <w:listSeparator w:val=","/>
   <w15:chartTrackingRefBased/>
 </w:settings>
 </file>
 
 <file path=word/glossary/styles.xml><?xml version="1.0" encoding="utf-8"?>
-<w:styles xmlns:mc="http://schemas.openxmlformats.org/markup-compatibility/2006" xmlns:r="http://schemas.openxmlformats.org/officeDocument/2006/relationships" xmlns:w="http://schemas.openxmlformats.org/wordprocessingml/2006/main" xmlns:w14="http://schemas.microsoft.com/office/word/2010/wordml" xmlns:w15="http://schemas.microsoft.com/office/word/2012/wordml" xmlns:w16cex="http://schemas.microsoft.com/office/word/2018/wordml/cex" xmlns:w16cid="http://schemas.microsoft.com/office/word/2016/wordml/cid" xmlns:w16="http://schemas.microsoft.com/office/word/2018/wordml" xmlns:w16du="http://schemas.microsoft.com/office/word/2023/wordml/word16du" xmlns:w16sdtdh="http://schemas.microsoft.com/office/word/2020/wordml/sdtdatahash" xmlns:w16sdtfl="http://schemas.microsoft.com/office/word/2024/wordml/sdtformatlock" xmlns:w16se="http://schemas.microsoft.com/office/word/2015/wordml/symex" mc:Ignorable="w14 w15 w16se w16cid w16 w16cex w16sdtdh w16sdtfl w16du">
+<w:styles xmlns:mc="http://schemas.openxmlformats.org/markup-compatibility/2006" xmlns:r="http://schemas.openxmlformats.org/officeDocument/2006/relationships" xmlns:w="http://schemas.openxmlformats.org/wordprocessingml/2006/main" xmlns:w14="http://schemas.microsoft.com/office/word/2010/wordml" xmlns:w15="http://schemas.microsoft.com/office/word/2012/wordml" xmlns:w16cex="http://schemas.microsoft.com/office/word/2018/wordml/cex" xmlns:w16cid="http://schemas.microsoft.com/office/word/2016/wordml/cid" xmlns:w16="http://schemas.microsoft.com/office/word/2018/wordml" xmlns:w16sdtdh="http://schemas.microsoft.com/office/word/2020/wordml/sdtdatahash" xmlns:w16se="http://schemas.microsoft.com/office/word/2015/wordml/symex" mc:Ignorable="w14 w15 w16se w16cid w16 w16cex w16sdtdh">
   <w:docDefaults>
     <w:rPrDefault>
       <w:rPr>
@@ -43565,7 +43220,7 @@
 </file>
 
 <file path=word/glossary/webSettings.xml><?xml version="1.0" encoding="utf-8"?>
-<w:webSettings xmlns:mc="http://schemas.openxmlformats.org/markup-compatibility/2006" xmlns:r="http://schemas.openxmlformats.org/officeDocument/2006/relationships" xmlns:w="http://schemas.openxmlformats.org/wordprocessingml/2006/main" xmlns:w14="http://schemas.microsoft.com/office/word/2010/wordml" xmlns:w15="http://schemas.microsoft.com/office/word/2012/wordml" xmlns:w16cex="http://schemas.microsoft.com/office/word/2018/wordml/cex" xmlns:w16cid="http://schemas.microsoft.com/office/word/2016/wordml/cid" xmlns:w16="http://schemas.microsoft.com/office/word/2018/wordml" xmlns:w16du="http://schemas.microsoft.com/office/word/2023/wordml/word16du" xmlns:w16sdtdh="http://schemas.microsoft.com/office/word/2020/wordml/sdtdatahash" xmlns:w16sdtfl="http://schemas.microsoft.com/office/word/2024/wordml/sdtformatlock" xmlns:w16se="http://schemas.microsoft.com/office/word/2015/wordml/symex" mc:Ignorable="w14 w15 w16se w16cid w16 w16cex w16sdtdh w16sdtfl w16du">
+<w:webSettings xmlns:mc="http://schemas.openxmlformats.org/markup-compatibility/2006" xmlns:r="http://schemas.openxmlformats.org/officeDocument/2006/relationships" xmlns:w="http://schemas.openxmlformats.org/wordprocessingml/2006/main" xmlns:w14="http://schemas.microsoft.com/office/word/2010/wordml" xmlns:w15="http://schemas.microsoft.com/office/word/2012/wordml" xmlns:w16cex="http://schemas.microsoft.com/office/word/2018/wordml/cex" xmlns:w16cid="http://schemas.microsoft.com/office/word/2016/wordml/cid" xmlns:w16="http://schemas.microsoft.com/office/word/2018/wordml" xmlns:w16sdtdh="http://schemas.microsoft.com/office/word/2020/wordml/sdtdatahash" xmlns:w16se="http://schemas.microsoft.com/office/word/2015/wordml/symex" mc:Ignorable="w14 w15 w16se w16cid w16 w16cex w16sdtdh">
   <w:optimizeForBrowser/>
   <w:allowPNG/>
 </w:webSettings>
@@ -44022,12 +43677,7 @@
 </file>
 
 <file path=customXml/item3.xml><?xml version="1.0" encoding="utf-8"?>
-<?mso-contentType ?>
-<FormTemplates xmlns="http://schemas.microsoft.com/sharepoint/v3/contenttype/forms">
-  <Display>DocumentLibraryForm</Display>
-  <Edit>DocumentLibraryForm</Edit>
-  <New>DocumentLibraryForm</New>
-</FormTemplates>
+<b:Sources xmlns:b="http://schemas.openxmlformats.org/officeDocument/2006/bibliography" xmlns="http://schemas.openxmlformats.org/officeDocument/2006/bibliography" SelectedStyle="\APASixthEditionOfficeOnline.xsl" StyleName="APA" Version="6"/>
 </file>
 
 <file path=customXml/item4.xml><?xml version="1.0" encoding="utf-8"?>
@@ -44037,7 +43687,12 @@
 </file>
 
 <file path=customXml/item5.xml><?xml version="1.0" encoding="utf-8"?>
-<b:Sources xmlns:b="http://schemas.openxmlformats.org/officeDocument/2006/bibliography" xmlns="http://schemas.openxmlformats.org/officeDocument/2006/bibliography" SelectedStyle="\APASixthEditionOfficeOnline.xsl" StyleName="APA" Version="6"/>
+<?mso-contentType ?>
+<FormTemplates xmlns="http://schemas.microsoft.com/sharepoint/v3/contenttype/forms">
+  <Display>DocumentLibraryForm</Display>
+  <Edit>DocumentLibraryForm</Edit>
+  <New>DocumentLibraryForm</New>
+</FormTemplates>
 </file>
 
 <file path=customXml/itemProps1.xml><?xml version="1.0" encoding="utf-8"?>
@@ -44067,9 +43722,9 @@
 </file>
 
 <file path=customXml/itemProps3.xml><?xml version="1.0" encoding="utf-8"?>
-<ds:datastoreItem xmlns:ds="http://schemas.openxmlformats.org/officeDocument/2006/customXml" ds:itemID="{DE7C3837-D30F-4C6E-A905-13F5B7FD328D}">
+<ds:datastoreItem xmlns:ds="http://schemas.openxmlformats.org/officeDocument/2006/customXml" ds:itemID="{B1C12203-43A6-477E-8C1E-68E31005A338}">
   <ds:schemaRefs>
-    <ds:schemaRef ds:uri="http://schemas.microsoft.com/sharepoint/v3/contenttype/forms"/>
+    <ds:schemaRef ds:uri="http://schemas.openxmlformats.org/officeDocument/2006/bibliography"/>
   </ds:schemaRefs>
 </ds:datastoreItem>
 </file>
@@ -44084,9 +43739,9 @@
 </file>
 
 <file path=customXml/itemProps5.xml><?xml version="1.0" encoding="utf-8"?>
-<ds:datastoreItem xmlns:ds="http://schemas.openxmlformats.org/officeDocument/2006/customXml" ds:itemID="{B1C12203-43A6-477E-8C1E-68E31005A338}">
+<ds:datastoreItem xmlns:ds="http://schemas.openxmlformats.org/officeDocument/2006/customXml" ds:itemID="{DE7C3837-D30F-4C6E-A905-13F5B7FD328D}">
   <ds:schemaRefs>
-    <ds:schemaRef ds:uri="http://schemas.openxmlformats.org/officeDocument/2006/bibliography"/>
+    <ds:schemaRef ds:uri="http://schemas.microsoft.com/sharepoint/v3/contenttype/forms"/>
   </ds:schemaRefs>
 </ds:datastoreItem>
 </file>